--- a/site/downloads/handbook-B9.docx
+++ b/site/downloads/handbook-B9.docx
@@ -1901,7 +1901,64 @@
           <w:b w:val="0"/>
           <w:i w:val="0"/>
         </w:rPr>
-        <w:t>Starter code:</w:t>
+        <w:t>Your code must pass these checks:</w:t>
+      </w:r>
+    </w:p>
+    <w:p>
+      <w:pPr>
+        <w:pStyle w:val="ListBullet"/>
+      </w:pPr>
+      <w:r>
+        <w:rPr>
+          <w:b w:val="0"/>
+          <w:i w:val="0"/>
+        </w:rPr>
+        <w:t>40% vs 45% at alpha 0.05, power 0.8 must give 1,534, in either order.</w:t>
+      </w:r>
+    </w:p>
+    <w:p>
+      <w:pPr>
+        <w:pStyle w:val="ListBullet"/>
+      </w:pPr>
+      <w:r>
+        <w:rPr>
+          <w:b w:val="0"/>
+          <w:i w:val="0"/>
+        </w:rPr>
+        <w:t>Use the alpha and power arguments in the z values.</w:t>
+      </w:r>
+    </w:p>
+    <w:p>
+      <w:pPr>
+        <w:pStyle w:val="ListBullet"/>
+      </w:pPr>
+      <w:r>
+        <w:rPr>
+          <w:b w:val="0"/>
+          <w:i w:val="0"/>
+        </w:rPr>
+        <w:t>Multiply by design_effect before rounding up.</w:t>
+      </w:r>
+    </w:p>
+    <w:p>
+      <w:pPr>
+        <w:pStyle w:val="ListBullet"/>
+      </w:pPr>
+      <w:r>
+        <w:rPr>
+          <w:b w:val="0"/>
+          <w:i w:val="0"/>
+        </w:rPr>
+        <w:t>Raise ValueError for equal shares or shares outside (0, 1).</w:t>
+      </w:r>
+    </w:p>
+    <w:p>
+      <w:r>
+        <w:rPr>
+          <w:b w:val="0"/>
+          <w:i w:val="0"/>
+        </w:rPr>
+        <w:t>Shape of the answer. The reference solution defines these names. Write the bodies yourself.</w:t>
       </w:r>
     </w:p>
     <w:tbl>
@@ -1939,7 +1996,7 @@
                 <w:b w:val="0"/>
                 <w:sz w:val="16"/>
               </w:rPr>
-              <w:t>import math</w:t>
+              <w:t># Sample per group to detect p1 vs p2 with a two-sided test.</w:t>
             </w:r>
           </w:p>
           <w:p>
@@ -1962,7 +2019,7 @@
                 <w:b w:val="0"/>
                 <w:sz w:val="16"/>
               </w:rPr>
-              <w:t xml:space="preserve"> </w:t>
+              <w:t>def n_per_group(</w:t>
             </w:r>
           </w:p>
           <w:p>
@@ -1985,7 +2042,7 @@
                 <w:b w:val="0"/>
                 <w:sz w:val="16"/>
               </w:rPr>
-              <w:t xml:space="preserve"> </w:t>
+              <w:t xml:space="preserve">    p1: float,</w:t>
             </w:r>
           </w:p>
           <w:p>
@@ -2008,7 +2065,7 @@
                 <w:b w:val="0"/>
                 <w:sz w:val="16"/>
               </w:rPr>
-              <w:t>def n_per_group(p1, p2, alpha=0.05, power=0.8, design_effect=1.0):</w:t>
+              <w:t xml:space="preserve">    p2: float,</w:t>
             </w:r>
           </w:p>
           <w:p>
@@ -2031,7 +2088,76 @@
                 <w:b w:val="0"/>
                 <w:sz w:val="16"/>
               </w:rPr>
-              <w:t xml:space="preserve">    return 300</w:t>
+              <w:t xml:space="preserve">    alpha: float = 0.05,</w:t>
+            </w:r>
+          </w:p>
+          <w:p>
+            <w:pPr>
+              <w:spacing w:before="0" w:after="0" w:line="240" w:lineRule="auto"/>
+              <w:ind w:left="567" w:hanging="567"/>
+            </w:pPr>
+            <w:r>
+              <w:rPr>
+                <w:rFonts w:ascii="Consolas" w:hAnsi="Consolas" w:eastAsia="Consolas"/>
+                <w:b w:val="0"/>
+                <w:color w:val="5B6875"/>
+                <w:sz w:val="16"/>
+              </w:rPr>
+              <w:t xml:space="preserve">   6  </w:t>
+            </w:r>
+            <w:r>
+              <w:rPr>
+                <w:rFonts w:ascii="Consolas" w:hAnsi="Consolas" w:eastAsia="Consolas"/>
+                <w:b w:val="0"/>
+                <w:sz w:val="16"/>
+              </w:rPr>
+              <w:t xml:space="preserve">    power: float = 0.8,</w:t>
+            </w:r>
+          </w:p>
+          <w:p>
+            <w:pPr>
+              <w:spacing w:before="0" w:after="0" w:line="240" w:lineRule="auto"/>
+              <w:ind w:left="567" w:hanging="567"/>
+            </w:pPr>
+            <w:r>
+              <w:rPr>
+                <w:rFonts w:ascii="Consolas" w:hAnsi="Consolas" w:eastAsia="Consolas"/>
+                <w:b w:val="0"/>
+                <w:color w:val="5B6875"/>
+                <w:sz w:val="16"/>
+              </w:rPr>
+              <w:t xml:space="preserve">   7  </w:t>
+            </w:r>
+            <w:r>
+              <w:rPr>
+                <w:rFonts w:ascii="Consolas" w:hAnsi="Consolas" w:eastAsia="Consolas"/>
+                <w:b w:val="0"/>
+                <w:sz w:val="16"/>
+              </w:rPr>
+              <w:t xml:space="preserve">    design_effect: float = 1.0,</w:t>
+            </w:r>
+          </w:p>
+          <w:p>
+            <w:pPr>
+              <w:spacing w:before="0" w:after="0" w:line="240" w:lineRule="auto"/>
+              <w:ind w:left="567" w:hanging="567"/>
+            </w:pPr>
+            <w:r>
+              <w:rPr>
+                <w:rFonts w:ascii="Consolas" w:hAnsi="Consolas" w:eastAsia="Consolas"/>
+                <w:b w:val="0"/>
+                <w:color w:val="5B6875"/>
+                <w:sz w:val="16"/>
+              </w:rPr>
+              <w:t xml:space="preserve">   8  </w:t>
+            </w:r>
+            <w:r>
+              <w:rPr>
+                <w:rFonts w:ascii="Consolas" w:hAnsi="Consolas" w:eastAsia="Consolas"/>
+                <w:b w:val="0"/>
+                <w:sz w:val="16"/>
+              </w:rPr>
+              <w:t>) -&gt; int: ...</w:t>
             </w:r>
           </w:p>
         </w:tc>
@@ -2039,152 +2165,12 @@
     </w:tbl>
     <w:p/>
     <w:p>
-      <w:pPr>
-        <w:pStyle w:val="Heading5"/>
-      </w:pPr>
-      <w:r>
-        <w:t>Exercise 5. Architecture design (level 4)</w:t>
-      </w:r>
-    </w:p>
-    <w:p>
       <w:r>
         <w:rPr>
           <w:b w:val="0"/>
           <w:i w:val="0"/>
         </w:rPr>
-        <w:t>A client wants to know whether a new ad lifts consideration from 40% by at least 5 points, overall and within each of 4 regions. Weighting will give a design effect of about 1.5. The budget buys 4,000 completes. Choose the plan.</w:t>
-      </w:r>
-    </w:p>
-    <w:p>
-      <w:r>
-        <w:rPr>
-          <w:b w:val="0"/>
-          <w:i w:val="0"/>
-        </w:rPr>
-        <w:t>Options: 2 × 1,534 × 1.5 = 4,602: slightly above budget, 4,000 is plenty for any read.</w:t>
-      </w:r>
-    </w:p>
-    <w:p>
-      <w:pPr>
-        <w:pStyle w:val="ListNumber"/>
-      </w:pPr>
-      <w:r>
-        <w:rPr>
-          <w:b w:val="0"/>
-          <w:i w:val="0"/>
-        </w:rPr>
-        <w:t>Sample for the overall read</w:t>
-      </w:r>
-    </w:p>
-    <w:p>
-      <w:pPr>
-        <w:pStyle w:val="ListNumber"/>
-      </w:pPr>
-      <w:r>
-        <w:rPr>
-          <w:b w:val="0"/>
-          <w:i w:val="0"/>
-        </w:rPr>
-        <w:t>Regional reads</w:t>
-      </w:r>
-    </w:p>
-    <w:p>
-      <w:pPr>
-        <w:pStyle w:val="ListNumber"/>
-      </w:pPr>
-      <w:r>
-        <w:rPr>
-          <w:b w:val="0"/>
-          <w:i w:val="0"/>
-        </w:rPr>
-        <w:t>Recommendation</w:t>
-      </w:r>
-    </w:p>
-    <w:p>
-      <w:pPr>
-        <w:pStyle w:val="Heading4"/>
-      </w:pPr>
-      <w:r>
-        <w:t>Sources</w:t>
-      </w:r>
-    </w:p>
-    <w:p>
-      <w:pPr>
-        <w:pStyle w:val="ListBullet"/>
-      </w:pPr>
-      <w:r>
-        <w:rPr>
-          <w:b w:val="0"/>
-          <w:i w:val="0"/>
-        </w:rPr>
-        <w:t>NormalIndPower().solve_power(effect_size=proportion_effectsize(0.45, 0.40), alpha=0.05, power=0.8) returns 1533.05. (verified: Run on statsmodels 0.15.0 in this repository; matches the closed-form result of 1,534.)</w:t>
-      </w:r>
-    </w:p>
-    <w:p>
-      <w:pPr>
-        <w:pStyle w:val="ListBullet"/>
-      </w:pPr>
-      <w:r>
-        <w:rPr>
-          <w:b w:val="0"/>
-          <w:i w:val="0"/>
-        </w:rPr>
-        <w:t>With 300 per cell, power to detect 40% vs 45% is 0.24. (verified: Computed with statsmodels NormalIndPower in this repository.)</w:t>
-      </w:r>
-    </w:p>
-    <w:p>
-      <w:pPr>
-        <w:pStyle w:val="Heading3"/>
-      </w:pPr>
-      <w:r>
-        <w:t>B9-L2 Analyse an A/B test the way it was randomised</w:t>
-      </w:r>
-    </w:p>
-    <w:p>
-      <w:pPr>
-        <w:pStyle w:val="Heading4"/>
-      </w:pPr>
-      <w:r>
-        <w:t>Concept</w:t>
-      </w:r>
-    </w:p>
-    <w:p>
-      <w:r>
-        <w:rPr>
-          <w:b w:val="0"/>
-          <w:i w:val="0"/>
-        </w:rPr>
-        <w:t>An A/B test compares groups that differ only by chance and by the change you made. Keep that property in the analysis.</w:t>
-      </w:r>
-    </w:p>
-    <w:p>
-      <w:r>
-        <w:rPr>
-          <w:b/>
-          <w:i w:val="0"/>
-        </w:rPr>
-        <w:t>1. Check the split first.</w:t>
-      </w:r>
-      <w:r>
-        <w:rPr>
-          <w:b w:val="0"/>
-          <w:i w:val="0"/>
-        </w:rPr>
-        <w:t xml:space="preserve"> If you assigned 50/50 and got 50,600 against 49,400, something went wrong: a redirect lost users, a bot filter hit one arm, a crash hit one version. A chi-square test on the counts detects this </w:t>
-      </w:r>
-      <w:r>
-        <w:rPr>
-          <w:b/>
-          <w:i w:val="0"/>
-        </w:rPr>
-        <w:t>sample ratio mismatch</w:t>
-      </w:r>
-      <w:r>
-        <w:rPr>
-          <w:b w:val="0"/>
-          <w:i w:val="0"/>
-        </w:rPr>
-        <w:t xml:space="preserve"> (SRM). For those counts, p = 0.00015. A very small p-value here, below 0.001 by common practice, means stop and find the cause. The treatment effect is not trustworthy until you do.</w:t>
+        <w:t>Starter code:</w:t>
       </w:r>
     </w:p>
     <w:tbl>
@@ -2222,7 +2208,7 @@
                 <w:b w:val="0"/>
                 <w:sz w:val="16"/>
               </w:rPr>
-              <w:t>from scipy.stats import chisquare</w:t>
+              <w:t>import math</w:t>
             </w:r>
           </w:p>
           <w:p>
@@ -2245,7 +2231,76 @@
                 <w:b w:val="0"/>
                 <w:sz w:val="16"/>
               </w:rPr>
-              <w:t>chisquare([50_600, 49_400]).pvalue        # 0.000148, SciPy 1.17</w:t>
+              <w:t xml:space="preserve"> </w:t>
+            </w:r>
+          </w:p>
+          <w:p>
+            <w:pPr>
+              <w:spacing w:before="0" w:after="0" w:line="240" w:lineRule="auto"/>
+              <w:ind w:left="567" w:hanging="567"/>
+            </w:pPr>
+            <w:r>
+              <w:rPr>
+                <w:rFonts w:ascii="Consolas" w:hAnsi="Consolas" w:eastAsia="Consolas"/>
+                <w:b w:val="0"/>
+                <w:color w:val="5B6875"/>
+                <w:sz w:val="16"/>
+              </w:rPr>
+              <w:t xml:space="preserve">   3  </w:t>
+            </w:r>
+            <w:r>
+              <w:rPr>
+                <w:rFonts w:ascii="Consolas" w:hAnsi="Consolas" w:eastAsia="Consolas"/>
+                <w:b w:val="0"/>
+                <w:sz w:val="16"/>
+              </w:rPr>
+              <w:t xml:space="preserve"> </w:t>
+            </w:r>
+          </w:p>
+          <w:p>
+            <w:pPr>
+              <w:spacing w:before="0" w:after="0" w:line="240" w:lineRule="auto"/>
+              <w:ind w:left="567" w:hanging="567"/>
+            </w:pPr>
+            <w:r>
+              <w:rPr>
+                <w:rFonts w:ascii="Consolas" w:hAnsi="Consolas" w:eastAsia="Consolas"/>
+                <w:b w:val="0"/>
+                <w:color w:val="5B6875"/>
+                <w:sz w:val="16"/>
+              </w:rPr>
+              <w:t xml:space="preserve">   4  </w:t>
+            </w:r>
+            <w:r>
+              <w:rPr>
+                <w:rFonts w:ascii="Consolas" w:hAnsi="Consolas" w:eastAsia="Consolas"/>
+                <w:b w:val="0"/>
+                <w:sz w:val="16"/>
+              </w:rPr>
+              <w:t>def n_per_group(p1, p2, alpha=0.05, power=0.8, design_effect=1.0):</w:t>
+            </w:r>
+          </w:p>
+          <w:p>
+            <w:pPr>
+              <w:spacing w:before="0" w:after="0" w:line="240" w:lineRule="auto"/>
+              <w:ind w:left="567" w:hanging="567"/>
+            </w:pPr>
+            <w:r>
+              <w:rPr>
+                <w:rFonts w:ascii="Consolas" w:hAnsi="Consolas" w:eastAsia="Consolas"/>
+                <w:b w:val="0"/>
+                <w:color w:val="5B6875"/>
+                <w:sz w:val="16"/>
+              </w:rPr>
+              <w:t xml:space="preserve">   5  </w:t>
+            </w:r>
+            <w:r>
+              <w:rPr>
+                <w:rFonts w:ascii="Consolas" w:hAnsi="Consolas" w:eastAsia="Consolas"/>
+                <w:b w:val="0"/>
+                <w:sz w:val="16"/>
+              </w:rPr>
+              <w:t xml:space="preserve">    return 300</w:t>
             </w:r>
           </w:p>
         </w:tc>
@@ -2253,66 +2308,152 @@
     </w:tbl>
     <w:p/>
     <w:p>
+      <w:pPr>
+        <w:pStyle w:val="Heading5"/>
+      </w:pPr>
+      <w:r>
+        <w:t>Exercise 5. Architecture design (level 4)</w:t>
+      </w:r>
+    </w:p>
+    <w:p>
+      <w:r>
+        <w:rPr>
+          <w:b w:val="0"/>
+          <w:i w:val="0"/>
+        </w:rPr>
+        <w:t>A client wants to know whether a new ad lifts consideration from 40% by at least 5 points, overall and within each of 4 regions. Weighting will give a design effect of about 1.5. The budget buys 4,000 completes. Choose the plan.</w:t>
+      </w:r>
+    </w:p>
+    <w:p>
+      <w:r>
+        <w:rPr>
+          <w:b w:val="0"/>
+          <w:i w:val="0"/>
+        </w:rPr>
+        <w:t>Options: 2 × 1,534 × 1.5 = 4,602: slightly above budget, 4,000 is plenty for any read.</w:t>
+      </w:r>
+    </w:p>
+    <w:p>
+      <w:pPr>
+        <w:pStyle w:val="ListNumber"/>
+      </w:pPr>
+      <w:r>
+        <w:rPr>
+          <w:b w:val="0"/>
+          <w:i w:val="0"/>
+        </w:rPr>
+        <w:t>Sample for the overall read</w:t>
+      </w:r>
+    </w:p>
+    <w:p>
+      <w:pPr>
+        <w:pStyle w:val="ListNumber"/>
+      </w:pPr>
+      <w:r>
+        <w:rPr>
+          <w:b w:val="0"/>
+          <w:i w:val="0"/>
+        </w:rPr>
+        <w:t>Regional reads</w:t>
+      </w:r>
+    </w:p>
+    <w:p>
+      <w:pPr>
+        <w:pStyle w:val="ListNumber"/>
+      </w:pPr>
+      <w:r>
+        <w:rPr>
+          <w:b w:val="0"/>
+          <w:i w:val="0"/>
+        </w:rPr>
+        <w:t>Recommendation</w:t>
+      </w:r>
+    </w:p>
+    <w:p>
+      <w:pPr>
+        <w:pStyle w:val="Heading4"/>
+      </w:pPr>
+      <w:r>
+        <w:t>Sources</w:t>
+      </w:r>
+    </w:p>
+    <w:p>
+      <w:pPr>
+        <w:pStyle w:val="ListBullet"/>
+      </w:pPr>
+      <w:r>
+        <w:rPr>
+          <w:b w:val="0"/>
+          <w:i w:val="0"/>
+        </w:rPr>
+        <w:t>NormalIndPower().solve_power(effect_size=proportion_effectsize(0.45, 0.40), alpha=0.05, power=0.8) returns 1533.05. (verified: Run on statsmodels 0.15.0 in this repository; matches the closed-form result of 1,534.)</w:t>
+      </w:r>
+    </w:p>
+    <w:p>
+      <w:pPr>
+        <w:pStyle w:val="ListBullet"/>
+      </w:pPr>
+      <w:r>
+        <w:rPr>
+          <w:b w:val="0"/>
+          <w:i w:val="0"/>
+        </w:rPr>
+        <w:t>With 300 per cell, power to detect 40% vs 45% is 0.24. (verified: Computed with statsmodels NormalIndPower in this repository.)</w:t>
+      </w:r>
+    </w:p>
+    <w:p>
+      <w:pPr>
+        <w:pStyle w:val="Heading3"/>
+      </w:pPr>
+      <w:r>
+        <w:t>B9-L2 Analyse an A/B test the way it was randomised</w:t>
+      </w:r>
+    </w:p>
+    <w:p>
+      <w:pPr>
+        <w:pStyle w:val="Heading4"/>
+      </w:pPr>
+      <w:r>
+        <w:t>Concept</w:t>
+      </w:r>
+    </w:p>
+    <w:p>
+      <w:r>
+        <w:rPr>
+          <w:b w:val="0"/>
+          <w:i w:val="0"/>
+        </w:rPr>
+        <w:t>An A/B test compares groups that differ only by chance and by the change you made. Keep that property in the analysis.</w:t>
+      </w:r>
+    </w:p>
+    <w:p>
       <w:r>
         <w:rPr>
           <w:b/>
           <w:i w:val="0"/>
         </w:rPr>
-        <w:t>2. Analyse as randomised.</w:t>
+        <w:t>1. Check the split first.</w:t>
       </w:r>
       <w:r>
         <w:rPr>
           <w:b w:val="0"/>
           <w:i w:val="0"/>
         </w:rPr>
-        <w:t xml:space="preserve"> Everyone assigned to B stays in B, even if they never saw the new page (intention to treat). Dropping "people who did not see it" from B, but not the matching people from A, breaks the randomisation.</w:t>
-      </w:r>
-    </w:p>
-    <w:p>
+        <w:t xml:space="preserve"> If you assigned 50/50 and got 50,600 against 49,400, something went wrong: a redirect lost users, a bot filter hit one arm, a crash hit one version. A chi-square test on the counts detects this </w:t>
+      </w:r>
       <w:r>
         <w:rPr>
           <w:b/>
           <w:i w:val="0"/>
         </w:rPr>
-        <w:t>3. Analyse at the unit of randomisation.</w:t>
+        <w:t>sample ratio mismatch</w:t>
       </w:r>
       <w:r>
         <w:rPr>
           <w:b w:val="0"/>
           <w:i w:val="0"/>
         </w:rPr>
-        <w:t xml:space="preserve"> If you randomised users, compute one outcome per user. Counting page views as independent inflates </w:t>
-      </w:r>
-      <w:r>
-        <w:rPr>
-          <w:rFonts w:ascii="Consolas" w:hAnsi="Consolas" w:eastAsia="Consolas"/>
-          <w:b w:val="0"/>
-          <w:sz w:val="19"/>
-        </w:rPr>
-        <w:t>n</w:t>
-      </w:r>
-      <w:r>
-        <w:rPr>
-          <w:b w:val="0"/>
-          <w:i w:val="0"/>
-        </w:rPr>
-        <w:t xml:space="preserve"> and shrinks intervals.</w:t>
-      </w:r>
-    </w:p>
-    <w:p>
-      <w:r>
-        <w:rPr>
-          <w:b/>
-          <w:i w:val="0"/>
-        </w:rPr>
-        <w:t>4. Report the difference with its interval.</w:t>
-      </w:r>
-      <w:r>
-        <w:rPr>
-          <w:b w:val="0"/>
-          <w:i w:val="0"/>
-        </w:rPr>
-        <w:t xml:space="preserve"> For 1,150 of 10,000 in B against 1,000 of 10,000 in A, the lift is 1.5 points, with a 95% interval of 0.6 to 2.4 points. statsmodels 0.14:</w:t>
+        <w:t xml:space="preserve"> (SRM). For those counts, p = 0.00015. A very small p-value here, below 0.001 by common practice, means stop and find the cause. The treatment effect is not trustworthy until you do.</w:t>
       </w:r>
     </w:p>
     <w:tbl>
@@ -2350,7 +2491,7 @@
                 <w:b w:val="0"/>
                 <w:sz w:val="16"/>
               </w:rPr>
-              <w:t>from statsmodels.stats.proportion import confint_proportions_2indep</w:t>
+              <w:t>from scipy.stats import chisquare</w:t>
             </w:r>
           </w:p>
           <w:p>
@@ -2373,7 +2514,7 @@
                 <w:b w:val="0"/>
                 <w:sz w:val="16"/>
               </w:rPr>
-              <w:t>confint_proportions_2indep(1150, 10_000, 1000, 10_000)   # (0.0064, 0.0236)</w:t>
+              <w:t>chisquare([50_600, 49_400]).pvalue        # 0.000148, SciPy 1.17</w:t>
             </w:r>
           </w:p>
         </w:tc>
@@ -2386,57 +2527,61 @@
           <w:b/>
           <w:i w:val="0"/>
         </w:rPr>
-        <w:t>5. Compare with the minimum effect you planned for</w:t>
+        <w:t>2. Analyse as randomised.</w:t>
       </w:r>
       <w:r>
         <w:rPr>
           <w:b w:val="0"/>
           <w:i w:val="0"/>
         </w:rPr>
-        <w:t xml:space="preserve"> (lesson B9-L1). An interval that lies wholly above the MDE is a clear win. One that straddles it needs more data or a judgement call, stated as such.</w:t>
+        <w:t xml:space="preserve"> Everyone assigned to B stays in B, even if they never saw the new page (intention to treat). Dropping "people who did not see it" from B, but not the matching people from A, breaks the randomisation.</w:t>
       </w:r>
     </w:p>
     <w:p>
       <w:r>
         <w:rPr>
+          <w:b/>
+          <w:i w:val="0"/>
+        </w:rPr>
+        <w:t>3. Analyse at the unit of randomisation.</w:t>
+      </w:r>
+      <w:r>
+        <w:rPr>
           <w:b w:val="0"/>
           <w:i w:val="0"/>
         </w:rPr>
-        <w:t>Fix the primary metric, the analysis and the stopping rule in writing before launch. Secondary metrics are exploratory and are reported as such (lesson B8-L3).</w:t>
+        <w:t xml:space="preserve"> If you randomised users, compute one outcome per user. Counting page views as independent inflates </w:t>
+      </w:r>
+      <w:r>
+        <w:rPr>
+          <w:rFonts w:ascii="Consolas" w:hAnsi="Consolas" w:eastAsia="Consolas"/>
+          <w:b w:val="0"/>
+          <w:sz w:val="19"/>
+        </w:rPr>
+        <w:t>n</w:t>
+      </w:r>
+      <w:r>
+        <w:rPr>
+          <w:b w:val="0"/>
+          <w:i w:val="0"/>
+        </w:rPr>
+        <w:t xml:space="preserve"> and shrinks intervals.</w:t>
       </w:r>
     </w:p>
     <w:p>
-      <w:pPr>
-        <w:pStyle w:val="Heading4"/>
-      </w:pPr>
-      <w:r>
-        <w:t>Why it matters</w:t>
-      </w:r>
-    </w:p>
-    <w:p>
+      <w:r>
+        <w:rPr>
+          <w:b/>
+          <w:i w:val="0"/>
+        </w:rPr>
+        <w:t>4. Report the difference with its interval.</w:t>
+      </w:r>
       <w:r>
         <w:rPr>
           <w:b w:val="0"/>
           <w:i w:val="0"/>
         </w:rPr>
-        <w:t>A checkout test showed a 4% lift in conversion. Nobody checked the split. Arm B had 3% fewer users than arm A, because a slow script in B timed out on older phones, and those users were logged as never arriving. They were also the users least likely to buy. The "lift" came from losing low-converting users from B. When the script was fixed, the lift disappeared.</w:t>
-      </w:r>
-    </w:p>
-    <w:p>
-      <w:r>
-        <w:rPr>
-          <w:b w:val="0"/>
-          <w:i w:val="0"/>
-        </w:rPr>
-        <w:t>An SRM check on day one would have flagged the missing 3%.</w:t>
-      </w:r>
-    </w:p>
-    <w:p>
-      <w:pPr>
-        <w:pStyle w:val="Heading4"/>
-      </w:pPr>
-      <w:r>
-        <w:t>Worked example: weak code</w:t>
+        <w:t xml:space="preserve"> For 1,150 of 10,000 in B against 1,000 of 10,000 in A, the lift is 1.5 points, with a 95% interval of 0.6 to 2.4 points. statsmodels 0.14:</w:t>
       </w:r>
     </w:p>
     <w:tbl>
@@ -2462,19 +2607,19 @@
             <w:r>
               <w:rPr>
                 <w:rFonts w:ascii="Consolas" w:hAnsi="Consolas" w:eastAsia="Consolas"/>
-                <w:b/>
+                <w:b w:val="0"/>
                 <w:color w:val="5B6875"/>
                 <w:sz w:val="16"/>
               </w:rPr>
-              <w:t xml:space="preserve"> [1]  </w:t>
-            </w:r>
-            <w:r>
-              <w:rPr>
-                <w:rFonts w:ascii="Consolas" w:hAnsi="Consolas" w:eastAsia="Consolas"/>
-                <w:b w:val="0"/>
-                <w:sz w:val="16"/>
-              </w:rPr>
-              <w:t>b_seen = b[b["saw_new_page"]]</w:t>
+              <w:t xml:space="preserve">   1  </w:t>
+            </w:r>
+            <w:r>
+              <w:rPr>
+                <w:rFonts w:ascii="Consolas" w:hAnsi="Consolas" w:eastAsia="Consolas"/>
+                <w:b w:val="0"/>
+                <w:sz w:val="16"/>
+              </w:rPr>
+              <w:t>from statsmodels.stats.proportion import confint_proportions_2indep</w:t>
             </w:r>
           </w:p>
           <w:p>
@@ -2497,92 +2642,36 @@
                 <w:b w:val="0"/>
                 <w:sz w:val="16"/>
               </w:rPr>
-              <w:t>rate_a = a["converted"].mean()</w:t>
-            </w:r>
-          </w:p>
-          <w:p>
-            <w:pPr>
-              <w:spacing w:before="0" w:after="0" w:line="240" w:lineRule="auto"/>
-              <w:ind w:left="567" w:hanging="567"/>
-            </w:pPr>
-            <w:r>
-              <w:rPr>
-                <w:rFonts w:ascii="Consolas" w:hAnsi="Consolas" w:eastAsia="Consolas"/>
-                <w:b w:val="0"/>
-                <w:color w:val="5B6875"/>
-                <w:sz w:val="16"/>
-              </w:rPr>
-              <w:t xml:space="preserve">   3  </w:t>
-            </w:r>
-            <w:r>
-              <w:rPr>
-                <w:rFonts w:ascii="Consolas" w:hAnsi="Consolas" w:eastAsia="Consolas"/>
-                <w:b w:val="0"/>
-                <w:sz w:val="16"/>
-              </w:rPr>
-              <w:t>rate_b = b_seen["converted"].mean()</w:t>
-            </w:r>
-          </w:p>
-          <w:p>
-            <w:pPr>
-              <w:spacing w:before="0" w:after="0" w:line="240" w:lineRule="auto"/>
-              <w:ind w:left="567" w:hanging="567"/>
-            </w:pPr>
-            <w:r>
-              <w:rPr>
-                <w:rFonts w:ascii="Consolas" w:hAnsi="Consolas" w:eastAsia="Consolas"/>
-                <w:b/>
-                <w:color w:val="5B6875"/>
-                <w:sz w:val="16"/>
-              </w:rPr>
-              <w:t xml:space="preserve"> [2]  </w:t>
-            </w:r>
-            <w:r>
-              <w:rPr>
-                <w:rFonts w:ascii="Consolas" w:hAnsi="Consolas" w:eastAsia="Consolas"/>
-                <w:b w:val="0"/>
-                <w:sz w:val="16"/>
-              </w:rPr>
-              <w:t>print("lift", rate_b - rate_a)</w:t>
+              <w:t>confint_proportions_2indep(1150, 10_000, 1000, 10_000)   # (0.0064, 0.0236)</w:t>
             </w:r>
           </w:p>
         </w:tc>
       </w:tr>
     </w:tbl>
+    <w:p/>
     <w:p>
-      <w:pPr>
-        <w:pStyle w:val="ListNumber"/>
-      </w:pPr>
       <w:r>
         <w:rPr>
           <w:b/>
-        </w:rPr>
-        <w:t xml:space="preserve">Line 1. </w:t>
+          <w:i w:val="0"/>
+        </w:rPr>
+        <w:t>5. Compare with the minimum effect you planned for</w:t>
       </w:r>
       <w:r>
         <w:rPr>
           <w:b w:val="0"/>
           <w:i w:val="0"/>
         </w:rPr>
-        <w:t>Filters one arm on a post-assignment event: no longer a fair comparison.</w:t>
+        <w:t xml:space="preserve"> (lesson B9-L1). An interval that lies wholly above the MDE is a clear win. One that straddles it needs more data or a judgement call, stated as such.</w:t>
       </w:r>
     </w:p>
     <w:p>
-      <w:pPr>
-        <w:pStyle w:val="ListNumber"/>
-      </w:pPr>
-      <w:r>
-        <w:rPr>
-          <w:b/>
-        </w:rPr>
-        <w:t xml:space="preserve">Line 4. </w:t>
-      </w:r>
       <w:r>
         <w:rPr>
           <w:b w:val="0"/>
           <w:i w:val="0"/>
         </w:rPr>
-        <w:t>No split check, no interval, no comparison with the planned effect.</w:t>
+        <w:t>Fix the primary metric, the analysis and the stopping rule in writing before launch. Secondary metrics are exploratory and are reported as such (lesson B8-L3).</w:t>
       </w:r>
     </w:p>
     <w:p>
@@ -2590,7 +2679,33 @@
         <w:pStyle w:val="Heading4"/>
       </w:pPr>
       <w:r>
-        <w:t>Worked example: strong code</w:t>
+        <w:t>Why it matters</w:t>
+      </w:r>
+    </w:p>
+    <w:p>
+      <w:r>
+        <w:rPr>
+          <w:b w:val="0"/>
+          <w:i w:val="0"/>
+        </w:rPr>
+        <w:t>A checkout test showed a 4% lift in conversion. Nobody checked the split. Arm B had 3% fewer users than arm A, because a slow script in B timed out on older phones, and those users were logged as never arriving. They were also the users least likely to buy. The "lift" came from losing low-converting users from B. When the script was fixed, the lift disappeared.</w:t>
+      </w:r>
+    </w:p>
+    <w:p>
+      <w:r>
+        <w:rPr>
+          <w:b w:val="0"/>
+          <w:i w:val="0"/>
+        </w:rPr>
+        <w:t>An SRM check on day one would have flagged the missing 3%.</w:t>
+      </w:r>
+    </w:p>
+    <w:p>
+      <w:pPr>
+        <w:pStyle w:val="Heading4"/>
+      </w:pPr>
+      <w:r>
+        <w:t>Worked example: weak code</w:t>
       </w:r>
     </w:p>
     <w:tbl>
@@ -2616,19 +2731,19 @@
             <w:r>
               <w:rPr>
                 <w:rFonts w:ascii="Consolas" w:hAnsi="Consolas" w:eastAsia="Consolas"/>
-                <w:b w:val="0"/>
+                <w:b/>
                 <w:color w:val="5B6875"/>
                 <w:sz w:val="16"/>
               </w:rPr>
-              <w:t xml:space="preserve">   1  </w:t>
-            </w:r>
-            <w:r>
-              <w:rPr>
-                <w:rFonts w:ascii="Consolas" w:hAnsi="Consolas" w:eastAsia="Consolas"/>
-                <w:b w:val="0"/>
-                <w:sz w:val="16"/>
-              </w:rPr>
-              <w:t>import math</w:t>
+              <w:t xml:space="preserve"> [1]  </w:t>
+            </w:r>
+            <w:r>
+              <w:rPr>
+                <w:rFonts w:ascii="Consolas" w:hAnsi="Consolas" w:eastAsia="Consolas"/>
+                <w:b w:val="0"/>
+                <w:sz w:val="16"/>
+              </w:rPr>
+              <w:t>b_seen = b[b["saw_new_page"]]</w:t>
             </w:r>
           </w:p>
           <w:p>
@@ -2651,7 +2766,7 @@
                 <w:b w:val="0"/>
                 <w:sz w:val="16"/>
               </w:rPr>
-              <w:t xml:space="preserve"> </w:t>
+              <w:t>rate_a = a["converted"].mean()</w:t>
             </w:r>
           </w:p>
           <w:p>
@@ -2674,7 +2789,7 @@
                 <w:b w:val="0"/>
                 <w:sz w:val="16"/>
               </w:rPr>
-              <w:t xml:space="preserve"> </w:t>
+              <w:t>rate_b = b_seen["converted"].mean()</w:t>
             </w:r>
           </w:p>
           <w:p>
@@ -2685,194 +2800,10 @@
             <w:r>
               <w:rPr>
                 <w:rFonts w:ascii="Consolas" w:hAnsi="Consolas" w:eastAsia="Consolas"/>
-                <w:b w:val="0"/>
-                <w:color w:val="5B6875"/>
-                <w:sz w:val="16"/>
-              </w:rPr>
-              <w:t xml:space="preserve">   4  </w:t>
-            </w:r>
-            <w:r>
-              <w:rPr>
-                <w:rFonts w:ascii="Consolas" w:hAnsi="Consolas" w:eastAsia="Consolas"/>
-                <w:b w:val="0"/>
-                <w:sz w:val="16"/>
-              </w:rPr>
-              <w:t>def srm_p_value(n_a: int, n_b: int, expected_share_a: float = 0.5) -&gt; float:</w:t>
-            </w:r>
-          </w:p>
-          <w:p>
-            <w:pPr>
-              <w:spacing w:before="0" w:after="0" w:line="240" w:lineRule="auto"/>
-              <w:ind w:left="567" w:hanging="567"/>
-            </w:pPr>
-            <w:r>
-              <w:rPr>
-                <w:rFonts w:ascii="Consolas" w:hAnsi="Consolas" w:eastAsia="Consolas"/>
-                <w:b w:val="0"/>
-                <w:color w:val="5B6875"/>
-                <w:sz w:val="16"/>
-              </w:rPr>
-              <w:t xml:space="preserve">   5  </w:t>
-            </w:r>
-            <w:r>
-              <w:rPr>
-                <w:rFonts w:ascii="Consolas" w:hAnsi="Consolas" w:eastAsia="Consolas"/>
-                <w:b w:val="0"/>
-                <w:sz w:val="16"/>
-              </w:rPr>
-              <w:t xml:space="preserve">    """Chi-square p-value (1 df) for the observed split against the planned one."""</w:t>
-            </w:r>
-          </w:p>
-          <w:p>
-            <w:pPr>
-              <w:spacing w:before="0" w:after="0" w:line="240" w:lineRule="auto"/>
-              <w:ind w:left="567" w:hanging="567"/>
-            </w:pPr>
-            <w:r>
-              <w:rPr>
-                <w:rFonts w:ascii="Consolas" w:hAnsi="Consolas" w:eastAsia="Consolas"/>
-                <w:b w:val="0"/>
-                <w:color w:val="5B6875"/>
-                <w:sz w:val="16"/>
-              </w:rPr>
-              <w:t xml:space="preserve">   6  </w:t>
-            </w:r>
-            <w:r>
-              <w:rPr>
-                <w:rFonts w:ascii="Consolas" w:hAnsi="Consolas" w:eastAsia="Consolas"/>
-                <w:b w:val="0"/>
-                <w:sz w:val="16"/>
-              </w:rPr>
-              <w:t xml:space="preserve">    n = n_a + n_b</w:t>
-            </w:r>
-          </w:p>
-          <w:p>
-            <w:pPr>
-              <w:spacing w:before="0" w:after="0" w:line="240" w:lineRule="auto"/>
-              <w:ind w:left="567" w:hanging="567"/>
-            </w:pPr>
-            <w:r>
-              <w:rPr>
-                <w:rFonts w:ascii="Consolas" w:hAnsi="Consolas" w:eastAsia="Consolas"/>
-                <w:b w:val="0"/>
-                <w:color w:val="5B6875"/>
-                <w:sz w:val="16"/>
-              </w:rPr>
-              <w:t xml:space="preserve">   7  </w:t>
-            </w:r>
-            <w:r>
-              <w:rPr>
-                <w:rFonts w:ascii="Consolas" w:hAnsi="Consolas" w:eastAsia="Consolas"/>
-                <w:b w:val="0"/>
-                <w:sz w:val="16"/>
-              </w:rPr>
-              <w:t xml:space="preserve">    e_a, e_b = n * expected_share_a, n * (1 - expected_share_a)</w:t>
-            </w:r>
-          </w:p>
-          <w:p>
-            <w:pPr>
-              <w:spacing w:before="0" w:after="0" w:line="240" w:lineRule="auto"/>
-              <w:ind w:left="567" w:hanging="567"/>
-            </w:pPr>
-            <w:r>
-              <w:rPr>
-                <w:rFonts w:ascii="Consolas" w:hAnsi="Consolas" w:eastAsia="Consolas"/>
-                <w:b w:val="0"/>
-                <w:color w:val="5B6875"/>
-                <w:sz w:val="16"/>
-              </w:rPr>
-              <w:t xml:space="preserve">   8  </w:t>
-            </w:r>
-            <w:r>
-              <w:rPr>
-                <w:rFonts w:ascii="Consolas" w:hAnsi="Consolas" w:eastAsia="Consolas"/>
-                <w:b w:val="0"/>
-                <w:sz w:val="16"/>
-              </w:rPr>
-              <w:t xml:space="preserve">    stat = (n_a - e_a) ** 2 / e_a + (n_b - e_b) ** 2 / e_b</w:t>
-            </w:r>
-          </w:p>
-          <w:p>
-            <w:pPr>
-              <w:spacing w:before="0" w:after="0" w:line="240" w:lineRule="auto"/>
-              <w:ind w:left="567" w:hanging="567"/>
-            </w:pPr>
-            <w:r>
-              <w:rPr>
-                <w:rFonts w:ascii="Consolas" w:hAnsi="Consolas" w:eastAsia="Consolas"/>
                 <w:b/>
                 <w:color w:val="5B6875"/>
                 <w:sz w:val="16"/>
               </w:rPr>
-              <w:t xml:space="preserve"> [1]  </w:t>
-            </w:r>
-            <w:r>
-              <w:rPr>
-                <w:rFonts w:ascii="Consolas" w:hAnsi="Consolas" w:eastAsia="Consolas"/>
-                <w:b w:val="0"/>
-                <w:sz w:val="16"/>
-              </w:rPr>
-              <w:t xml:space="preserve">    return math.erfc(math.sqrt(stat / 2))</w:t>
-            </w:r>
-          </w:p>
-          <w:p>
-            <w:pPr>
-              <w:spacing w:before="0" w:after="0" w:line="240" w:lineRule="auto"/>
-              <w:ind w:left="567" w:hanging="567"/>
-            </w:pPr>
-            <w:r>
-              <w:rPr>
-                <w:rFonts w:ascii="Consolas" w:hAnsi="Consolas" w:eastAsia="Consolas"/>
-                <w:b w:val="0"/>
-                <w:color w:val="5B6875"/>
-                <w:sz w:val="16"/>
-              </w:rPr>
-              <w:t xml:space="preserve">  10  </w:t>
-            </w:r>
-            <w:r>
-              <w:rPr>
-                <w:rFonts w:ascii="Consolas" w:hAnsi="Consolas" w:eastAsia="Consolas"/>
-                <w:b w:val="0"/>
-                <w:sz w:val="16"/>
-              </w:rPr>
-              <w:t xml:space="preserve"> </w:t>
-            </w:r>
-          </w:p>
-          <w:p>
-            <w:pPr>
-              <w:spacing w:before="0" w:after="0" w:line="240" w:lineRule="auto"/>
-              <w:ind w:left="567" w:hanging="567"/>
-            </w:pPr>
-            <w:r>
-              <w:rPr>
-                <w:rFonts w:ascii="Consolas" w:hAnsi="Consolas" w:eastAsia="Consolas"/>
-                <w:b w:val="0"/>
-                <w:color w:val="5B6875"/>
-                <w:sz w:val="16"/>
-              </w:rPr>
-              <w:t xml:space="preserve">  11  </w:t>
-            </w:r>
-            <w:r>
-              <w:rPr>
-                <w:rFonts w:ascii="Consolas" w:hAnsi="Consolas" w:eastAsia="Consolas"/>
-                <w:b w:val="0"/>
-                <w:sz w:val="16"/>
-              </w:rPr>
-              <w:t xml:space="preserve"> </w:t>
-            </w:r>
-          </w:p>
-          <w:p>
-            <w:pPr>
-              <w:spacing w:before="0" w:after="0" w:line="240" w:lineRule="auto"/>
-              <w:ind w:left="567" w:hanging="567"/>
-            </w:pPr>
-            <w:r>
-              <w:rPr>
-                <w:rFonts w:ascii="Consolas" w:hAnsi="Consolas" w:eastAsia="Consolas"/>
-                <w:b/>
-                <w:color w:val="5B6875"/>
-                <w:sz w:val="16"/>
-              </w:rPr>
               <w:t xml:space="preserve"> [2]  </w:t>
             </w:r>
             <w:r>
@@ -2881,122 +2812,7 @@
                 <w:b w:val="0"/>
                 <w:sz w:val="16"/>
               </w:rPr>
-              <w:t>def lift_interval(x_a: int, n_a: int, x_b: int, n_b: int, z: float = 1.959964) -&gt; tuple[float, float, float]:</w:t>
-            </w:r>
-          </w:p>
-          <w:p>
-            <w:pPr>
-              <w:spacing w:before="0" w:after="0" w:line="240" w:lineRule="auto"/>
-              <w:ind w:left="567" w:hanging="567"/>
-            </w:pPr>
-            <w:r>
-              <w:rPr>
-                <w:rFonts w:ascii="Consolas" w:hAnsi="Consolas" w:eastAsia="Consolas"/>
-                <w:b w:val="0"/>
-                <w:color w:val="5B6875"/>
-                <w:sz w:val="16"/>
-              </w:rPr>
-              <w:t xml:space="preserve">  13  </w:t>
-            </w:r>
-            <w:r>
-              <w:rPr>
-                <w:rFonts w:ascii="Consolas" w:hAnsi="Consolas" w:eastAsia="Consolas"/>
-                <w:b w:val="0"/>
-                <w:sz w:val="16"/>
-              </w:rPr>
-              <w:t xml:space="preserve">    """Difference in conversion (B minus A) with a Wald interval, for large samples."""</w:t>
-            </w:r>
-          </w:p>
-          <w:p>
-            <w:pPr>
-              <w:spacing w:before="0" w:after="0" w:line="240" w:lineRule="auto"/>
-              <w:ind w:left="567" w:hanging="567"/>
-            </w:pPr>
-            <w:r>
-              <w:rPr>
-                <w:rFonts w:ascii="Consolas" w:hAnsi="Consolas" w:eastAsia="Consolas"/>
-                <w:b w:val="0"/>
-                <w:color w:val="5B6875"/>
-                <w:sz w:val="16"/>
-              </w:rPr>
-              <w:t xml:space="preserve">  14  </w:t>
-            </w:r>
-            <w:r>
-              <w:rPr>
-                <w:rFonts w:ascii="Consolas" w:hAnsi="Consolas" w:eastAsia="Consolas"/>
-                <w:b w:val="0"/>
-                <w:sz w:val="16"/>
-              </w:rPr>
-              <w:t xml:space="preserve">    p_a, p_b = x_a / n_a, x_b / n_b</w:t>
-            </w:r>
-          </w:p>
-          <w:p>
-            <w:pPr>
-              <w:spacing w:before="0" w:after="0" w:line="240" w:lineRule="auto"/>
-              <w:ind w:left="567" w:hanging="567"/>
-            </w:pPr>
-            <w:r>
-              <w:rPr>
-                <w:rFonts w:ascii="Consolas" w:hAnsi="Consolas" w:eastAsia="Consolas"/>
-                <w:b w:val="0"/>
-                <w:color w:val="5B6875"/>
-                <w:sz w:val="16"/>
-              </w:rPr>
-              <w:t xml:space="preserve">  15  </w:t>
-            </w:r>
-            <w:r>
-              <w:rPr>
-                <w:rFonts w:ascii="Consolas" w:hAnsi="Consolas" w:eastAsia="Consolas"/>
-                <w:b w:val="0"/>
-                <w:sz w:val="16"/>
-              </w:rPr>
-              <w:t xml:space="preserve">    se = math.sqrt(p_a * (1 - p_a) / n_a + p_b * (1 - p_b) / n_b)</w:t>
-            </w:r>
-          </w:p>
-          <w:p>
-            <w:pPr>
-              <w:spacing w:before="0" w:after="0" w:line="240" w:lineRule="auto"/>
-              <w:ind w:left="567" w:hanging="567"/>
-            </w:pPr>
-            <w:r>
-              <w:rPr>
-                <w:rFonts w:ascii="Consolas" w:hAnsi="Consolas" w:eastAsia="Consolas"/>
-                <w:b w:val="0"/>
-                <w:color w:val="5B6875"/>
-                <w:sz w:val="16"/>
-              </w:rPr>
-              <w:t xml:space="preserve">  16  </w:t>
-            </w:r>
-            <w:r>
-              <w:rPr>
-                <w:rFonts w:ascii="Consolas" w:hAnsi="Consolas" w:eastAsia="Consolas"/>
-                <w:b w:val="0"/>
-                <w:sz w:val="16"/>
-              </w:rPr>
-              <w:t xml:space="preserve">    diff = p_b - p_a</w:t>
-            </w:r>
-          </w:p>
-          <w:p>
-            <w:pPr>
-              <w:spacing w:before="0" w:after="0" w:line="240" w:lineRule="auto"/>
-              <w:ind w:left="567" w:hanging="567"/>
-            </w:pPr>
-            <w:r>
-              <w:rPr>
-                <w:rFonts w:ascii="Consolas" w:hAnsi="Consolas" w:eastAsia="Consolas"/>
-                <w:b w:val="0"/>
-                <w:color w:val="5B6875"/>
-                <w:sz w:val="16"/>
-              </w:rPr>
-              <w:t xml:space="preserve">  17  </w:t>
-            </w:r>
-            <w:r>
-              <w:rPr>
-                <w:rFonts w:ascii="Consolas" w:hAnsi="Consolas" w:eastAsia="Consolas"/>
-                <w:b w:val="0"/>
-                <w:sz w:val="16"/>
-              </w:rPr>
-              <w:t xml:space="preserve">    return diff, diff - z * se, diff + z * se</w:t>
+              <w:t>print("lift", rate_b - rate_a)</w:t>
             </w:r>
           </w:p>
         </w:tc>
@@ -3010,14 +2826,14 @@
         <w:rPr>
           <w:b/>
         </w:rPr>
-        <w:t xml:space="preserve">Line 9. </w:t>
+        <w:t xml:space="preserve">Line 1. </w:t>
       </w:r>
       <w:r>
         <w:rPr>
           <w:b w:val="0"/>
           <w:i w:val="0"/>
         </w:rPr>
-        <w:t>Chi-square with 1 degree of freedom, in the standard library.</w:t>
+        <w:t>Filters one arm on a post-assignment event: no longer a fair comparison.</w:t>
       </w:r>
     </w:p>
     <w:p>
@@ -3028,23 +2844,14 @@
         <w:rPr>
           <w:b/>
         </w:rPr>
-        <w:t xml:space="preserve">Line 12. </w:t>
+        <w:t xml:space="preserve">Line 4. </w:t>
       </w:r>
       <w:r>
         <w:rPr>
           <w:b w:val="0"/>
           <w:i w:val="0"/>
         </w:rPr>
-        <w:t>Uses every assigned user, as randomised.</w:t>
-      </w:r>
-    </w:p>
-    <w:p>
-      <w:r>
-        <w:rPr>
-          <w:b w:val="0"/>
-          <w:i w:val="0"/>
-        </w:rPr>
-        <w:t>Check the split, keep everyone in their assigned arm, analyse per randomised unit, and report the lift with its interval.</w:t>
+        <w:t>No split check, no interval, no comparison with the planned effect.</w:t>
       </w:r>
     </w:p>
     <w:p>
@@ -3052,206 +2859,7 @@
         <w:pStyle w:val="Heading4"/>
       </w:pPr>
       <w:r>
-        <w:t>Recap card</w:t>
-      </w:r>
-    </w:p>
-    <w:p>
-      <w:pPr>
-        <w:pStyle w:val="ListBullet"/>
-      </w:pPr>
-      <w:r>
-        <w:rPr>
-          <w:b/>
-          <w:i w:val="0"/>
-        </w:rPr>
-        <w:t>First step in any A/B analysis</w:t>
-      </w:r>
-      <w:r>
-        <w:rPr>
-          <w:b w:val="0"/>
-          <w:i w:val="0"/>
-        </w:rPr>
-        <w:t xml:space="preserve"> Sample ratio mismatch check: chi-square on arm counts against the plan.</w:t>
-      </w:r>
-    </w:p>
-    <w:p>
-      <w:pPr>
-        <w:pStyle w:val="ListBullet"/>
-      </w:pPr>
-      <w:r>
-        <w:rPr>
-          <w:b/>
-          <w:i w:val="0"/>
-        </w:rPr>
-        <w:t>Intention to treat</w:t>
-      </w:r>
-      <w:r>
-        <w:rPr>
-          <w:b w:val="0"/>
-          <w:i w:val="0"/>
-        </w:rPr>
-        <w:t xml:space="preserve"> Analyse everyone in the arm they were assigned to, whatever happened next.</w:t>
-      </w:r>
-    </w:p>
-    <w:p>
-      <w:pPr>
-        <w:pStyle w:val="ListBullet"/>
-      </w:pPr>
-      <w:r>
-        <w:rPr>
-          <w:b/>
-          <w:i w:val="0"/>
-        </w:rPr>
-        <w:t>Unit of analysis</w:t>
-      </w:r>
-      <w:r>
-        <w:rPr>
-          <w:b w:val="0"/>
-          <w:i w:val="0"/>
-        </w:rPr>
-        <w:t xml:space="preserve"> The unit of randomisation, usually the user, not the page view.</w:t>
-      </w:r>
-    </w:p>
-    <w:p>
-      <w:pPr>
-        <w:pStyle w:val="ListBullet"/>
-      </w:pPr>
-      <w:r>
-        <w:rPr>
-          <w:b/>
-          <w:i w:val="0"/>
-        </w:rPr>
-        <w:t>Report a lift as</w:t>
-      </w:r>
-      <w:r>
-        <w:rPr>
-          <w:b w:val="0"/>
-          <w:i w:val="0"/>
-        </w:rPr>
-        <w:t xml:space="preserve"> The difference with its interval, compared with the planned minimum effect.</w:t>
-      </w:r>
-    </w:p>
-    <w:p>
-      <w:pPr>
-        <w:pStyle w:val="Heading4"/>
-      </w:pPr>
-      <w:r>
-        <w:t>Practice</w:t>
-      </w:r>
-    </w:p>
-    <w:p>
-      <w:pPr>
-        <w:pStyle w:val="Heading5"/>
-      </w:pPr>
-      <w:r>
-        <w:t>Exercise 1. Multiple choice (level 1)</w:t>
-      </w:r>
-    </w:p>
-    <w:p>
-      <w:r>
-        <w:rPr>
-          <w:b w:val="0"/>
-          <w:i w:val="0"/>
-        </w:rPr>
-        <w:t>A 50/50 test ends with 50,600 users in A and 49,400 in B. The SRM check gives p = 0.00015. What next?</w:t>
-      </w:r>
-    </w:p>
-    <w:p>
-      <w:pPr>
-        <w:pStyle w:val="ListBullet"/>
-      </w:pPr>
-      <w:r>
-        <w:rPr>
-          <w:b w:val="0"/>
-          <w:i w:val="0"/>
-        </w:rPr>
-        <w:t>a) Report the treatment effect. A 1% imbalance is small.</w:t>
-      </w:r>
-    </w:p>
-    <w:p>
-      <w:pPr>
-        <w:pStyle w:val="ListBullet"/>
-      </w:pPr>
-      <w:r>
-        <w:rPr>
-          <w:b w:val="0"/>
-          <w:i w:val="0"/>
-        </w:rPr>
-        <w:t>b) Stop and find why B lost users before trusting any result.</w:t>
-      </w:r>
-    </w:p>
-    <w:p>
-      <w:pPr>
-        <w:pStyle w:val="ListBullet"/>
-      </w:pPr>
-      <w:r>
-        <w:rPr>
-          <w:b w:val="0"/>
-          <w:i w:val="0"/>
-        </w:rPr>
-        <w:t>c) Reweight B up to 50,600 and continue.</w:t>
-      </w:r>
-    </w:p>
-    <w:p>
-      <w:pPr>
-        <w:pStyle w:val="ListBullet"/>
-      </w:pPr>
-      <w:r>
-        <w:rPr>
-          <w:b w:val="0"/>
-          <w:i w:val="0"/>
-        </w:rPr>
-        <w:t>d) Drop 1,200 random users from A to balance.</w:t>
-      </w:r>
-    </w:p>
-    <w:p>
-      <w:r>
-        <w:rPr>
-          <w:b/>
-          <w:i w:val="0"/>
-        </w:rPr>
-        <w:t>Why?</w:t>
-      </w:r>
-    </w:p>
-    <w:p>
-      <w:pPr>
-        <w:pStyle w:val="ListBullet"/>
-      </w:pPr>
-      <w:r>
-        <w:rPr>
-          <w:b w:val="0"/>
-          <w:i w:val="0"/>
-        </w:rPr>
-        <w:t>r1) A split that differs from the design means something removed users unevenly, and they may differ in outcome.</w:t>
-      </w:r>
-    </w:p>
-    <w:p>
-      <w:pPr>
-        <w:pStyle w:val="ListBullet"/>
-      </w:pPr>
-      <w:r>
-        <w:rPr>
-          <w:b w:val="0"/>
-          <w:i w:val="0"/>
-        </w:rPr>
-        <w:t>r2) Any p-value below 0.05 invalidates a test.</w:t>
-      </w:r>
-    </w:p>
-    <w:p>
-      <w:pPr>
-        <w:pStyle w:val="Heading5"/>
-      </w:pPr>
-      <w:r>
-        <w:t>Exercise 2. Predict the output (level 2)</w:t>
-      </w:r>
-    </w:p>
-    <w:p>
-      <w:r>
-        <w:rPr>
-          <w:b w:val="0"/>
-          <w:i w:val="0"/>
-        </w:rPr>
-        <w:t>What does this print?</w:t>
+        <w:t>Worked example: strong code</w:t>
       </w:r>
     </w:p>
     <w:tbl>
@@ -3358,7 +2966,7 @@
                 <w:b w:val="0"/>
                 <w:sz w:val="16"/>
               </w:rPr>
-              <w:t>def srm_p_value(n_a, n_b, expected_share_a=0.5):</w:t>
+              <w:t>def srm_p_value(n_a: int, n_b: int, expected_share_a: float = 0.5) -&gt; float:</w:t>
             </w:r>
           </w:p>
           <w:p>
@@ -3381,7 +2989,7 @@
                 <w:b w:val="0"/>
                 <w:sz w:val="16"/>
               </w:rPr>
-              <w:t xml:space="preserve">    n = n_a + n_b</w:t>
+              <w:t xml:space="preserve">    """Chi-square p-value (1 df) for the observed split against the planned one."""</w:t>
             </w:r>
           </w:p>
           <w:p>
@@ -3404,7 +3012,7 @@
                 <w:b w:val="0"/>
                 <w:sz w:val="16"/>
               </w:rPr>
-              <w:t xml:space="preserve">    e_a, e_b = n * expected_share_a, n * (1 - expected_share_a)</w:t>
+              <w:t xml:space="preserve">    n = n_a + n_b</w:t>
             </w:r>
           </w:p>
           <w:p>
@@ -3427,7 +3035,7 @@
                 <w:b w:val="0"/>
                 <w:sz w:val="16"/>
               </w:rPr>
-              <w:t xml:space="preserve">    stat = (n_a - e_a) ** 2 / e_a + (n_b - e_b) ** 2 / e_b</w:t>
+              <w:t xml:space="preserve">    e_a, e_b = n * expected_share_a, n * (1 - expected_share_a)</w:t>
             </w:r>
           </w:p>
           <w:p>
@@ -3450,7 +3058,7 @@
                 <w:b w:val="0"/>
                 <w:sz w:val="16"/>
               </w:rPr>
-              <w:t xml:space="preserve">    return math.erfc(math.sqrt(stat / 2))</w:t>
+              <w:t xml:space="preserve">    stat = (n_a - e_a) ** 2 / e_a + (n_b - e_b) ** 2 / e_b</w:t>
             </w:r>
           </w:p>
           <w:p>
@@ -3461,19 +3069,19 @@
             <w:r>
               <w:rPr>
                 <w:rFonts w:ascii="Consolas" w:hAnsi="Consolas" w:eastAsia="Consolas"/>
-                <w:b w:val="0"/>
+                <w:b/>
                 <w:color w:val="5B6875"/>
                 <w:sz w:val="16"/>
               </w:rPr>
-              <w:t xml:space="preserve">   9  </w:t>
-            </w:r>
-            <w:r>
-              <w:rPr>
-                <w:rFonts w:ascii="Consolas" w:hAnsi="Consolas" w:eastAsia="Consolas"/>
-                <w:b w:val="0"/>
-                <w:sz w:val="16"/>
-              </w:rPr>
-              <w:t xml:space="preserve"> </w:t>
+              <w:t xml:space="preserve"> [1]  </w:t>
+            </w:r>
+            <w:r>
+              <w:rPr>
+                <w:rFonts w:ascii="Consolas" w:hAnsi="Consolas" w:eastAsia="Consolas"/>
+                <w:b w:val="0"/>
+                <w:sz w:val="16"/>
+              </w:rPr>
+              <w:t xml:space="preserve">    return math.erfc(math.sqrt(stat / 2))</w:t>
             </w:r>
           </w:p>
           <w:p>
@@ -3519,28 +3127,201 @@
                 <w:b w:val="0"/>
                 <w:sz w:val="16"/>
               </w:rPr>
-              <w:t>print(srm_p_value(5060, 4940) &gt; 0.05, srm_p_value(50600, 49400) &gt; 0.05)</w:t>
+              <w:t xml:space="preserve"> </w:t>
+            </w:r>
+          </w:p>
+          <w:p>
+            <w:pPr>
+              <w:spacing w:before="0" w:after="0" w:line="240" w:lineRule="auto"/>
+              <w:ind w:left="567" w:hanging="567"/>
+            </w:pPr>
+            <w:r>
+              <w:rPr>
+                <w:rFonts w:ascii="Consolas" w:hAnsi="Consolas" w:eastAsia="Consolas"/>
+                <w:b/>
+                <w:color w:val="5B6875"/>
+                <w:sz w:val="16"/>
+              </w:rPr>
+              <w:t xml:space="preserve"> [2]  </w:t>
+            </w:r>
+            <w:r>
+              <w:rPr>
+                <w:rFonts w:ascii="Consolas" w:hAnsi="Consolas" w:eastAsia="Consolas"/>
+                <w:b w:val="0"/>
+                <w:sz w:val="16"/>
+              </w:rPr>
+              <w:t>def lift_interval(x_a: int, n_a: int, x_b: int, n_b: int, z: float = 1.959964) -&gt; tuple[float, float, float]:</w:t>
+            </w:r>
+          </w:p>
+          <w:p>
+            <w:pPr>
+              <w:spacing w:before="0" w:after="0" w:line="240" w:lineRule="auto"/>
+              <w:ind w:left="567" w:hanging="567"/>
+            </w:pPr>
+            <w:r>
+              <w:rPr>
+                <w:rFonts w:ascii="Consolas" w:hAnsi="Consolas" w:eastAsia="Consolas"/>
+                <w:b w:val="0"/>
+                <w:color w:val="5B6875"/>
+                <w:sz w:val="16"/>
+              </w:rPr>
+              <w:t xml:space="preserve">  13  </w:t>
+            </w:r>
+            <w:r>
+              <w:rPr>
+                <w:rFonts w:ascii="Consolas" w:hAnsi="Consolas" w:eastAsia="Consolas"/>
+                <w:b w:val="0"/>
+                <w:sz w:val="16"/>
+              </w:rPr>
+              <w:t xml:space="preserve">    """Difference in conversion (B minus A) with a Wald interval, for large samples."""</w:t>
+            </w:r>
+          </w:p>
+          <w:p>
+            <w:pPr>
+              <w:spacing w:before="0" w:after="0" w:line="240" w:lineRule="auto"/>
+              <w:ind w:left="567" w:hanging="567"/>
+            </w:pPr>
+            <w:r>
+              <w:rPr>
+                <w:rFonts w:ascii="Consolas" w:hAnsi="Consolas" w:eastAsia="Consolas"/>
+                <w:b w:val="0"/>
+                <w:color w:val="5B6875"/>
+                <w:sz w:val="16"/>
+              </w:rPr>
+              <w:t xml:space="preserve">  14  </w:t>
+            </w:r>
+            <w:r>
+              <w:rPr>
+                <w:rFonts w:ascii="Consolas" w:hAnsi="Consolas" w:eastAsia="Consolas"/>
+                <w:b w:val="0"/>
+                <w:sz w:val="16"/>
+              </w:rPr>
+              <w:t xml:space="preserve">    p_a, p_b = x_a / n_a, x_b / n_b</w:t>
+            </w:r>
+          </w:p>
+          <w:p>
+            <w:pPr>
+              <w:spacing w:before="0" w:after="0" w:line="240" w:lineRule="auto"/>
+              <w:ind w:left="567" w:hanging="567"/>
+            </w:pPr>
+            <w:r>
+              <w:rPr>
+                <w:rFonts w:ascii="Consolas" w:hAnsi="Consolas" w:eastAsia="Consolas"/>
+                <w:b w:val="0"/>
+                <w:color w:val="5B6875"/>
+                <w:sz w:val="16"/>
+              </w:rPr>
+              <w:t xml:space="preserve">  15  </w:t>
+            </w:r>
+            <w:r>
+              <w:rPr>
+                <w:rFonts w:ascii="Consolas" w:hAnsi="Consolas" w:eastAsia="Consolas"/>
+                <w:b w:val="0"/>
+                <w:sz w:val="16"/>
+              </w:rPr>
+              <w:t xml:space="preserve">    se = math.sqrt(p_a * (1 - p_a) / n_a + p_b * (1 - p_b) / n_b)</w:t>
+            </w:r>
+          </w:p>
+          <w:p>
+            <w:pPr>
+              <w:spacing w:before="0" w:after="0" w:line="240" w:lineRule="auto"/>
+              <w:ind w:left="567" w:hanging="567"/>
+            </w:pPr>
+            <w:r>
+              <w:rPr>
+                <w:rFonts w:ascii="Consolas" w:hAnsi="Consolas" w:eastAsia="Consolas"/>
+                <w:b w:val="0"/>
+                <w:color w:val="5B6875"/>
+                <w:sz w:val="16"/>
+              </w:rPr>
+              <w:t xml:space="preserve">  16  </w:t>
+            </w:r>
+            <w:r>
+              <w:rPr>
+                <w:rFonts w:ascii="Consolas" w:hAnsi="Consolas" w:eastAsia="Consolas"/>
+                <w:b w:val="0"/>
+                <w:sz w:val="16"/>
+              </w:rPr>
+              <w:t xml:space="preserve">    diff = p_b - p_a</w:t>
+            </w:r>
+          </w:p>
+          <w:p>
+            <w:pPr>
+              <w:spacing w:before="0" w:after="0" w:line="240" w:lineRule="auto"/>
+              <w:ind w:left="567" w:hanging="567"/>
+            </w:pPr>
+            <w:r>
+              <w:rPr>
+                <w:rFonts w:ascii="Consolas" w:hAnsi="Consolas" w:eastAsia="Consolas"/>
+                <w:b w:val="0"/>
+                <w:color w:val="5B6875"/>
+                <w:sz w:val="16"/>
+              </w:rPr>
+              <w:t xml:space="preserve">  17  </w:t>
+            </w:r>
+            <w:r>
+              <w:rPr>
+                <w:rFonts w:ascii="Consolas" w:hAnsi="Consolas" w:eastAsia="Consolas"/>
+                <w:b w:val="0"/>
+                <w:sz w:val="16"/>
+              </w:rPr>
+              <w:t xml:space="preserve">    return diff, diff - z * se, diff + z * se</w:t>
             </w:r>
           </w:p>
         </w:tc>
       </w:tr>
     </w:tbl>
-    <w:p/>
     <w:p>
       <w:pPr>
-        <w:pStyle w:val="Heading5"/>
+        <w:pStyle w:val="ListNumber"/>
       </w:pPr>
       <w:r>
-        <w:t>Exercise 3. Put in order (level 2)</w:t>
+        <w:rPr>
+          <w:b/>
+        </w:rPr>
+        <w:t xml:space="preserve">Line 9. </w:t>
+      </w:r>
+      <w:r>
+        <w:rPr>
+          <w:b w:val="0"/>
+          <w:i w:val="0"/>
+        </w:rPr>
+        <w:t>Chi-square with 1 degree of freedom, in the standard library.</w:t>
       </w:r>
     </w:p>
     <w:p>
+      <w:pPr>
+        <w:pStyle w:val="ListNumber"/>
+      </w:pPr>
+      <w:r>
+        <w:rPr>
+          <w:b/>
+        </w:rPr>
+        <w:t xml:space="preserve">Line 12. </w:t>
+      </w:r>
       <w:r>
         <w:rPr>
           <w:b w:val="0"/>
           <w:i w:val="0"/>
         </w:rPr>
-        <w:t>Order the analysis of a finished A/B test.</w:t>
+        <w:t>Uses every assigned user, as randomised.</w:t>
+      </w:r>
+    </w:p>
+    <w:p>
+      <w:r>
+        <w:rPr>
+          <w:b w:val="0"/>
+          <w:i w:val="0"/>
+        </w:rPr>
+        <w:t>Check the split, keep everyone in their assigned arm, analyse per randomised unit, and report the lift with its interval.</w:t>
+      </w:r>
+    </w:p>
+    <w:p>
+      <w:pPr>
+        <w:pStyle w:val="Heading4"/>
+      </w:pPr>
+      <w:r>
+        <w:t>Recap card</w:t>
       </w:r>
     </w:p>
     <w:p>
@@ -3549,10 +3330,17 @@
       </w:pPr>
       <w:r>
         <w:rPr>
+          <w:b/>
+          <w:i w:val="0"/>
+        </w:rPr>
+        <w:t>First step in any A/B analysis</w:t>
+      </w:r>
+      <w:r>
+        <w:rPr>
           <w:b w:val="0"/>
           <w:i w:val="0"/>
         </w:rPr>
-        <w:t>Compare the interval with the planned minimum effect</w:t>
+        <w:t xml:space="preserve"> Sample ratio mismatch check: chi-square on arm counts against the plan.</w:t>
       </w:r>
     </w:p>
     <w:p>
@@ -3561,10 +3349,17 @@
       </w:pPr>
       <w:r>
         <w:rPr>
+          <w:b/>
+          <w:i w:val="0"/>
+        </w:rPr>
+        <w:t>Intention to treat</w:t>
+      </w:r>
+      <w:r>
+        <w:rPr>
           <w:b w:val="0"/>
           <w:i w:val="0"/>
         </w:rPr>
-        <w:t>Check the split against the design</w:t>
+        <w:t xml:space="preserve"> Analyse everyone in the arm they were assigned to, whatever happened next.</w:t>
       </w:r>
     </w:p>
     <w:p>
@@ -3573,10 +3368,17 @@
       </w:pPr>
       <w:r>
         <w:rPr>
+          <w:b/>
+          <w:i w:val="0"/>
+        </w:rPr>
+        <w:t>Unit of analysis</w:t>
+      </w:r>
+      <w:r>
+        <w:rPr>
           <w:b w:val="0"/>
           <w:i w:val="0"/>
         </w:rPr>
-        <w:t>Estimate the primary metric's lift with its interval</w:t>
+        <w:t xml:space="preserve"> The unit of randomisation, usually the user, not the page view.</w:t>
       </w:r>
     </w:p>
     <w:p>
@@ -3585,10 +3387,42 @@
       </w:pPr>
       <w:r>
         <w:rPr>
+          <w:b/>
+          <w:i w:val="0"/>
+        </w:rPr>
+        <w:t>Report a lift as</w:t>
+      </w:r>
+      <w:r>
+        <w:rPr>
           <w:b w:val="0"/>
           <w:i w:val="0"/>
         </w:rPr>
-        <w:t>Report secondary metrics as exploratory</w:t>
+        <w:t xml:space="preserve"> The difference with its interval, compared with the planned minimum effect.</w:t>
+      </w:r>
+    </w:p>
+    <w:p>
+      <w:pPr>
+        <w:pStyle w:val="Heading4"/>
+      </w:pPr>
+      <w:r>
+        <w:t>Practice</w:t>
+      </w:r>
+    </w:p>
+    <w:p>
+      <w:pPr>
+        <w:pStyle w:val="Heading5"/>
+      </w:pPr>
+      <w:r>
+        <w:t>Exercise 1. Multiple choice (level 1)</w:t>
+      </w:r>
+    </w:p>
+    <w:p>
+      <w:r>
+        <w:rPr>
+          <w:b w:val="0"/>
+          <w:i w:val="0"/>
+        </w:rPr>
+        <w:t>A 50/50 test ends with 50,600 users in A and 49,400 in B. The SRM check gives p = 0.00015. What next?</w:t>
       </w:r>
     </w:p>
     <w:p>
@@ -3600,7 +3434,76 @@
           <w:b w:val="0"/>
           <w:i w:val="0"/>
         </w:rPr>
-        <w:t>Aggregate to one outcome per randomised user</w:t>
+        <w:t>a) Report the treatment effect. A 1% imbalance is small.</w:t>
+      </w:r>
+    </w:p>
+    <w:p>
+      <w:pPr>
+        <w:pStyle w:val="ListBullet"/>
+      </w:pPr>
+      <w:r>
+        <w:rPr>
+          <w:b w:val="0"/>
+          <w:i w:val="0"/>
+        </w:rPr>
+        <w:t>b) Stop and find why B lost users before trusting any result.</w:t>
+      </w:r>
+    </w:p>
+    <w:p>
+      <w:pPr>
+        <w:pStyle w:val="ListBullet"/>
+      </w:pPr>
+      <w:r>
+        <w:rPr>
+          <w:b w:val="0"/>
+          <w:i w:val="0"/>
+        </w:rPr>
+        <w:t>c) Reweight B up to 50,600 and continue.</w:t>
+      </w:r>
+    </w:p>
+    <w:p>
+      <w:pPr>
+        <w:pStyle w:val="ListBullet"/>
+      </w:pPr>
+      <w:r>
+        <w:rPr>
+          <w:b w:val="0"/>
+          <w:i w:val="0"/>
+        </w:rPr>
+        <w:t>d) Drop 1,200 random users from A to balance.</w:t>
+      </w:r>
+    </w:p>
+    <w:p>
+      <w:r>
+        <w:rPr>
+          <w:b/>
+          <w:i w:val="0"/>
+        </w:rPr>
+        <w:t>Why?</w:t>
+      </w:r>
+    </w:p>
+    <w:p>
+      <w:pPr>
+        <w:pStyle w:val="ListBullet"/>
+      </w:pPr>
+      <w:r>
+        <w:rPr>
+          <w:b w:val="0"/>
+          <w:i w:val="0"/>
+        </w:rPr>
+        <w:t>r1) A split that differs from the design means something removed users unevenly, and they may differ in outcome.</w:t>
+      </w:r>
+    </w:p>
+    <w:p>
+      <w:pPr>
+        <w:pStyle w:val="ListBullet"/>
+      </w:pPr>
+      <w:r>
+        <w:rPr>
+          <w:b w:val="0"/>
+          <w:i w:val="0"/>
+        </w:rPr>
+        <w:t>r2) Any p-value below 0.05 invalidates a test.</w:t>
       </w:r>
     </w:p>
     <w:p>
@@ -3608,7 +3511,7 @@
         <w:pStyle w:val="Heading5"/>
       </w:pPr>
       <w:r>
-        <w:t>Exercise 4. Write the function (level 3)</w:t>
+        <w:t>Exercise 2. Predict the output (level 2)</w:t>
       </w:r>
     </w:p>
     <w:p>
@@ -3617,106 +3520,7 @@
           <w:b w:val="0"/>
           <w:i w:val="0"/>
         </w:rPr>
-        <w:t xml:space="preserve">Write </w:t>
-      </w:r>
-      <w:r>
-        <w:rPr>
-          <w:rFonts w:ascii="Consolas" w:hAnsi="Consolas" w:eastAsia="Consolas"/>
-          <w:b w:val="0"/>
-          <w:sz w:val="19"/>
-        </w:rPr>
-        <w:t>srm_p_value(n_a: int, n_b: int, expected_share_a: float = 0.5) -&gt; float</w:t>
-      </w:r>
-      <w:r>
-        <w:rPr>
-          <w:b w:val="0"/>
-          <w:i w:val="0"/>
-        </w:rPr>
-        <w:t xml:space="preserve">. Compute the chi-square statistic with expected counts </w:t>
-      </w:r>
-      <w:r>
-        <w:rPr>
-          <w:rFonts w:ascii="Consolas" w:hAnsi="Consolas" w:eastAsia="Consolas"/>
-          <w:b w:val="0"/>
-          <w:sz w:val="19"/>
-        </w:rPr>
-        <w:t>n * expected_share_a</w:t>
-      </w:r>
-      <w:r>
-        <w:rPr>
-          <w:b w:val="0"/>
-          <w:i w:val="0"/>
-        </w:rPr>
-        <w:t xml:space="preserve"> and </w:t>
-      </w:r>
-      <w:r>
-        <w:rPr>
-          <w:rFonts w:ascii="Consolas" w:hAnsi="Consolas" w:eastAsia="Consolas"/>
-          <w:b w:val="0"/>
-          <w:sz w:val="19"/>
-        </w:rPr>
-        <w:t>n * (1 - expected_share_a)</w:t>
-      </w:r>
-      <w:r>
-        <w:rPr>
-          <w:b w:val="0"/>
-          <w:i w:val="0"/>
-        </w:rPr>
-        <w:t xml:space="preserve">, and return the 1-degree-of-freedom p-value </w:t>
-      </w:r>
-      <w:r>
-        <w:rPr>
-          <w:rFonts w:ascii="Consolas" w:hAnsi="Consolas" w:eastAsia="Consolas"/>
-          <w:b w:val="0"/>
-          <w:sz w:val="19"/>
-        </w:rPr>
-        <w:t>math.erfc(math.sqrt(stat / 2))</w:t>
-      </w:r>
-      <w:r>
-        <w:rPr>
-          <w:b w:val="0"/>
-          <w:i w:val="0"/>
-        </w:rPr>
-        <w:t xml:space="preserve">. Raise </w:t>
-      </w:r>
-      <w:r>
-        <w:rPr>
-          <w:rFonts w:ascii="Consolas" w:hAnsi="Consolas" w:eastAsia="Consolas"/>
-          <w:b w:val="0"/>
-          <w:sz w:val="19"/>
-        </w:rPr>
-        <w:t>ValueError</w:t>
-      </w:r>
-      <w:r>
-        <w:rPr>
-          <w:b w:val="0"/>
-          <w:i w:val="0"/>
-        </w:rPr>
-        <w:t xml:space="preserve"> if either count is negative, the total is 0, or </w:t>
-      </w:r>
-      <w:r>
-        <w:rPr>
-          <w:rFonts w:ascii="Consolas" w:hAnsi="Consolas" w:eastAsia="Consolas"/>
-          <w:b w:val="0"/>
-          <w:sz w:val="19"/>
-        </w:rPr>
-        <w:t>expected_share_a</w:t>
-      </w:r>
-      <w:r>
-        <w:rPr>
-          <w:b w:val="0"/>
-          <w:i w:val="0"/>
-        </w:rPr>
-        <w:t xml:space="preserve"> is not strictly between 0 and 1.</w:t>
-      </w:r>
-    </w:p>
-    <w:p>
-      <w:r>
-        <w:rPr>
-          <w:b w:val="0"/>
-          <w:i w:val="0"/>
-        </w:rPr>
-        <w:t>Starter code:</w:t>
+        <w:t>What does this print?</w:t>
       </w:r>
     </w:p>
     <w:tbl>
@@ -3754,7 +3558,7 @@
                 <w:b w:val="0"/>
                 <w:sz w:val="16"/>
               </w:rPr>
-              <w:t>def srm_p_value(n_a, n_b, expected_share_a=0.5):</w:t>
+              <w:t>import math</w:t>
             </w:r>
           </w:p>
           <w:p>
@@ -3777,7 +3581,214 @@
                 <w:b w:val="0"/>
                 <w:sz w:val="16"/>
               </w:rPr>
-              <w:t xml:space="preserve">    return abs(n_a - n_b) / (n_a + n_b)</w:t>
+              <w:t xml:space="preserve"> </w:t>
+            </w:r>
+          </w:p>
+          <w:p>
+            <w:pPr>
+              <w:spacing w:before="0" w:after="0" w:line="240" w:lineRule="auto"/>
+              <w:ind w:left="567" w:hanging="567"/>
+            </w:pPr>
+            <w:r>
+              <w:rPr>
+                <w:rFonts w:ascii="Consolas" w:hAnsi="Consolas" w:eastAsia="Consolas"/>
+                <w:b w:val="0"/>
+                <w:color w:val="5B6875"/>
+                <w:sz w:val="16"/>
+              </w:rPr>
+              <w:t xml:space="preserve">   3  </w:t>
+            </w:r>
+            <w:r>
+              <w:rPr>
+                <w:rFonts w:ascii="Consolas" w:hAnsi="Consolas" w:eastAsia="Consolas"/>
+                <w:b w:val="0"/>
+                <w:sz w:val="16"/>
+              </w:rPr>
+              <w:t xml:space="preserve"> </w:t>
+            </w:r>
+          </w:p>
+          <w:p>
+            <w:pPr>
+              <w:spacing w:before="0" w:after="0" w:line="240" w:lineRule="auto"/>
+              <w:ind w:left="567" w:hanging="567"/>
+            </w:pPr>
+            <w:r>
+              <w:rPr>
+                <w:rFonts w:ascii="Consolas" w:hAnsi="Consolas" w:eastAsia="Consolas"/>
+                <w:b w:val="0"/>
+                <w:color w:val="5B6875"/>
+                <w:sz w:val="16"/>
+              </w:rPr>
+              <w:t xml:space="preserve">   4  </w:t>
+            </w:r>
+            <w:r>
+              <w:rPr>
+                <w:rFonts w:ascii="Consolas" w:hAnsi="Consolas" w:eastAsia="Consolas"/>
+                <w:b w:val="0"/>
+                <w:sz w:val="16"/>
+              </w:rPr>
+              <w:t>def srm_p_value(n_a, n_b, expected_share_a=0.5):</w:t>
+            </w:r>
+          </w:p>
+          <w:p>
+            <w:pPr>
+              <w:spacing w:before="0" w:after="0" w:line="240" w:lineRule="auto"/>
+              <w:ind w:left="567" w:hanging="567"/>
+            </w:pPr>
+            <w:r>
+              <w:rPr>
+                <w:rFonts w:ascii="Consolas" w:hAnsi="Consolas" w:eastAsia="Consolas"/>
+                <w:b w:val="0"/>
+                <w:color w:val="5B6875"/>
+                <w:sz w:val="16"/>
+              </w:rPr>
+              <w:t xml:space="preserve">   5  </w:t>
+            </w:r>
+            <w:r>
+              <w:rPr>
+                <w:rFonts w:ascii="Consolas" w:hAnsi="Consolas" w:eastAsia="Consolas"/>
+                <w:b w:val="0"/>
+                <w:sz w:val="16"/>
+              </w:rPr>
+              <w:t xml:space="preserve">    n = n_a + n_b</w:t>
+            </w:r>
+          </w:p>
+          <w:p>
+            <w:pPr>
+              <w:spacing w:before="0" w:after="0" w:line="240" w:lineRule="auto"/>
+              <w:ind w:left="567" w:hanging="567"/>
+            </w:pPr>
+            <w:r>
+              <w:rPr>
+                <w:rFonts w:ascii="Consolas" w:hAnsi="Consolas" w:eastAsia="Consolas"/>
+                <w:b w:val="0"/>
+                <w:color w:val="5B6875"/>
+                <w:sz w:val="16"/>
+              </w:rPr>
+              <w:t xml:space="preserve">   6  </w:t>
+            </w:r>
+            <w:r>
+              <w:rPr>
+                <w:rFonts w:ascii="Consolas" w:hAnsi="Consolas" w:eastAsia="Consolas"/>
+                <w:b w:val="0"/>
+                <w:sz w:val="16"/>
+              </w:rPr>
+              <w:t xml:space="preserve">    e_a, e_b = n * expected_share_a, n * (1 - expected_share_a)</w:t>
+            </w:r>
+          </w:p>
+          <w:p>
+            <w:pPr>
+              <w:spacing w:before="0" w:after="0" w:line="240" w:lineRule="auto"/>
+              <w:ind w:left="567" w:hanging="567"/>
+            </w:pPr>
+            <w:r>
+              <w:rPr>
+                <w:rFonts w:ascii="Consolas" w:hAnsi="Consolas" w:eastAsia="Consolas"/>
+                <w:b w:val="0"/>
+                <w:color w:val="5B6875"/>
+                <w:sz w:val="16"/>
+              </w:rPr>
+              <w:t xml:space="preserve">   7  </w:t>
+            </w:r>
+            <w:r>
+              <w:rPr>
+                <w:rFonts w:ascii="Consolas" w:hAnsi="Consolas" w:eastAsia="Consolas"/>
+                <w:b w:val="0"/>
+                <w:sz w:val="16"/>
+              </w:rPr>
+              <w:t xml:space="preserve">    stat = (n_a - e_a) ** 2 / e_a + (n_b - e_b) ** 2 / e_b</w:t>
+            </w:r>
+          </w:p>
+          <w:p>
+            <w:pPr>
+              <w:spacing w:before="0" w:after="0" w:line="240" w:lineRule="auto"/>
+              <w:ind w:left="567" w:hanging="567"/>
+            </w:pPr>
+            <w:r>
+              <w:rPr>
+                <w:rFonts w:ascii="Consolas" w:hAnsi="Consolas" w:eastAsia="Consolas"/>
+                <w:b w:val="0"/>
+                <w:color w:val="5B6875"/>
+                <w:sz w:val="16"/>
+              </w:rPr>
+              <w:t xml:space="preserve">   8  </w:t>
+            </w:r>
+            <w:r>
+              <w:rPr>
+                <w:rFonts w:ascii="Consolas" w:hAnsi="Consolas" w:eastAsia="Consolas"/>
+                <w:b w:val="0"/>
+                <w:sz w:val="16"/>
+              </w:rPr>
+              <w:t xml:space="preserve">    return math.erfc(math.sqrt(stat / 2))</w:t>
+            </w:r>
+          </w:p>
+          <w:p>
+            <w:pPr>
+              <w:spacing w:before="0" w:after="0" w:line="240" w:lineRule="auto"/>
+              <w:ind w:left="567" w:hanging="567"/>
+            </w:pPr>
+            <w:r>
+              <w:rPr>
+                <w:rFonts w:ascii="Consolas" w:hAnsi="Consolas" w:eastAsia="Consolas"/>
+                <w:b w:val="0"/>
+                <w:color w:val="5B6875"/>
+                <w:sz w:val="16"/>
+              </w:rPr>
+              <w:t xml:space="preserve">   9  </w:t>
+            </w:r>
+            <w:r>
+              <w:rPr>
+                <w:rFonts w:ascii="Consolas" w:hAnsi="Consolas" w:eastAsia="Consolas"/>
+                <w:b w:val="0"/>
+                <w:sz w:val="16"/>
+              </w:rPr>
+              <w:t xml:space="preserve"> </w:t>
+            </w:r>
+          </w:p>
+          <w:p>
+            <w:pPr>
+              <w:spacing w:before="0" w:after="0" w:line="240" w:lineRule="auto"/>
+              <w:ind w:left="567" w:hanging="567"/>
+            </w:pPr>
+            <w:r>
+              <w:rPr>
+                <w:rFonts w:ascii="Consolas" w:hAnsi="Consolas" w:eastAsia="Consolas"/>
+                <w:b w:val="0"/>
+                <w:color w:val="5B6875"/>
+                <w:sz w:val="16"/>
+              </w:rPr>
+              <w:t xml:space="preserve">  10  </w:t>
+            </w:r>
+            <w:r>
+              <w:rPr>
+                <w:rFonts w:ascii="Consolas" w:hAnsi="Consolas" w:eastAsia="Consolas"/>
+                <w:b w:val="0"/>
+                <w:sz w:val="16"/>
+              </w:rPr>
+              <w:t xml:space="preserve"> </w:t>
+            </w:r>
+          </w:p>
+          <w:p>
+            <w:pPr>
+              <w:spacing w:before="0" w:after="0" w:line="240" w:lineRule="auto"/>
+              <w:ind w:left="567" w:hanging="567"/>
+            </w:pPr>
+            <w:r>
+              <w:rPr>
+                <w:rFonts w:ascii="Consolas" w:hAnsi="Consolas" w:eastAsia="Consolas"/>
+                <w:b w:val="0"/>
+                <w:color w:val="5B6875"/>
+                <w:sz w:val="16"/>
+              </w:rPr>
+              <w:t xml:space="preserve">  11  </w:t>
+            </w:r>
+            <w:r>
+              <w:rPr>
+                <w:rFonts w:ascii="Consolas" w:hAnsi="Consolas" w:eastAsia="Consolas"/>
+                <w:b w:val="0"/>
+                <w:sz w:val="16"/>
+              </w:rPr>
+              <w:t>print(srm_p_value(5060, 4940) &gt; 0.05, srm_p_value(50600, 49400) &gt; 0.05)</w:t>
             </w:r>
           </w:p>
         </w:tc>
@@ -3789,7 +3800,7 @@
         <w:pStyle w:val="Heading5"/>
       </w:pPr>
       <w:r>
-        <w:t>Exercise 5. Spot the bug (level 4)</w:t>
+        <w:t>Exercise 3. Put in order (level 2)</w:t>
       </w:r>
     </w:p>
     <w:p>
@@ -3798,7 +3809,228 @@
           <w:b w:val="0"/>
           <w:i w:val="0"/>
         </w:rPr>
-        <w:t>The analysis reports a larger lift than the product team expected. Tap the line that breaks the randomisation, and fix the function.</w:t>
+        <w:t>Order the analysis of a finished A/B test.</w:t>
+      </w:r>
+    </w:p>
+    <w:p>
+      <w:pPr>
+        <w:pStyle w:val="ListBullet"/>
+      </w:pPr>
+      <w:r>
+        <w:rPr>
+          <w:b w:val="0"/>
+          <w:i w:val="0"/>
+        </w:rPr>
+        <w:t>Compare the interval with the planned minimum effect</w:t>
+      </w:r>
+    </w:p>
+    <w:p>
+      <w:pPr>
+        <w:pStyle w:val="ListBullet"/>
+      </w:pPr>
+      <w:r>
+        <w:rPr>
+          <w:b w:val="0"/>
+          <w:i w:val="0"/>
+        </w:rPr>
+        <w:t>Check the split against the design</w:t>
+      </w:r>
+    </w:p>
+    <w:p>
+      <w:pPr>
+        <w:pStyle w:val="ListBullet"/>
+      </w:pPr>
+      <w:r>
+        <w:rPr>
+          <w:b w:val="0"/>
+          <w:i w:val="0"/>
+        </w:rPr>
+        <w:t>Estimate the primary metric's lift with its interval</w:t>
+      </w:r>
+    </w:p>
+    <w:p>
+      <w:pPr>
+        <w:pStyle w:val="ListBullet"/>
+      </w:pPr>
+      <w:r>
+        <w:rPr>
+          <w:b w:val="0"/>
+          <w:i w:val="0"/>
+        </w:rPr>
+        <w:t>Report secondary metrics as exploratory</w:t>
+      </w:r>
+    </w:p>
+    <w:p>
+      <w:pPr>
+        <w:pStyle w:val="ListBullet"/>
+      </w:pPr>
+      <w:r>
+        <w:rPr>
+          <w:b w:val="0"/>
+          <w:i w:val="0"/>
+        </w:rPr>
+        <w:t>Aggregate to one outcome per randomised user</w:t>
+      </w:r>
+    </w:p>
+    <w:p>
+      <w:pPr>
+        <w:pStyle w:val="Heading5"/>
+      </w:pPr>
+      <w:r>
+        <w:t>Exercise 4. Write the function (level 3)</w:t>
+      </w:r>
+    </w:p>
+    <w:p>
+      <w:r>
+        <w:rPr>
+          <w:b w:val="0"/>
+          <w:i w:val="0"/>
+        </w:rPr>
+        <w:t xml:space="preserve">Write </w:t>
+      </w:r>
+      <w:r>
+        <w:rPr>
+          <w:rFonts w:ascii="Consolas" w:hAnsi="Consolas" w:eastAsia="Consolas"/>
+          <w:b w:val="0"/>
+          <w:sz w:val="19"/>
+        </w:rPr>
+        <w:t>srm_p_value(n_a: int, n_b: int, expected_share_a: float = 0.5) -&gt; float</w:t>
+      </w:r>
+      <w:r>
+        <w:rPr>
+          <w:b w:val="0"/>
+          <w:i w:val="0"/>
+        </w:rPr>
+        <w:t xml:space="preserve">. Compute the chi-square statistic with expected counts </w:t>
+      </w:r>
+      <w:r>
+        <w:rPr>
+          <w:rFonts w:ascii="Consolas" w:hAnsi="Consolas" w:eastAsia="Consolas"/>
+          <w:b w:val="0"/>
+          <w:sz w:val="19"/>
+        </w:rPr>
+        <w:t>n * expected_share_a</w:t>
+      </w:r>
+      <w:r>
+        <w:rPr>
+          <w:b w:val="0"/>
+          <w:i w:val="0"/>
+        </w:rPr>
+        <w:t xml:space="preserve"> and </w:t>
+      </w:r>
+      <w:r>
+        <w:rPr>
+          <w:rFonts w:ascii="Consolas" w:hAnsi="Consolas" w:eastAsia="Consolas"/>
+          <w:b w:val="0"/>
+          <w:sz w:val="19"/>
+        </w:rPr>
+        <w:t>n * (1 - expected_share_a)</w:t>
+      </w:r>
+      <w:r>
+        <w:rPr>
+          <w:b w:val="0"/>
+          <w:i w:val="0"/>
+        </w:rPr>
+        <w:t xml:space="preserve">, and return the 1-degree-of-freedom p-value </w:t>
+      </w:r>
+      <w:r>
+        <w:rPr>
+          <w:rFonts w:ascii="Consolas" w:hAnsi="Consolas" w:eastAsia="Consolas"/>
+          <w:b w:val="0"/>
+          <w:sz w:val="19"/>
+        </w:rPr>
+        <w:t>math.erfc(math.sqrt(stat / 2))</w:t>
+      </w:r>
+      <w:r>
+        <w:rPr>
+          <w:b w:val="0"/>
+          <w:i w:val="0"/>
+        </w:rPr>
+        <w:t xml:space="preserve">. Raise </w:t>
+      </w:r>
+      <w:r>
+        <w:rPr>
+          <w:rFonts w:ascii="Consolas" w:hAnsi="Consolas" w:eastAsia="Consolas"/>
+          <w:b w:val="0"/>
+          <w:sz w:val="19"/>
+        </w:rPr>
+        <w:t>ValueError</w:t>
+      </w:r>
+      <w:r>
+        <w:rPr>
+          <w:b w:val="0"/>
+          <w:i w:val="0"/>
+        </w:rPr>
+        <w:t xml:space="preserve"> if either count is negative, the total is 0, or </w:t>
+      </w:r>
+      <w:r>
+        <w:rPr>
+          <w:rFonts w:ascii="Consolas" w:hAnsi="Consolas" w:eastAsia="Consolas"/>
+          <w:b w:val="0"/>
+          <w:sz w:val="19"/>
+        </w:rPr>
+        <w:t>expected_share_a</w:t>
+      </w:r>
+      <w:r>
+        <w:rPr>
+          <w:b w:val="0"/>
+          <w:i w:val="0"/>
+        </w:rPr>
+        <w:t xml:space="preserve"> is not strictly between 0 and 1.</w:t>
+      </w:r>
+    </w:p>
+    <w:p>
+      <w:r>
+        <w:rPr>
+          <w:b w:val="0"/>
+          <w:i w:val="0"/>
+        </w:rPr>
+        <w:t>Your code must pass these checks:</w:t>
+      </w:r>
+    </w:p>
+    <w:p>
+      <w:pPr>
+        <w:pStyle w:val="ListBullet"/>
+      </w:pPr>
+      <w:r>
+        <w:rPr>
+          <w:b w:val="0"/>
+          <w:i w:val="0"/>
+        </w:rPr>
+        <w:t>The 50/50 p-values must match chi-square with 1 df: 0.000148 and 0.230.</w:t>
+      </w:r>
+    </w:p>
+    <w:p>
+      <w:pPr>
+        <w:pStyle w:val="ListBullet"/>
+      </w:pPr>
+      <w:r>
+        <w:rPr>
+          <w:b w:val="0"/>
+          <w:i w:val="0"/>
+        </w:rPr>
+        <w:t>Use expected_share_a for the expected counts.</w:t>
+      </w:r>
+    </w:p>
+    <w:p>
+      <w:pPr>
+        <w:pStyle w:val="ListBullet"/>
+      </w:pPr>
+      <w:r>
+        <w:rPr>
+          <w:b w:val="0"/>
+          <w:i w:val="0"/>
+        </w:rPr>
+        <w:t>Raise ValueError for a zero total, a negative count, or a share outside (0, 1).</w:t>
+      </w:r>
+    </w:p>
+    <w:p>
+      <w:r>
+        <w:rPr>
+          <w:b w:val="0"/>
+          <w:i w:val="0"/>
+        </w:rPr>
+        <w:t>Shape of the answer. The reference solution defines these names. Write the bodies yourself.</w:t>
       </w:r>
     </w:p>
     <w:tbl>
@@ -3836,7 +4068,7 @@
                 <w:b w:val="0"/>
                 <w:sz w:val="16"/>
               </w:rPr>
-              <w:t>import pandas as pd</w:t>
+              <w:t># Sample ratio mismatch p-value: chi-square with 1 degree of freedom.</w:t>
             </w:r>
           </w:p>
           <w:p>
@@ -3859,7 +4091,7 @@
                 <w:b w:val="0"/>
                 <w:sz w:val="16"/>
               </w:rPr>
-              <w:t xml:space="preserve"> </w:t>
+              <w:t>def srm_p_value(</w:t>
             </w:r>
           </w:p>
           <w:p>
@@ -3882,7 +4114,7 @@
                 <w:b w:val="0"/>
                 <w:sz w:val="16"/>
               </w:rPr>
-              <w:t xml:space="preserve"> </w:t>
+              <w:t xml:space="preserve">    n_a: int,</w:t>
             </w:r>
           </w:p>
           <w:p>
@@ -3905,7 +4137,7 @@
                 <w:b w:val="0"/>
                 <w:sz w:val="16"/>
               </w:rPr>
-              <w:t>def conversion_by_arm(users: pd.DataFrame) -&gt; dict[str, float]:</w:t>
+              <w:t xml:space="preserve">    n_b: int,</w:t>
             </w:r>
           </w:p>
           <w:p>
@@ -3928,7 +4160,7 @@
                 <w:b w:val="0"/>
                 <w:sz w:val="16"/>
               </w:rPr>
-              <w:t xml:space="preserve">    """Conversion rate per assigned arm. One row per randomised user."""</w:t>
+              <w:t xml:space="preserve">    expected_share_a: float = 0.5,</w:t>
             </w:r>
           </w:p>
           <w:p>
@@ -3951,30 +4183,7 @@
                 <w:b w:val="0"/>
                 <w:sz w:val="16"/>
               </w:rPr>
-              <w:t xml:space="preserve">    analysed = users[(users["arm"] == "A") | users["saw_new_page"]]</w:t>
-            </w:r>
-          </w:p>
-          <w:p>
-            <w:pPr>
-              <w:spacing w:before="0" w:after="0" w:line="240" w:lineRule="auto"/>
-              <w:ind w:left="567" w:hanging="567"/>
-            </w:pPr>
-            <w:r>
-              <w:rPr>
-                <w:rFonts w:ascii="Consolas" w:hAnsi="Consolas" w:eastAsia="Consolas"/>
-                <w:b w:val="0"/>
-                <w:color w:val="5B6875"/>
-                <w:sz w:val="16"/>
-              </w:rPr>
-              <w:t xml:space="preserve">   7  </w:t>
-            </w:r>
-            <w:r>
-              <w:rPr>
-                <w:rFonts w:ascii="Consolas" w:hAnsi="Consolas" w:eastAsia="Consolas"/>
-                <w:b w:val="0"/>
-                <w:sz w:val="16"/>
-              </w:rPr>
-              <w:t xml:space="preserve">    return analysed.groupby("arm")["converted"].mean().to_dict()</w:t>
+              <w:t>) -&gt; float: ...</w:t>
             </w:r>
           </w:p>
         </w:tc>
@@ -3985,258 +4194,9 @@
       <w:r>
         <w:rPr>
           <w:b w:val="0"/>
-          <w:i/>
-        </w:rPr>
-        <w:t>Write down the line number of the bug. Then write the fix.</w:t>
-      </w:r>
-    </w:p>
-    <w:p>
-      <w:pPr>
-        <w:pStyle w:val="Heading4"/>
-      </w:pPr>
-      <w:r>
-        <w:t>Sources</w:t>
-      </w:r>
-    </w:p>
-    <w:p>
-      <w:pPr>
-        <w:pStyle w:val="ListBullet"/>
-      </w:pPr>
-      <w:r>
-        <w:rPr>
-          <w:b w:val="0"/>
           <w:i w:val="0"/>
         </w:rPr>
-        <w:t>chisquare([50600, 49400]).pvalue is 0.000148; for 5060 vs 4940 it is 0.230. (verified: Run on SciPy 1.17.1 in this repository; matches math.erfc(sqrt(stat / 2)).)</w:t>
-      </w:r>
-    </w:p>
-    <w:p>
-      <w:pPr>
-        <w:pStyle w:val="ListBullet"/>
-      </w:pPr>
-      <w:r>
-        <w:rPr>
-          <w:b w:val="0"/>
-          <w:i w:val="0"/>
-        </w:rPr>
-        <w:t>confint_proportions_2indep(1150, 10000, 1000, 10000) gives (0.0064, 0.0236). (verified: Run on statsmodels 0.15.0 in this repository.)</w:t>
-      </w:r>
-    </w:p>
-    <w:p>
-      <w:pPr>
-        <w:pStyle w:val="ListBullet"/>
-      </w:pPr>
-      <w:r>
-        <w:rPr>
-          <w:b w:val="0"/>
-          <w:i w:val="0"/>
-        </w:rPr>
-        <w:t>An SRM p-value below 0.001 is a common threshold for investigation. (search-only: Fabijan et al. (2019), Diagnosing Sample Ratio Mismatch in Online Controlled Experiments, KDD.)</w:t>
-      </w:r>
-    </w:p>
-    <w:p>
-      <w:pPr>
-        <w:pStyle w:val="Heading3"/>
-      </w:pPr>
-      <w:r>
-        <w:t>B9-L3 Peeking, novelty and other ways tests mislead</w:t>
-      </w:r>
-    </w:p>
-    <w:p>
-      <w:pPr>
-        <w:pStyle w:val="Heading4"/>
-      </w:pPr>
-      <w:r>
-        <w:t>Concept</w:t>
-      </w:r>
-    </w:p>
-    <w:p>
-      <w:r>
-        <w:rPr>
-          <w:b w:val="0"/>
-          <w:i w:val="0"/>
-        </w:rPr>
-        <w:t>A test's 5% false positive rate holds only if you analyse once, at the planned sample size. Common habits break it.</w:t>
-      </w:r>
-    </w:p>
-    <w:p>
-      <w:r>
-        <w:rPr>
-          <w:b/>
-          <w:i w:val="0"/>
-        </w:rPr>
-        <w:t>Peeking.</w:t>
-      </w:r>
-      <w:r>
-        <w:rPr>
-          <w:b w:val="0"/>
-          <w:i w:val="0"/>
-        </w:rPr>
-        <w:t xml:space="preserve"> Checking results every day and stopping the first time p &lt; 0.05 gives the noise ten chances to cross the line. A simulation in this course's build: two identical arms with a 10% conversion rate, 1,000 runs, 200 users per arm per look. One look: 5.2% false positives. Five looks: 12.9%. Ten looks: 18.4%.</w:t>
-      </w:r>
-    </w:p>
-    <w:p>
-      <w:r>
-        <w:rPr>
-          <w:b w:val="0"/>
-          <w:i w:val="0"/>
-        </w:rPr>
-        <w:t>Fixes, in order of simplicity:</w:t>
-      </w:r>
-    </w:p>
-    <w:p>
-      <w:pPr>
-        <w:pStyle w:val="ListBullet"/>
-      </w:pPr>
-      <w:r>
-        <w:rPr>
-          <w:b/>
-          <w:i w:val="0"/>
-        </w:rPr>
-        <w:t>Fixed horizon.</w:t>
-      </w:r>
-      <w:r>
-        <w:rPr>
-          <w:b w:val="0"/>
-          <w:i w:val="0"/>
-        </w:rPr>
-        <w:t xml:space="preserve"> Compute the sample size (lesson B9-L1), run to it, analyse once. Dashboards during the test show health metrics and the split check, not the lift.</w:t>
-      </w:r>
-    </w:p>
-    <w:p>
-      <w:pPr>
-        <w:pStyle w:val="ListBullet"/>
-      </w:pPr>
-      <w:r>
-        <w:rPr>
-          <w:b/>
-          <w:i w:val="0"/>
-        </w:rPr>
-        <w:t>Planned interim looks</w:t>
-      </w:r>
-      <w:r>
-        <w:rPr>
-          <w:b w:val="0"/>
-          <w:i w:val="0"/>
-        </w:rPr>
-        <w:t xml:space="preserve"> with a group-sequential design, where each look uses a stricter threshold so the overall rate stays at 5%. Plan the number of looks and the boundaries before launch.</w:t>
-      </w:r>
-    </w:p>
-    <w:p>
-      <w:pPr>
-        <w:pStyle w:val="ListBullet"/>
-      </w:pPr>
-      <w:r>
-        <w:rPr>
-          <w:b/>
-          <w:i w:val="0"/>
-        </w:rPr>
-        <w:t>Always-valid methods</w:t>
-      </w:r>
-      <w:r>
-        <w:rPr>
-          <w:b w:val="0"/>
-          <w:i w:val="0"/>
-        </w:rPr>
-        <w:t xml:space="preserve"> designed for continuous monitoring,, offered by some experimentation platforms. Use them as the platform documents them.</w:t>
-      </w:r>
-    </w:p>
-    <w:p>
-      <w:r>
-        <w:rPr>
-          <w:b/>
-          <w:i w:val="0"/>
-        </w:rPr>
-        <w:t>Novelty and learning effects.</w:t>
-      </w:r>
-      <w:r>
-        <w:rPr>
-          <w:b w:val="0"/>
-          <w:i w:val="0"/>
-        </w:rPr>
-        <w:t xml:space="preserve"> Users click a new button because it is new. The lift fades after a week. Run for at least one full weekly cycle, and compare the effect in week 1 and week 2.</w:t>
-      </w:r>
-    </w:p>
-    <w:p>
-      <w:r>
-        <w:rPr>
-          <w:b/>
-          <w:i w:val="0"/>
-        </w:rPr>
-        <w:t>Too many metrics.</w:t>
-      </w:r>
-      <w:r>
-        <w:rPr>
-          <w:b w:val="0"/>
-          <w:i w:val="0"/>
-        </w:rPr>
-        <w:t xml:space="preserve"> Twenty secondary metrics produce about one false positive per test (lesson B8-L3). Name one primary metric and a few guardrails before launch.</w:t>
-      </w:r>
-    </w:p>
-    <w:p>
-      <w:r>
-        <w:rPr>
-          <w:b/>
-          <w:i w:val="0"/>
-        </w:rPr>
-        <w:t>Stopping for a good result only.</w:t>
-      </w:r>
-      <w:r>
-        <w:rPr>
-          <w:b w:val="0"/>
-          <w:i w:val="0"/>
-        </w:rPr>
-        <w:t xml:space="preserve"> A team that stops early when B looks good but runs longer when B looks bad biases every conclusion towards B.</w:t>
-      </w:r>
-    </w:p>
-    <w:p>
-      <w:r>
-        <w:rPr>
-          <w:b/>
-          <w:i w:val="0"/>
-        </w:rPr>
-        <w:t>Interference.</w:t>
-      </w:r>
-      <w:r>
-        <w:rPr>
-          <w:b w:val="0"/>
-          <w:i w:val="0"/>
-        </w:rPr>
-        <w:t xml:space="preserve"> If treated users affect control users, through shared inventory, pricing or social features, the arms are not independent. Randomise at a level that contains the interaction, such as city or store.</w:t>
-      </w:r>
-    </w:p>
-    <w:p>
-      <w:r>
-        <w:rPr>
-          <w:b w:val="0"/>
-          <w:i w:val="0"/>
-        </w:rPr>
-        <w:t>Write the plan down: primary metric, MDE, sample size, duration, looks, and the decision rule. Then follow it.</w:t>
-      </w:r>
-    </w:p>
-    <w:p>
-      <w:pPr>
-        <w:pStyle w:val="Heading4"/>
-      </w:pPr>
-      <w:r>
-        <w:t>Why it matters</w:t>
-      </w:r>
-    </w:p>
-    <w:p>
-      <w:r>
-        <w:rPr>
-          <w:b w:val="0"/>
-          <w:i w:val="0"/>
-        </w:rPr>
-        <w:t>A growth team ran 30 tests a quarter, checked each daily, and shipped any variant that reached p &lt; 0.05. Their dashboard showed 11 winners, with a combined forecast lift of 9% in sign-ups. Sign-ups over the quarter were flat. With daily peeking over three-week tests, the false positive rate per test was far above 5%, and most of the winners were noise.</w:t>
-      </w:r>
-    </w:p>
-    <w:p>
-      <w:pPr>
-        <w:pStyle w:val="Heading4"/>
-      </w:pPr>
-      <w:r>
-        <w:t>Worked example: weak code</w:t>
+        <w:t>Starter code:</w:t>
       </w:r>
     </w:p>
     <w:tbl>
@@ -4262,19 +4222,19 @@
             <w:r>
               <w:rPr>
                 <w:rFonts w:ascii="Consolas" w:hAnsi="Consolas" w:eastAsia="Consolas"/>
-                <w:b/>
+                <w:b w:val="0"/>
                 <w:color w:val="5B6875"/>
                 <w:sz w:val="16"/>
               </w:rPr>
-              <w:t xml:space="preserve"> [1]  </w:t>
-            </w:r>
-            <w:r>
-              <w:rPr>
-                <w:rFonts w:ascii="Consolas" w:hAnsi="Consolas" w:eastAsia="Consolas"/>
-                <w:b w:val="0"/>
-                <w:sz w:val="16"/>
-              </w:rPr>
-              <w:t>for day in range(1, 29):</w:t>
+              <w:t xml:space="preserve">   1  </w:t>
+            </w:r>
+            <w:r>
+              <w:rPr>
+                <w:rFonts w:ascii="Consolas" w:hAnsi="Consolas" w:eastAsia="Consolas"/>
+                <w:b w:val="0"/>
+                <w:sz w:val="16"/>
+              </w:rPr>
+              <w:t>def srm_p_value(n_a, n_b, expected_share_a=0.5):</w:t>
             </w:r>
           </w:p>
           <w:p>
@@ -4297,123 +4257,28 @@
                 <w:b w:val="0"/>
                 <w:sz w:val="16"/>
               </w:rPr>
-              <w:t xml:space="preserve">    p = daily_p_value(day)</w:t>
-            </w:r>
-          </w:p>
-          <w:p>
-            <w:pPr>
-              <w:spacing w:before="0" w:after="0" w:line="240" w:lineRule="auto"/>
-              <w:ind w:left="567" w:hanging="567"/>
-            </w:pPr>
-            <w:r>
-              <w:rPr>
-                <w:rFonts w:ascii="Consolas" w:hAnsi="Consolas" w:eastAsia="Consolas"/>
-                <w:b/>
-                <w:color w:val="5B6875"/>
-                <w:sz w:val="16"/>
-              </w:rPr>
-              <w:t xml:space="preserve"> [2]  </w:t>
-            </w:r>
-            <w:r>
-              <w:rPr>
-                <w:rFonts w:ascii="Consolas" w:hAnsi="Consolas" w:eastAsia="Consolas"/>
-                <w:b w:val="0"/>
-                <w:sz w:val="16"/>
-              </w:rPr>
-              <w:t xml:space="preserve">    if p &lt; 0.05:</w:t>
-            </w:r>
-          </w:p>
-          <w:p>
-            <w:pPr>
-              <w:spacing w:before="0" w:after="0" w:line="240" w:lineRule="auto"/>
-              <w:ind w:left="567" w:hanging="567"/>
-            </w:pPr>
-            <w:r>
-              <w:rPr>
-                <w:rFonts w:ascii="Consolas" w:hAnsi="Consolas" w:eastAsia="Consolas"/>
-                <w:b w:val="0"/>
-                <w:color w:val="5B6875"/>
-                <w:sz w:val="16"/>
-              </w:rPr>
-              <w:t xml:space="preserve">   4  </w:t>
-            </w:r>
-            <w:r>
-              <w:rPr>
-                <w:rFonts w:ascii="Consolas" w:hAnsi="Consolas" w:eastAsia="Consolas"/>
-                <w:b w:val="0"/>
-                <w:sz w:val="16"/>
-              </w:rPr>
-              <w:t xml:space="preserve">        ship("B")</w:t>
-            </w:r>
-          </w:p>
-          <w:p>
-            <w:pPr>
-              <w:spacing w:before="0" w:after="0" w:line="240" w:lineRule="auto"/>
-              <w:ind w:left="567" w:hanging="567"/>
-            </w:pPr>
-            <w:r>
-              <w:rPr>
-                <w:rFonts w:ascii="Consolas" w:hAnsi="Consolas" w:eastAsia="Consolas"/>
-                <w:b w:val="0"/>
-                <w:color w:val="5B6875"/>
-                <w:sz w:val="16"/>
-              </w:rPr>
-              <w:t xml:space="preserve">   5  </w:t>
-            </w:r>
-            <w:r>
-              <w:rPr>
-                <w:rFonts w:ascii="Consolas" w:hAnsi="Consolas" w:eastAsia="Consolas"/>
-                <w:b w:val="0"/>
-                <w:sz w:val="16"/>
-              </w:rPr>
-              <w:t xml:space="preserve">        break</w:t>
+              <w:t xml:space="preserve">    return abs(n_a - n_b) / (n_a + n_b)</w:t>
             </w:r>
           </w:p>
         </w:tc>
       </w:tr>
     </w:tbl>
+    <w:p/>
     <w:p>
       <w:pPr>
-        <w:pStyle w:val="ListNumber"/>
+        <w:pStyle w:val="Heading5"/>
       </w:pPr>
       <w:r>
-        <w:rPr>
-          <w:b/>
-        </w:rPr>
-        <w:t xml:space="preserve">Line 1. </w:t>
-      </w:r>
+        <w:t>Exercise 5. Spot the bug (level 4)</w:t>
+      </w:r>
+    </w:p>
+    <w:p>
       <w:r>
         <w:rPr>
           <w:b w:val="0"/>
           <w:i w:val="0"/>
         </w:rPr>
-        <w:t>Up to 28 looks at the same growing data.</w:t>
-      </w:r>
-    </w:p>
-    <w:p>
-      <w:pPr>
-        <w:pStyle w:val="ListNumber"/>
-      </w:pPr>
-      <w:r>
-        <w:rPr>
-          <w:b/>
-        </w:rPr>
-        <w:t xml:space="preserve">Line 3. </w:t>
-      </w:r>
-      <w:r>
-        <w:rPr>
-          <w:b w:val="0"/>
-          <w:i w:val="0"/>
-        </w:rPr>
-        <w:t>The same 5% threshold at every look: the overall false positive rate climbs well above 5%.</w:t>
-      </w:r>
-    </w:p>
-    <w:p>
-      <w:pPr>
-        <w:pStyle w:val="Heading4"/>
-      </w:pPr>
-      <w:r>
-        <w:t>Worked example: strong code</w:t>
+        <w:t>The analysis reports a larger lift than the product team expected. Tap the line that breaks the randomisation, and fix the function.</w:t>
       </w:r>
     </w:p>
     <w:tbl>
@@ -4451,7 +4316,7 @@
                 <w:b w:val="0"/>
                 <w:sz w:val="16"/>
               </w:rPr>
-              <w:t>from dataclasses import dataclass</w:t>
+              <w:t>import pandas as pd</w:t>
             </w:r>
           </w:p>
           <w:p>
@@ -4520,7 +4385,7 @@
                 <w:b w:val="0"/>
                 <w:sz w:val="16"/>
               </w:rPr>
-              <w:t>@dataclass(frozen=True)</w:t>
+              <w:t>def conversion_by_arm(users: pd.DataFrame) -&gt; dict[str, float]:</w:t>
             </w:r>
           </w:p>
           <w:p>
@@ -4531,19 +4396,19 @@
             <w:r>
               <w:rPr>
                 <w:rFonts w:ascii="Consolas" w:hAnsi="Consolas" w:eastAsia="Consolas"/>
-                <w:b/>
+                <w:b w:val="0"/>
                 <w:color w:val="5B6875"/>
                 <w:sz w:val="16"/>
               </w:rPr>
-              <w:t xml:space="preserve"> [1]  </w:t>
-            </w:r>
-            <w:r>
-              <w:rPr>
-                <w:rFonts w:ascii="Consolas" w:hAnsi="Consolas" w:eastAsia="Consolas"/>
-                <w:b w:val="0"/>
-                <w:sz w:val="16"/>
-              </w:rPr>
-              <w:t>class TestPlan:</w:t>
+              <w:t xml:space="preserve">   5  </w:t>
+            </w:r>
+            <w:r>
+              <w:rPr>
+                <w:rFonts w:ascii="Consolas" w:hAnsi="Consolas" w:eastAsia="Consolas"/>
+                <w:b w:val="0"/>
+                <w:sz w:val="16"/>
+              </w:rPr>
+              <w:t xml:space="preserve">    """Conversion rate per assigned arm. One row per randomised user."""</w:t>
             </w:r>
           </w:p>
           <w:p>
@@ -4566,7 +4431,7 @@
                 <w:b w:val="0"/>
                 <w:sz w:val="16"/>
               </w:rPr>
-              <w:t xml:space="preserve">    """Written before launch and stored with the results."""</w:t>
+              <w:t xml:space="preserve">    analysed = users[(users["arm"] == "A") | users["saw_new_page"]]</w:t>
             </w:r>
           </w:p>
           <w:p>
@@ -4589,303 +4454,20 @@
                 <w:b w:val="0"/>
                 <w:sz w:val="16"/>
               </w:rPr>
-              <w:t xml:space="preserve"> </w:t>
-            </w:r>
-          </w:p>
-          <w:p>
-            <w:pPr>
-              <w:spacing w:before="0" w:after="0" w:line="240" w:lineRule="auto"/>
-              <w:ind w:left="567" w:hanging="567"/>
-            </w:pPr>
-            <w:r>
-              <w:rPr>
-                <w:rFonts w:ascii="Consolas" w:hAnsi="Consolas" w:eastAsia="Consolas"/>
-                <w:b w:val="0"/>
-                <w:color w:val="5B6875"/>
-                <w:sz w:val="16"/>
-              </w:rPr>
-              <w:t xml:space="preserve">   8  </w:t>
-            </w:r>
-            <w:r>
-              <w:rPr>
-                <w:rFonts w:ascii="Consolas" w:hAnsi="Consolas" w:eastAsia="Consolas"/>
-                <w:b w:val="0"/>
-                <w:sz w:val="16"/>
-              </w:rPr>
-              <w:t xml:space="preserve">    primary_metric: str</w:t>
-            </w:r>
-          </w:p>
-          <w:p>
-            <w:pPr>
-              <w:spacing w:before="0" w:after="0" w:line="240" w:lineRule="auto"/>
-              <w:ind w:left="567" w:hanging="567"/>
-            </w:pPr>
-            <w:r>
-              <w:rPr>
-                <w:rFonts w:ascii="Consolas" w:hAnsi="Consolas" w:eastAsia="Consolas"/>
-                <w:b w:val="0"/>
-                <w:color w:val="5B6875"/>
-                <w:sz w:val="16"/>
-              </w:rPr>
-              <w:t xml:space="preserve">   9  </w:t>
-            </w:r>
-            <w:r>
-              <w:rPr>
-                <w:rFonts w:ascii="Consolas" w:hAnsi="Consolas" w:eastAsia="Consolas"/>
-                <w:b w:val="0"/>
-                <w:sz w:val="16"/>
-              </w:rPr>
-              <w:t xml:space="preserve">    mde_points: float</w:t>
-            </w:r>
-          </w:p>
-          <w:p>
-            <w:pPr>
-              <w:spacing w:before="0" w:after="0" w:line="240" w:lineRule="auto"/>
-              <w:ind w:left="567" w:hanging="567"/>
-            </w:pPr>
-            <w:r>
-              <w:rPr>
-                <w:rFonts w:ascii="Consolas" w:hAnsi="Consolas" w:eastAsia="Consolas"/>
-                <w:b w:val="0"/>
-                <w:color w:val="5B6875"/>
-                <w:sz w:val="16"/>
-              </w:rPr>
-              <w:t xml:space="preserve">  10  </w:t>
-            </w:r>
-            <w:r>
-              <w:rPr>
-                <w:rFonts w:ascii="Consolas" w:hAnsi="Consolas" w:eastAsia="Consolas"/>
-                <w:b w:val="0"/>
-                <w:sz w:val="16"/>
-              </w:rPr>
-              <w:t xml:space="preserve">    n_per_arm: int</w:t>
-            </w:r>
-          </w:p>
-          <w:p>
-            <w:pPr>
-              <w:spacing w:before="0" w:after="0" w:line="240" w:lineRule="auto"/>
-              <w:ind w:left="567" w:hanging="567"/>
-            </w:pPr>
-            <w:r>
-              <w:rPr>
-                <w:rFonts w:ascii="Consolas" w:hAnsi="Consolas" w:eastAsia="Consolas"/>
-                <w:b w:val="0"/>
-                <w:color w:val="5B6875"/>
-                <w:sz w:val="16"/>
-              </w:rPr>
-              <w:t xml:space="preserve">  11  </w:t>
-            </w:r>
-            <w:r>
-              <w:rPr>
-                <w:rFonts w:ascii="Consolas" w:hAnsi="Consolas" w:eastAsia="Consolas"/>
-                <w:b w:val="0"/>
-                <w:sz w:val="16"/>
-              </w:rPr>
-              <w:t xml:space="preserve">    min_days: int</w:t>
-            </w:r>
-          </w:p>
-          <w:p>
-            <w:pPr>
-              <w:spacing w:before="0" w:after="0" w:line="240" w:lineRule="auto"/>
-              <w:ind w:left="567" w:hanging="567"/>
-            </w:pPr>
-            <w:r>
-              <w:rPr>
-                <w:rFonts w:ascii="Consolas" w:hAnsi="Consolas" w:eastAsia="Consolas"/>
-                <w:b/>
-                <w:color w:val="5B6875"/>
-                <w:sz w:val="16"/>
-              </w:rPr>
-              <w:t xml:space="preserve"> [2]  </w:t>
-            </w:r>
-            <w:r>
-              <w:rPr>
-                <w:rFonts w:ascii="Consolas" w:hAnsi="Consolas" w:eastAsia="Consolas"/>
-                <w:b w:val="0"/>
-                <w:sz w:val="16"/>
-              </w:rPr>
-              <w:t xml:space="preserve">    looks: int = 1</w:t>
-            </w:r>
-          </w:p>
-          <w:p>
-            <w:pPr>
-              <w:spacing w:before="0" w:after="0" w:line="240" w:lineRule="auto"/>
-              <w:ind w:left="567" w:hanging="567"/>
-            </w:pPr>
-            <w:r>
-              <w:rPr>
-                <w:rFonts w:ascii="Consolas" w:hAnsi="Consolas" w:eastAsia="Consolas"/>
-                <w:b w:val="0"/>
-                <w:color w:val="5B6875"/>
-                <w:sz w:val="16"/>
-              </w:rPr>
-              <w:t xml:space="preserve">  13  </w:t>
-            </w:r>
-            <w:r>
-              <w:rPr>
-                <w:rFonts w:ascii="Consolas" w:hAnsi="Consolas" w:eastAsia="Consolas"/>
-                <w:b w:val="0"/>
-                <w:sz w:val="16"/>
-              </w:rPr>
-              <w:t xml:space="preserve"> </w:t>
-            </w:r>
-          </w:p>
-          <w:p>
-            <w:pPr>
-              <w:spacing w:before="0" w:after="0" w:line="240" w:lineRule="auto"/>
-              <w:ind w:left="567" w:hanging="567"/>
-            </w:pPr>
-            <w:r>
-              <w:rPr>
-                <w:rFonts w:ascii="Consolas" w:hAnsi="Consolas" w:eastAsia="Consolas"/>
-                <w:b w:val="0"/>
-                <w:color w:val="5B6875"/>
-                <w:sz w:val="16"/>
-              </w:rPr>
-              <w:t xml:space="preserve">  14  </w:t>
-            </w:r>
-            <w:r>
-              <w:rPr>
-                <w:rFonts w:ascii="Consolas" w:hAnsi="Consolas" w:eastAsia="Consolas"/>
-                <w:b w:val="0"/>
-                <w:sz w:val="16"/>
-              </w:rPr>
-              <w:t xml:space="preserve"> </w:t>
-            </w:r>
-          </w:p>
-          <w:p>
-            <w:pPr>
-              <w:spacing w:before="0" w:after="0" w:line="240" w:lineRule="auto"/>
-              <w:ind w:left="567" w:hanging="567"/>
-            </w:pPr>
-            <w:r>
-              <w:rPr>
-                <w:rFonts w:ascii="Consolas" w:hAnsi="Consolas" w:eastAsia="Consolas"/>
-                <w:b w:val="0"/>
-                <w:color w:val="5B6875"/>
-                <w:sz w:val="16"/>
-              </w:rPr>
-              <w:t xml:space="preserve">  15  </w:t>
-            </w:r>
-            <w:r>
-              <w:rPr>
-                <w:rFonts w:ascii="Consolas" w:hAnsi="Consolas" w:eastAsia="Consolas"/>
-                <w:b w:val="0"/>
-                <w:sz w:val="16"/>
-              </w:rPr>
-              <w:t>def ready_to_analyse(plan: TestPlan, n_per_arm_now: int, days_run: int) -&gt; bool:</w:t>
-            </w:r>
-          </w:p>
-          <w:p>
-            <w:pPr>
-              <w:spacing w:before="0" w:after="0" w:line="240" w:lineRule="auto"/>
-              <w:ind w:left="567" w:hanging="567"/>
-            </w:pPr>
-            <w:r>
-              <w:rPr>
-                <w:rFonts w:ascii="Consolas" w:hAnsi="Consolas" w:eastAsia="Consolas"/>
-                <w:b w:val="0"/>
-                <w:color w:val="5B6875"/>
-                <w:sz w:val="16"/>
-              </w:rPr>
-              <w:t xml:space="preserve">  16  </w:t>
-            </w:r>
-            <w:r>
-              <w:rPr>
-                <w:rFonts w:ascii="Consolas" w:hAnsi="Consolas" w:eastAsia="Consolas"/>
-                <w:b w:val="0"/>
-                <w:sz w:val="16"/>
-              </w:rPr>
-              <w:t xml:space="preserve">    """True only once the planned sample and duration are both reached."""</w:t>
-            </w:r>
-          </w:p>
-          <w:p>
-            <w:pPr>
-              <w:spacing w:before="0" w:after="0" w:line="240" w:lineRule="auto"/>
-              <w:ind w:left="567" w:hanging="567"/>
-            </w:pPr>
-            <w:r>
-              <w:rPr>
-                <w:rFonts w:ascii="Consolas" w:hAnsi="Consolas" w:eastAsia="Consolas"/>
-                <w:b/>
-                <w:color w:val="5B6875"/>
-                <w:sz w:val="16"/>
-              </w:rPr>
-              <w:t xml:space="preserve"> [3]  </w:t>
-            </w:r>
-            <w:r>
-              <w:rPr>
-                <w:rFonts w:ascii="Consolas" w:hAnsi="Consolas" w:eastAsia="Consolas"/>
-                <w:b w:val="0"/>
-                <w:sz w:val="16"/>
-              </w:rPr>
-              <w:t xml:space="preserve">    return n_per_arm_now &gt;= plan.n_per_arm and days_run &gt;= plan.min_days</w:t>
+              <w:t xml:space="preserve">    return analysed.groupby("arm")["converted"].mean().to_dict()</w:t>
             </w:r>
           </w:p>
         </w:tc>
       </w:tr>
     </w:tbl>
+    <w:p/>
     <w:p>
-      <w:pPr>
-        <w:pStyle w:val="ListNumber"/>
-      </w:pPr>
-      <w:r>
-        <w:rPr>
-          <w:b/>
-        </w:rPr>
-        <w:t xml:space="preserve">Line 5. </w:t>
-      </w:r>
       <w:r>
         <w:rPr>
           <w:b w:val="0"/>
-          <w:i w:val="0"/>
-        </w:rPr>
-        <w:t>The plan is data, fixed before launch.</w:t>
-      </w:r>
-    </w:p>
-    <w:p>
-      <w:pPr>
-        <w:pStyle w:val="ListNumber"/>
-      </w:pPr>
-      <w:r>
-        <w:rPr>
-          <w:b/>
-        </w:rPr>
-        <w:t xml:space="preserve">Line 12. </w:t>
-      </w:r>
-      <w:r>
-        <w:rPr>
-          <w:b w:val="0"/>
-          <w:i w:val="0"/>
-        </w:rPr>
-        <w:t>One analysis unless a sequential design was planned.</w:t>
-      </w:r>
-    </w:p>
-    <w:p>
-      <w:pPr>
-        <w:pStyle w:val="ListNumber"/>
-      </w:pPr>
-      <w:r>
-        <w:rPr>
-          <w:b/>
-        </w:rPr>
-        <w:t xml:space="preserve">Line 17. </w:t>
-      </w:r>
-      <w:r>
-        <w:rPr>
-          <w:b w:val="0"/>
-          <w:i w:val="0"/>
-        </w:rPr>
-        <w:t>The lift is looked at once, when the plan says so.</w:t>
-      </w:r>
-    </w:p>
-    <w:p>
-      <w:r>
-        <w:rPr>
-          <w:b w:val="0"/>
-          <w:i w:val="0"/>
-        </w:rPr>
-        <w:t>Plan the sample, duration and looks, analyse once at the horizon, and treat anything else as exploration.</w:t>
+          <w:i/>
+        </w:rPr>
+        <w:t>Write down the line number of the bug. Then write the fix.</w:t>
       </w:r>
     </w:p>
     <w:p>
@@ -4893,7 +4475,7 @@
         <w:pStyle w:val="Heading4"/>
       </w:pPr>
       <w:r>
-        <w:t>Recap card</w:t>
+        <w:t>Sources</w:t>
       </w:r>
     </w:p>
     <w:p>
@@ -4902,17 +4484,10 @@
       </w:pPr>
       <w:r>
         <w:rPr>
-          <w:b/>
-          <w:i w:val="0"/>
-        </w:rPr>
-        <w:t>Why peeking breaks a test</w:t>
-      </w:r>
-      <w:r>
-        <w:rPr>
           <w:b w:val="0"/>
           <w:i w:val="0"/>
         </w:rPr>
-        <w:t xml:space="preserve"> Each look is another chance for noise to cross p &lt; 0.05. Ten looks gave 18.4% false positives in simulation.</w:t>
+        <w:t>chisquare([50600, 49400]).pvalue is 0.000148; for 5060 vs 4940 it is 0.230. (verified: Run on SciPy 1.17.1 in this repository; matches math.erfc(sqrt(stat / 2)).)</w:t>
       </w:r>
     </w:p>
     <w:p>
@@ -4921,17 +4496,10 @@
       </w:pPr>
       <w:r>
         <w:rPr>
-          <w:b/>
-          <w:i w:val="0"/>
-        </w:rPr>
-        <w:t>Safe alternatives to daily peeking</w:t>
-      </w:r>
-      <w:r>
-        <w:rPr>
           <w:b w:val="0"/>
           <w:i w:val="0"/>
         </w:rPr>
-        <w:t xml:space="preserve"> Fixed horizon, or planned group-sequential looks with stricter thresholds.</w:t>
+        <w:t>confint_proportions_2indep(1150, 10000, 1000, 10000) gives (0.0064, 0.0236). (verified: Run on statsmodels 0.15.0 in this repository.)</w:t>
       </w:r>
     </w:p>
     <w:p>
@@ -4940,17 +4508,60 @@
       </w:pPr>
       <w:r>
         <w:rPr>
+          <w:b w:val="0"/>
+          <w:i w:val="0"/>
+        </w:rPr>
+        <w:t>An SRM p-value below 0.001 is a common threshold for investigation. (search-only: Fabijan et al. (2019), Diagnosing Sample Ratio Mismatch in Online Controlled Experiments, KDD.)</w:t>
+      </w:r>
+    </w:p>
+    <w:p>
+      <w:pPr>
+        <w:pStyle w:val="Heading3"/>
+      </w:pPr>
+      <w:r>
+        <w:t>B9-L3 Peeking, novelty and other ways tests mislead</w:t>
+      </w:r>
+    </w:p>
+    <w:p>
+      <w:pPr>
+        <w:pStyle w:val="Heading4"/>
+      </w:pPr>
+      <w:r>
+        <w:t>Concept</w:t>
+      </w:r>
+    </w:p>
+    <w:p>
+      <w:r>
+        <w:rPr>
+          <w:b w:val="0"/>
+          <w:i w:val="0"/>
+        </w:rPr>
+        <w:t>A test's 5% false positive rate holds only if you analyse once, at the planned sample size. Common habits break it.</w:t>
+      </w:r>
+    </w:p>
+    <w:p>
+      <w:r>
+        <w:rPr>
           <w:b/>
           <w:i w:val="0"/>
         </w:rPr>
-        <w:t>Novelty effect</w:t>
+        <w:t>Peeking.</w:t>
       </w:r>
       <w:r>
         <w:rPr>
           <w:b w:val="0"/>
           <w:i w:val="0"/>
         </w:rPr>
-        <w:t xml:space="preserve"> Lift that fades after launch. Run full weeks and compare week 1 with later weeks.</w:t>
+        <w:t xml:space="preserve"> Checking results every day and stopping the first time p &lt; 0.05 gives the noise ten chances to cross the line. A simulation in this course's build: two identical arms with a 10% conversion rate, 1,000 runs, 200 users per arm per look. One look: 5.2% false positives. Five looks: 12.9%. Ten looks: 18.4%.</w:t>
+      </w:r>
+    </w:p>
+    <w:p>
+      <w:r>
+        <w:rPr>
+          <w:b w:val="0"/>
+          <w:i w:val="0"/>
+        </w:rPr>
+        <w:t>Fixes, in order of simplicity:</w:t>
       </w:r>
     </w:p>
     <w:p>
@@ -4962,14 +4573,125 @@
           <w:b/>
           <w:i w:val="0"/>
         </w:rPr>
-        <w:t>Interference</w:t>
+        <w:t>Fixed horizon.</w:t>
       </w:r>
       <w:r>
         <w:rPr>
           <w:b w:val="0"/>
           <w:i w:val="0"/>
         </w:rPr>
-        <w:t xml:space="preserve"> Treated units affect controls. Randomise at a level that contains the interaction.</w:t>
+        <w:t xml:space="preserve"> Compute the sample size (lesson B9-L1), run to it, analyse once. Dashboards during the test show health metrics and the split check, not the lift.</w:t>
+      </w:r>
+    </w:p>
+    <w:p>
+      <w:pPr>
+        <w:pStyle w:val="ListBullet"/>
+      </w:pPr>
+      <w:r>
+        <w:rPr>
+          <w:b/>
+          <w:i w:val="0"/>
+        </w:rPr>
+        <w:t>Planned interim looks</w:t>
+      </w:r>
+      <w:r>
+        <w:rPr>
+          <w:b w:val="0"/>
+          <w:i w:val="0"/>
+        </w:rPr>
+        <w:t xml:space="preserve"> with a group-sequential design, where each look uses a stricter threshold so the overall rate stays at 5%. Plan the number of looks and the boundaries before launch.</w:t>
+      </w:r>
+    </w:p>
+    <w:p>
+      <w:pPr>
+        <w:pStyle w:val="ListBullet"/>
+      </w:pPr>
+      <w:r>
+        <w:rPr>
+          <w:b/>
+          <w:i w:val="0"/>
+        </w:rPr>
+        <w:t>Always-valid methods</w:t>
+      </w:r>
+      <w:r>
+        <w:rPr>
+          <w:b w:val="0"/>
+          <w:i w:val="0"/>
+        </w:rPr>
+        <w:t xml:space="preserve"> designed for continuous monitoring,, offered by some experimentation platforms. Use them as the platform documents them.</w:t>
+      </w:r>
+    </w:p>
+    <w:p>
+      <w:r>
+        <w:rPr>
+          <w:b/>
+          <w:i w:val="0"/>
+        </w:rPr>
+        <w:t>Novelty and learning effects.</w:t>
+      </w:r>
+      <w:r>
+        <w:rPr>
+          <w:b w:val="0"/>
+          <w:i w:val="0"/>
+        </w:rPr>
+        <w:t xml:space="preserve"> Users click a new button because it is new. The lift fades after a week. Run for at least one full weekly cycle, and compare the effect in week 1 and week 2.</w:t>
+      </w:r>
+    </w:p>
+    <w:p>
+      <w:r>
+        <w:rPr>
+          <w:b/>
+          <w:i w:val="0"/>
+        </w:rPr>
+        <w:t>Too many metrics.</w:t>
+      </w:r>
+      <w:r>
+        <w:rPr>
+          <w:b w:val="0"/>
+          <w:i w:val="0"/>
+        </w:rPr>
+        <w:t xml:space="preserve"> Twenty secondary metrics produce about one false positive per test (lesson B8-L3). Name one primary metric and a few guardrails before launch.</w:t>
+      </w:r>
+    </w:p>
+    <w:p>
+      <w:r>
+        <w:rPr>
+          <w:b/>
+          <w:i w:val="0"/>
+        </w:rPr>
+        <w:t>Stopping for a good result only.</w:t>
+      </w:r>
+      <w:r>
+        <w:rPr>
+          <w:b w:val="0"/>
+          <w:i w:val="0"/>
+        </w:rPr>
+        <w:t xml:space="preserve"> A team that stops early when B looks good but runs longer when B looks bad biases every conclusion towards B.</w:t>
+      </w:r>
+    </w:p>
+    <w:p>
+      <w:r>
+        <w:rPr>
+          <w:b/>
+          <w:i w:val="0"/>
+        </w:rPr>
+        <w:t>Interference.</w:t>
+      </w:r>
+      <w:r>
+        <w:rPr>
+          <w:b w:val="0"/>
+          <w:i w:val="0"/>
+        </w:rPr>
+        <w:t xml:space="preserve"> If treated users affect control users, through shared inventory, pricing or social features, the arms are not independent. Randomise at a level that contains the interaction, such as city or store.</w:t>
+      </w:r>
+    </w:p>
+    <w:p>
+      <w:r>
+        <w:rPr>
+          <w:b w:val="0"/>
+          <w:i w:val="0"/>
+        </w:rPr>
+        <w:t>Write the plan down: primary metric, MDE, sample size, duration, looks, and the decision rule. Then follow it.</w:t>
       </w:r>
     </w:p>
     <w:p>
@@ -4977,122 +4699,24 @@
         <w:pStyle w:val="Heading4"/>
       </w:pPr>
       <w:r>
-        <w:t>Practice</w:t>
+        <w:t>Why it matters</w:t>
+      </w:r>
+    </w:p>
+    <w:p>
+      <w:r>
+        <w:rPr>
+          <w:b w:val="0"/>
+          <w:i w:val="0"/>
+        </w:rPr>
+        <w:t>A growth team ran 30 tests a quarter, checked each daily, and shipped any variant that reached p &lt; 0.05. Their dashboard showed 11 winners, with a combined forecast lift of 9% in sign-ups. Sign-ups over the quarter were flat. With daily peeking over three-week tests, the false positive rate per test was far above 5%, and most of the winners were noise.</w:t>
       </w:r>
     </w:p>
     <w:p>
       <w:pPr>
-        <w:pStyle w:val="Heading5"/>
+        <w:pStyle w:val="Heading4"/>
       </w:pPr>
       <w:r>
-        <w:t>Exercise 1. Multiple choice (level 1)</w:t>
-      </w:r>
-    </w:p>
-    <w:p>
-      <w:r>
-        <w:rPr>
-          <w:b w:val="0"/>
-          <w:i w:val="0"/>
-        </w:rPr>
-        <w:t>You check an A/A test (no real difference) after each of 10 equal batches and stop at the first p &lt; 0.05. In this lesson's simulation, how often did that declare a winner?</w:t>
-      </w:r>
-    </w:p>
-    <w:p>
-      <w:pPr>
-        <w:pStyle w:val="ListBullet"/>
-      </w:pPr>
-      <w:r>
-        <w:rPr>
-          <w:b w:val="0"/>
-          <w:i w:val="0"/>
-        </w:rPr>
-        <w:t>a) About 5%</w:t>
-      </w:r>
-    </w:p>
-    <w:p>
-      <w:pPr>
-        <w:pStyle w:val="ListBullet"/>
-      </w:pPr>
-      <w:r>
-        <w:rPr>
-          <w:b w:val="0"/>
-          <w:i w:val="0"/>
-        </w:rPr>
-        <w:t>b) About 18%</w:t>
-      </w:r>
-    </w:p>
-    <w:p>
-      <w:pPr>
-        <w:pStyle w:val="ListBullet"/>
-      </w:pPr>
-      <w:r>
-        <w:rPr>
-          <w:b w:val="0"/>
-          <w:i w:val="0"/>
-        </w:rPr>
-        <w:t>c) About 50%</w:t>
-      </w:r>
-    </w:p>
-    <w:p>
-      <w:pPr>
-        <w:pStyle w:val="ListBullet"/>
-      </w:pPr>
-      <w:r>
-        <w:rPr>
-          <w:b w:val="0"/>
-          <w:i w:val="0"/>
-        </w:rPr>
-        <w:t>d) Never, because the arms are identical</w:t>
-      </w:r>
-    </w:p>
-    <w:p>
-      <w:r>
-        <w:rPr>
-          <w:b/>
-          <w:i w:val="0"/>
-        </w:rPr>
-        <w:t>Why?</w:t>
-      </w:r>
-    </w:p>
-    <w:p>
-      <w:pPr>
-        <w:pStyle w:val="ListBullet"/>
-      </w:pPr>
-      <w:r>
-        <w:rPr>
-          <w:b w:val="0"/>
-          <w:i w:val="0"/>
-        </w:rPr>
-        <w:t>r1) Each look is another chance for noise to cross the threshold.</w:t>
-      </w:r>
-    </w:p>
-    <w:p>
-      <w:pPr>
-        <w:pStyle w:val="ListBullet"/>
-      </w:pPr>
-      <w:r>
-        <w:rPr>
-          <w:b w:val="0"/>
-          <w:i w:val="0"/>
-        </w:rPr>
-        <w:t>r2) Later batches have more users, so they are always significant.</w:t>
-      </w:r>
-    </w:p>
-    <w:p>
-      <w:pPr>
-        <w:pStyle w:val="Heading5"/>
-      </w:pPr>
-      <w:r>
-        <w:t>Exercise 2. Predict the output (level 2)</w:t>
-      </w:r>
-    </w:p>
-    <w:p>
-      <w:r>
-        <w:rPr>
-          <w:b w:val="0"/>
-          <w:i w:val="0"/>
-        </w:rPr>
-        <w:t>A test ran 14 days. The lift in conversion was 3.1 points in week 1 and 0.4 points in week 2. What does this print?</w:t>
+        <w:t>Worked example: weak code</w:t>
       </w:r>
     </w:p>
     <w:tbl>
@@ -5118,19 +4742,19 @@
             <w:r>
               <w:rPr>
                 <w:rFonts w:ascii="Consolas" w:hAnsi="Consolas" w:eastAsia="Consolas"/>
-                <w:b w:val="0"/>
+                <w:b/>
                 <w:color w:val="5B6875"/>
                 <w:sz w:val="16"/>
               </w:rPr>
-              <w:t xml:space="preserve">   1  </w:t>
-            </w:r>
-            <w:r>
-              <w:rPr>
-                <w:rFonts w:ascii="Consolas" w:hAnsi="Consolas" w:eastAsia="Consolas"/>
-                <w:b w:val="0"/>
-                <w:sz w:val="16"/>
-              </w:rPr>
-              <w:t>week_lifts = {"week_1": 3.1, "week_2": 0.4}</w:t>
+              <w:t xml:space="preserve"> [1]  </w:t>
+            </w:r>
+            <w:r>
+              <w:rPr>
+                <w:rFonts w:ascii="Consolas" w:hAnsi="Consolas" w:eastAsia="Consolas"/>
+                <w:b w:val="0"/>
+                <w:sz w:val="16"/>
+              </w:rPr>
+              <w:t>for day in range(1, 29):</w:t>
             </w:r>
           </w:p>
           <w:p>
@@ -5153,7 +4777,7 @@
                 <w:b w:val="0"/>
                 <w:sz w:val="16"/>
               </w:rPr>
-              <w:t>fading = week_lifts["week_2"] &lt; week_lifts["week_1"] / 2</w:t>
+              <w:t xml:space="preserve">    p = daily_p_value(day)</w:t>
             </w:r>
           </w:p>
           <w:p>
@@ -5164,40 +4788,112 @@
             <w:r>
               <w:rPr>
                 <w:rFonts w:ascii="Consolas" w:hAnsi="Consolas" w:eastAsia="Consolas"/>
-                <w:b w:val="0"/>
+                <w:b/>
                 <w:color w:val="5B6875"/>
                 <w:sz w:val="16"/>
               </w:rPr>
-              <w:t xml:space="preserve">   3  </w:t>
-            </w:r>
-            <w:r>
-              <w:rPr>
-                <w:rFonts w:ascii="Consolas" w:hAnsi="Consolas" w:eastAsia="Consolas"/>
-                <w:b w:val="0"/>
-                <w:sz w:val="16"/>
-              </w:rPr>
-              <w:t>print("novelty suspected" if fading else "stable")</w:t>
+              <w:t xml:space="preserve"> [2]  </w:t>
+            </w:r>
+            <w:r>
+              <w:rPr>
+                <w:rFonts w:ascii="Consolas" w:hAnsi="Consolas" w:eastAsia="Consolas"/>
+                <w:b w:val="0"/>
+                <w:sz w:val="16"/>
+              </w:rPr>
+              <w:t xml:space="preserve">    if p &lt; 0.05:</w:t>
+            </w:r>
+          </w:p>
+          <w:p>
+            <w:pPr>
+              <w:spacing w:before="0" w:after="0" w:line="240" w:lineRule="auto"/>
+              <w:ind w:left="567" w:hanging="567"/>
+            </w:pPr>
+            <w:r>
+              <w:rPr>
+                <w:rFonts w:ascii="Consolas" w:hAnsi="Consolas" w:eastAsia="Consolas"/>
+                <w:b w:val="0"/>
+                <w:color w:val="5B6875"/>
+                <w:sz w:val="16"/>
+              </w:rPr>
+              <w:t xml:space="preserve">   4  </w:t>
+            </w:r>
+            <w:r>
+              <w:rPr>
+                <w:rFonts w:ascii="Consolas" w:hAnsi="Consolas" w:eastAsia="Consolas"/>
+                <w:b w:val="0"/>
+                <w:sz w:val="16"/>
+              </w:rPr>
+              <w:t xml:space="preserve">        ship("B")</w:t>
+            </w:r>
+          </w:p>
+          <w:p>
+            <w:pPr>
+              <w:spacing w:before="0" w:after="0" w:line="240" w:lineRule="auto"/>
+              <w:ind w:left="567" w:hanging="567"/>
+            </w:pPr>
+            <w:r>
+              <w:rPr>
+                <w:rFonts w:ascii="Consolas" w:hAnsi="Consolas" w:eastAsia="Consolas"/>
+                <w:b w:val="0"/>
+                <w:color w:val="5B6875"/>
+                <w:sz w:val="16"/>
+              </w:rPr>
+              <w:t xml:space="preserve">   5  </w:t>
+            </w:r>
+            <w:r>
+              <w:rPr>
+                <w:rFonts w:ascii="Consolas" w:hAnsi="Consolas" w:eastAsia="Consolas"/>
+                <w:b w:val="0"/>
+                <w:sz w:val="16"/>
+              </w:rPr>
+              <w:t xml:space="preserve">        break</w:t>
             </w:r>
           </w:p>
         </w:tc>
       </w:tr>
     </w:tbl>
-    <w:p/>
     <w:p>
       <w:pPr>
-        <w:pStyle w:val="Heading5"/>
+        <w:pStyle w:val="ListNumber"/>
       </w:pPr>
       <w:r>
-        <w:t>Exercise 3. Fill the gap (level 2)</w:t>
+        <w:rPr>
+          <w:b/>
+        </w:rPr>
+        <w:t xml:space="preserve">Line 1. </w:t>
+      </w:r>
+      <w:r>
+        <w:rPr>
+          <w:b w:val="0"/>
+          <w:i w:val="0"/>
+        </w:rPr>
+        <w:t>Up to 28 looks at the same growing data.</w:t>
       </w:r>
     </w:p>
     <w:p>
+      <w:pPr>
+        <w:pStyle w:val="ListNumber"/>
+      </w:pPr>
+      <w:r>
+        <w:rPr>
+          <w:b/>
+        </w:rPr>
+        <w:t xml:space="preserve">Line 3. </w:t>
+      </w:r>
       <w:r>
         <w:rPr>
           <w:b w:val="0"/>
           <w:i w:val="0"/>
         </w:rPr>
-        <w:t>Allow analysis only when both the planned sample and the planned duration are reached.</w:t>
+        <w:t>The same 5% threshold at every look: the overall false positive rate climbs well above 5%.</w:t>
+      </w:r>
+    </w:p>
+    <w:p>
+      <w:pPr>
+        <w:pStyle w:val="Heading4"/>
+      </w:pPr>
+      <w:r>
+        <w:t>Worked example: strong code</w:t>
       </w:r>
     </w:p>
     <w:tbl>
@@ -5235,7 +4931,732 @@
                 <w:b w:val="0"/>
                 <w:sz w:val="16"/>
               </w:rPr>
-              <w:t>return n_per_arm_now &gt;= plan.n_per_arm _____(1) days_run &gt;= plan._____(2)</w:t>
+              <w:t>from dataclasses import dataclass</w:t>
+            </w:r>
+          </w:p>
+          <w:p>
+            <w:pPr>
+              <w:spacing w:before="0" w:after="0" w:line="240" w:lineRule="auto"/>
+              <w:ind w:left="567" w:hanging="567"/>
+            </w:pPr>
+            <w:r>
+              <w:rPr>
+                <w:rFonts w:ascii="Consolas" w:hAnsi="Consolas" w:eastAsia="Consolas"/>
+                <w:b w:val="0"/>
+                <w:color w:val="5B6875"/>
+                <w:sz w:val="16"/>
+              </w:rPr>
+              <w:t xml:space="preserve">   2  </w:t>
+            </w:r>
+            <w:r>
+              <w:rPr>
+                <w:rFonts w:ascii="Consolas" w:hAnsi="Consolas" w:eastAsia="Consolas"/>
+                <w:b w:val="0"/>
+                <w:sz w:val="16"/>
+              </w:rPr>
+              <w:t xml:space="preserve"> </w:t>
+            </w:r>
+          </w:p>
+          <w:p>
+            <w:pPr>
+              <w:spacing w:before="0" w:after="0" w:line="240" w:lineRule="auto"/>
+              <w:ind w:left="567" w:hanging="567"/>
+            </w:pPr>
+            <w:r>
+              <w:rPr>
+                <w:rFonts w:ascii="Consolas" w:hAnsi="Consolas" w:eastAsia="Consolas"/>
+                <w:b w:val="0"/>
+                <w:color w:val="5B6875"/>
+                <w:sz w:val="16"/>
+              </w:rPr>
+              <w:t xml:space="preserve">   3  </w:t>
+            </w:r>
+            <w:r>
+              <w:rPr>
+                <w:rFonts w:ascii="Consolas" w:hAnsi="Consolas" w:eastAsia="Consolas"/>
+                <w:b w:val="0"/>
+                <w:sz w:val="16"/>
+              </w:rPr>
+              <w:t xml:space="preserve"> </w:t>
+            </w:r>
+          </w:p>
+          <w:p>
+            <w:pPr>
+              <w:spacing w:before="0" w:after="0" w:line="240" w:lineRule="auto"/>
+              <w:ind w:left="567" w:hanging="567"/>
+            </w:pPr>
+            <w:r>
+              <w:rPr>
+                <w:rFonts w:ascii="Consolas" w:hAnsi="Consolas" w:eastAsia="Consolas"/>
+                <w:b w:val="0"/>
+                <w:color w:val="5B6875"/>
+                <w:sz w:val="16"/>
+              </w:rPr>
+              <w:t xml:space="preserve">   4  </w:t>
+            </w:r>
+            <w:r>
+              <w:rPr>
+                <w:rFonts w:ascii="Consolas" w:hAnsi="Consolas" w:eastAsia="Consolas"/>
+                <w:b w:val="0"/>
+                <w:sz w:val="16"/>
+              </w:rPr>
+              <w:t>@dataclass(frozen=True)</w:t>
+            </w:r>
+          </w:p>
+          <w:p>
+            <w:pPr>
+              <w:spacing w:before="0" w:after="0" w:line="240" w:lineRule="auto"/>
+              <w:ind w:left="567" w:hanging="567"/>
+            </w:pPr>
+            <w:r>
+              <w:rPr>
+                <w:rFonts w:ascii="Consolas" w:hAnsi="Consolas" w:eastAsia="Consolas"/>
+                <w:b/>
+                <w:color w:val="5B6875"/>
+                <w:sz w:val="16"/>
+              </w:rPr>
+              <w:t xml:space="preserve"> [1]  </w:t>
+            </w:r>
+            <w:r>
+              <w:rPr>
+                <w:rFonts w:ascii="Consolas" w:hAnsi="Consolas" w:eastAsia="Consolas"/>
+                <w:b w:val="0"/>
+                <w:sz w:val="16"/>
+              </w:rPr>
+              <w:t>class TestPlan:</w:t>
+            </w:r>
+          </w:p>
+          <w:p>
+            <w:pPr>
+              <w:spacing w:before="0" w:after="0" w:line="240" w:lineRule="auto"/>
+              <w:ind w:left="567" w:hanging="567"/>
+            </w:pPr>
+            <w:r>
+              <w:rPr>
+                <w:rFonts w:ascii="Consolas" w:hAnsi="Consolas" w:eastAsia="Consolas"/>
+                <w:b w:val="0"/>
+                <w:color w:val="5B6875"/>
+                <w:sz w:val="16"/>
+              </w:rPr>
+              <w:t xml:space="preserve">   6  </w:t>
+            </w:r>
+            <w:r>
+              <w:rPr>
+                <w:rFonts w:ascii="Consolas" w:hAnsi="Consolas" w:eastAsia="Consolas"/>
+                <w:b w:val="0"/>
+                <w:sz w:val="16"/>
+              </w:rPr>
+              <w:t xml:space="preserve">    """Written before launch and stored with the results."""</w:t>
+            </w:r>
+          </w:p>
+          <w:p>
+            <w:pPr>
+              <w:spacing w:before="0" w:after="0" w:line="240" w:lineRule="auto"/>
+              <w:ind w:left="567" w:hanging="567"/>
+            </w:pPr>
+            <w:r>
+              <w:rPr>
+                <w:rFonts w:ascii="Consolas" w:hAnsi="Consolas" w:eastAsia="Consolas"/>
+                <w:b w:val="0"/>
+                <w:color w:val="5B6875"/>
+                <w:sz w:val="16"/>
+              </w:rPr>
+              <w:t xml:space="preserve">   7  </w:t>
+            </w:r>
+            <w:r>
+              <w:rPr>
+                <w:rFonts w:ascii="Consolas" w:hAnsi="Consolas" w:eastAsia="Consolas"/>
+                <w:b w:val="0"/>
+                <w:sz w:val="16"/>
+              </w:rPr>
+              <w:t xml:space="preserve"> </w:t>
+            </w:r>
+          </w:p>
+          <w:p>
+            <w:pPr>
+              <w:spacing w:before="0" w:after="0" w:line="240" w:lineRule="auto"/>
+              <w:ind w:left="567" w:hanging="567"/>
+            </w:pPr>
+            <w:r>
+              <w:rPr>
+                <w:rFonts w:ascii="Consolas" w:hAnsi="Consolas" w:eastAsia="Consolas"/>
+                <w:b w:val="0"/>
+                <w:color w:val="5B6875"/>
+                <w:sz w:val="16"/>
+              </w:rPr>
+              <w:t xml:space="preserve">   8  </w:t>
+            </w:r>
+            <w:r>
+              <w:rPr>
+                <w:rFonts w:ascii="Consolas" w:hAnsi="Consolas" w:eastAsia="Consolas"/>
+                <w:b w:val="0"/>
+                <w:sz w:val="16"/>
+              </w:rPr>
+              <w:t xml:space="preserve">    primary_metric: str</w:t>
+            </w:r>
+          </w:p>
+          <w:p>
+            <w:pPr>
+              <w:spacing w:before="0" w:after="0" w:line="240" w:lineRule="auto"/>
+              <w:ind w:left="567" w:hanging="567"/>
+            </w:pPr>
+            <w:r>
+              <w:rPr>
+                <w:rFonts w:ascii="Consolas" w:hAnsi="Consolas" w:eastAsia="Consolas"/>
+                <w:b w:val="0"/>
+                <w:color w:val="5B6875"/>
+                <w:sz w:val="16"/>
+              </w:rPr>
+              <w:t xml:space="preserve">   9  </w:t>
+            </w:r>
+            <w:r>
+              <w:rPr>
+                <w:rFonts w:ascii="Consolas" w:hAnsi="Consolas" w:eastAsia="Consolas"/>
+                <w:b w:val="0"/>
+                <w:sz w:val="16"/>
+              </w:rPr>
+              <w:t xml:space="preserve">    mde_points: float</w:t>
+            </w:r>
+          </w:p>
+          <w:p>
+            <w:pPr>
+              <w:spacing w:before="0" w:after="0" w:line="240" w:lineRule="auto"/>
+              <w:ind w:left="567" w:hanging="567"/>
+            </w:pPr>
+            <w:r>
+              <w:rPr>
+                <w:rFonts w:ascii="Consolas" w:hAnsi="Consolas" w:eastAsia="Consolas"/>
+                <w:b w:val="0"/>
+                <w:color w:val="5B6875"/>
+                <w:sz w:val="16"/>
+              </w:rPr>
+              <w:t xml:space="preserve">  10  </w:t>
+            </w:r>
+            <w:r>
+              <w:rPr>
+                <w:rFonts w:ascii="Consolas" w:hAnsi="Consolas" w:eastAsia="Consolas"/>
+                <w:b w:val="0"/>
+                <w:sz w:val="16"/>
+              </w:rPr>
+              <w:t xml:space="preserve">    n_per_arm: int</w:t>
+            </w:r>
+          </w:p>
+          <w:p>
+            <w:pPr>
+              <w:spacing w:before="0" w:after="0" w:line="240" w:lineRule="auto"/>
+              <w:ind w:left="567" w:hanging="567"/>
+            </w:pPr>
+            <w:r>
+              <w:rPr>
+                <w:rFonts w:ascii="Consolas" w:hAnsi="Consolas" w:eastAsia="Consolas"/>
+                <w:b w:val="0"/>
+                <w:color w:val="5B6875"/>
+                <w:sz w:val="16"/>
+              </w:rPr>
+              <w:t xml:space="preserve">  11  </w:t>
+            </w:r>
+            <w:r>
+              <w:rPr>
+                <w:rFonts w:ascii="Consolas" w:hAnsi="Consolas" w:eastAsia="Consolas"/>
+                <w:b w:val="0"/>
+                <w:sz w:val="16"/>
+              </w:rPr>
+              <w:t xml:space="preserve">    min_days: int</w:t>
+            </w:r>
+          </w:p>
+          <w:p>
+            <w:pPr>
+              <w:spacing w:before="0" w:after="0" w:line="240" w:lineRule="auto"/>
+              <w:ind w:left="567" w:hanging="567"/>
+            </w:pPr>
+            <w:r>
+              <w:rPr>
+                <w:rFonts w:ascii="Consolas" w:hAnsi="Consolas" w:eastAsia="Consolas"/>
+                <w:b/>
+                <w:color w:val="5B6875"/>
+                <w:sz w:val="16"/>
+              </w:rPr>
+              <w:t xml:space="preserve"> [2]  </w:t>
+            </w:r>
+            <w:r>
+              <w:rPr>
+                <w:rFonts w:ascii="Consolas" w:hAnsi="Consolas" w:eastAsia="Consolas"/>
+                <w:b w:val="0"/>
+                <w:sz w:val="16"/>
+              </w:rPr>
+              <w:t xml:space="preserve">    looks: int = 1</w:t>
+            </w:r>
+          </w:p>
+          <w:p>
+            <w:pPr>
+              <w:spacing w:before="0" w:after="0" w:line="240" w:lineRule="auto"/>
+              <w:ind w:left="567" w:hanging="567"/>
+            </w:pPr>
+            <w:r>
+              <w:rPr>
+                <w:rFonts w:ascii="Consolas" w:hAnsi="Consolas" w:eastAsia="Consolas"/>
+                <w:b w:val="0"/>
+                <w:color w:val="5B6875"/>
+                <w:sz w:val="16"/>
+              </w:rPr>
+              <w:t xml:space="preserve">  13  </w:t>
+            </w:r>
+            <w:r>
+              <w:rPr>
+                <w:rFonts w:ascii="Consolas" w:hAnsi="Consolas" w:eastAsia="Consolas"/>
+                <w:b w:val="0"/>
+                <w:sz w:val="16"/>
+              </w:rPr>
+              <w:t xml:space="preserve"> </w:t>
+            </w:r>
+          </w:p>
+          <w:p>
+            <w:pPr>
+              <w:spacing w:before="0" w:after="0" w:line="240" w:lineRule="auto"/>
+              <w:ind w:left="567" w:hanging="567"/>
+            </w:pPr>
+            <w:r>
+              <w:rPr>
+                <w:rFonts w:ascii="Consolas" w:hAnsi="Consolas" w:eastAsia="Consolas"/>
+                <w:b w:val="0"/>
+                <w:color w:val="5B6875"/>
+                <w:sz w:val="16"/>
+              </w:rPr>
+              <w:t xml:space="preserve">  14  </w:t>
+            </w:r>
+            <w:r>
+              <w:rPr>
+                <w:rFonts w:ascii="Consolas" w:hAnsi="Consolas" w:eastAsia="Consolas"/>
+                <w:b w:val="0"/>
+                <w:sz w:val="16"/>
+              </w:rPr>
+              <w:t xml:space="preserve"> </w:t>
+            </w:r>
+          </w:p>
+          <w:p>
+            <w:pPr>
+              <w:spacing w:before="0" w:after="0" w:line="240" w:lineRule="auto"/>
+              <w:ind w:left="567" w:hanging="567"/>
+            </w:pPr>
+            <w:r>
+              <w:rPr>
+                <w:rFonts w:ascii="Consolas" w:hAnsi="Consolas" w:eastAsia="Consolas"/>
+                <w:b w:val="0"/>
+                <w:color w:val="5B6875"/>
+                <w:sz w:val="16"/>
+              </w:rPr>
+              <w:t xml:space="preserve">  15  </w:t>
+            </w:r>
+            <w:r>
+              <w:rPr>
+                <w:rFonts w:ascii="Consolas" w:hAnsi="Consolas" w:eastAsia="Consolas"/>
+                <w:b w:val="0"/>
+                <w:sz w:val="16"/>
+              </w:rPr>
+              <w:t>def ready_to_analyse(plan: TestPlan, n_per_arm_now: int, days_run: int) -&gt; bool:</w:t>
+            </w:r>
+          </w:p>
+          <w:p>
+            <w:pPr>
+              <w:spacing w:before="0" w:after="0" w:line="240" w:lineRule="auto"/>
+              <w:ind w:left="567" w:hanging="567"/>
+            </w:pPr>
+            <w:r>
+              <w:rPr>
+                <w:rFonts w:ascii="Consolas" w:hAnsi="Consolas" w:eastAsia="Consolas"/>
+                <w:b w:val="0"/>
+                <w:color w:val="5B6875"/>
+                <w:sz w:val="16"/>
+              </w:rPr>
+              <w:t xml:space="preserve">  16  </w:t>
+            </w:r>
+            <w:r>
+              <w:rPr>
+                <w:rFonts w:ascii="Consolas" w:hAnsi="Consolas" w:eastAsia="Consolas"/>
+                <w:b w:val="0"/>
+                <w:sz w:val="16"/>
+              </w:rPr>
+              <w:t xml:space="preserve">    """True only once the planned sample and duration are both reached."""</w:t>
+            </w:r>
+          </w:p>
+          <w:p>
+            <w:pPr>
+              <w:spacing w:before="0" w:after="0" w:line="240" w:lineRule="auto"/>
+              <w:ind w:left="567" w:hanging="567"/>
+            </w:pPr>
+            <w:r>
+              <w:rPr>
+                <w:rFonts w:ascii="Consolas" w:hAnsi="Consolas" w:eastAsia="Consolas"/>
+                <w:b/>
+                <w:color w:val="5B6875"/>
+                <w:sz w:val="16"/>
+              </w:rPr>
+              <w:t xml:space="preserve"> [3]  </w:t>
+            </w:r>
+            <w:r>
+              <w:rPr>
+                <w:rFonts w:ascii="Consolas" w:hAnsi="Consolas" w:eastAsia="Consolas"/>
+                <w:b w:val="0"/>
+                <w:sz w:val="16"/>
+              </w:rPr>
+              <w:t xml:space="preserve">    return n_per_arm_now &gt;= plan.n_per_arm and days_run &gt;= plan.min_days</w:t>
+            </w:r>
+          </w:p>
+        </w:tc>
+      </w:tr>
+    </w:tbl>
+    <w:p>
+      <w:pPr>
+        <w:pStyle w:val="ListNumber"/>
+      </w:pPr>
+      <w:r>
+        <w:rPr>
+          <w:b/>
+        </w:rPr>
+        <w:t xml:space="preserve">Line 5. </w:t>
+      </w:r>
+      <w:r>
+        <w:rPr>
+          <w:b w:val="0"/>
+          <w:i w:val="0"/>
+        </w:rPr>
+        <w:t>The plan is data, fixed before launch.</w:t>
+      </w:r>
+    </w:p>
+    <w:p>
+      <w:pPr>
+        <w:pStyle w:val="ListNumber"/>
+      </w:pPr>
+      <w:r>
+        <w:rPr>
+          <w:b/>
+        </w:rPr>
+        <w:t xml:space="preserve">Line 12. </w:t>
+      </w:r>
+      <w:r>
+        <w:rPr>
+          <w:b w:val="0"/>
+          <w:i w:val="0"/>
+        </w:rPr>
+        <w:t>One analysis unless a sequential design was planned.</w:t>
+      </w:r>
+    </w:p>
+    <w:p>
+      <w:pPr>
+        <w:pStyle w:val="ListNumber"/>
+      </w:pPr>
+      <w:r>
+        <w:rPr>
+          <w:b/>
+        </w:rPr>
+        <w:t xml:space="preserve">Line 17. </w:t>
+      </w:r>
+      <w:r>
+        <w:rPr>
+          <w:b w:val="0"/>
+          <w:i w:val="0"/>
+        </w:rPr>
+        <w:t>The lift is looked at once, when the plan says so.</w:t>
+      </w:r>
+    </w:p>
+    <w:p>
+      <w:r>
+        <w:rPr>
+          <w:b w:val="0"/>
+          <w:i w:val="0"/>
+        </w:rPr>
+        <w:t>Plan the sample, duration and looks, analyse once at the horizon, and treat anything else as exploration.</w:t>
+      </w:r>
+    </w:p>
+    <w:p>
+      <w:pPr>
+        <w:pStyle w:val="Heading4"/>
+      </w:pPr>
+      <w:r>
+        <w:t>Recap card</w:t>
+      </w:r>
+    </w:p>
+    <w:p>
+      <w:pPr>
+        <w:pStyle w:val="ListBullet"/>
+      </w:pPr>
+      <w:r>
+        <w:rPr>
+          <w:b/>
+          <w:i w:val="0"/>
+        </w:rPr>
+        <w:t>Why peeking breaks a test</w:t>
+      </w:r>
+      <w:r>
+        <w:rPr>
+          <w:b w:val="0"/>
+          <w:i w:val="0"/>
+        </w:rPr>
+        <w:t xml:space="preserve"> Each look is another chance for noise to cross p &lt; 0.05. Ten looks gave 18.4% false positives in simulation.</w:t>
+      </w:r>
+    </w:p>
+    <w:p>
+      <w:pPr>
+        <w:pStyle w:val="ListBullet"/>
+      </w:pPr>
+      <w:r>
+        <w:rPr>
+          <w:b/>
+          <w:i w:val="0"/>
+        </w:rPr>
+        <w:t>Safe alternatives to daily peeking</w:t>
+      </w:r>
+      <w:r>
+        <w:rPr>
+          <w:b w:val="0"/>
+          <w:i w:val="0"/>
+        </w:rPr>
+        <w:t xml:space="preserve"> Fixed horizon, or planned group-sequential looks with stricter thresholds.</w:t>
+      </w:r>
+    </w:p>
+    <w:p>
+      <w:pPr>
+        <w:pStyle w:val="ListBullet"/>
+      </w:pPr>
+      <w:r>
+        <w:rPr>
+          <w:b/>
+          <w:i w:val="0"/>
+        </w:rPr>
+        <w:t>Novelty effect</w:t>
+      </w:r>
+      <w:r>
+        <w:rPr>
+          <w:b w:val="0"/>
+          <w:i w:val="0"/>
+        </w:rPr>
+        <w:t xml:space="preserve"> Lift that fades after launch. Run full weeks and compare week 1 with later weeks.</w:t>
+      </w:r>
+    </w:p>
+    <w:p>
+      <w:pPr>
+        <w:pStyle w:val="ListBullet"/>
+      </w:pPr>
+      <w:r>
+        <w:rPr>
+          <w:b/>
+          <w:i w:val="0"/>
+        </w:rPr>
+        <w:t>Interference</w:t>
+      </w:r>
+      <w:r>
+        <w:rPr>
+          <w:b w:val="0"/>
+          <w:i w:val="0"/>
+        </w:rPr>
+        <w:t xml:space="preserve"> Treated units affect controls. Randomise at a level that contains the interaction.</w:t>
+      </w:r>
+    </w:p>
+    <w:p>
+      <w:pPr>
+        <w:pStyle w:val="Heading4"/>
+      </w:pPr>
+      <w:r>
+        <w:t>Practice</w:t>
+      </w:r>
+    </w:p>
+    <w:p>
+      <w:pPr>
+        <w:pStyle w:val="Heading5"/>
+      </w:pPr>
+      <w:r>
+        <w:t>Exercise 1. Multiple choice (level 1)</w:t>
+      </w:r>
+    </w:p>
+    <w:p>
+      <w:r>
+        <w:rPr>
+          <w:b w:val="0"/>
+          <w:i w:val="0"/>
+        </w:rPr>
+        <w:t>You check an A/A test (no real difference) after each of 10 equal batches and stop at the first p &lt; 0.05. In this lesson's simulation, how often did that declare a winner?</w:t>
+      </w:r>
+    </w:p>
+    <w:p>
+      <w:pPr>
+        <w:pStyle w:val="ListBullet"/>
+      </w:pPr>
+      <w:r>
+        <w:rPr>
+          <w:b w:val="0"/>
+          <w:i w:val="0"/>
+        </w:rPr>
+        <w:t>a) About 5%</w:t>
+      </w:r>
+    </w:p>
+    <w:p>
+      <w:pPr>
+        <w:pStyle w:val="ListBullet"/>
+      </w:pPr>
+      <w:r>
+        <w:rPr>
+          <w:b w:val="0"/>
+          <w:i w:val="0"/>
+        </w:rPr>
+        <w:t>b) About 18%</w:t>
+      </w:r>
+    </w:p>
+    <w:p>
+      <w:pPr>
+        <w:pStyle w:val="ListBullet"/>
+      </w:pPr>
+      <w:r>
+        <w:rPr>
+          <w:b w:val="0"/>
+          <w:i w:val="0"/>
+        </w:rPr>
+        <w:t>c) About 50%</w:t>
+      </w:r>
+    </w:p>
+    <w:p>
+      <w:pPr>
+        <w:pStyle w:val="ListBullet"/>
+      </w:pPr>
+      <w:r>
+        <w:rPr>
+          <w:b w:val="0"/>
+          <w:i w:val="0"/>
+        </w:rPr>
+        <w:t>d) Never, because the arms are identical</w:t>
+      </w:r>
+    </w:p>
+    <w:p>
+      <w:r>
+        <w:rPr>
+          <w:b/>
+          <w:i w:val="0"/>
+        </w:rPr>
+        <w:t>Why?</w:t>
+      </w:r>
+    </w:p>
+    <w:p>
+      <w:pPr>
+        <w:pStyle w:val="ListBullet"/>
+      </w:pPr>
+      <w:r>
+        <w:rPr>
+          <w:b w:val="0"/>
+          <w:i w:val="0"/>
+        </w:rPr>
+        <w:t>r1) Each look is another chance for noise to cross the threshold.</w:t>
+      </w:r>
+    </w:p>
+    <w:p>
+      <w:pPr>
+        <w:pStyle w:val="ListBullet"/>
+      </w:pPr>
+      <w:r>
+        <w:rPr>
+          <w:b w:val="0"/>
+          <w:i w:val="0"/>
+        </w:rPr>
+        <w:t>r2) Later batches have more users, so they are always significant.</w:t>
+      </w:r>
+    </w:p>
+    <w:p>
+      <w:pPr>
+        <w:pStyle w:val="Heading5"/>
+      </w:pPr>
+      <w:r>
+        <w:t>Exercise 2. Predict the output (level 2)</w:t>
+      </w:r>
+    </w:p>
+    <w:p>
+      <w:r>
+        <w:rPr>
+          <w:b w:val="0"/>
+          <w:i w:val="0"/>
+        </w:rPr>
+        <w:t>A test ran 14 days. The lift in conversion was 3.1 points in week 1 and 0.4 points in week 2. What does this print?</w:t>
+      </w:r>
+    </w:p>
+    <w:tbl>
+      <w:tblPr>
+        <w:tblW w:type="auto" w:w="0"/>
+        <w:jc w:val="left"/>
+        <w:tblLook w:firstColumn="1" w:firstRow="1" w:lastColumn="0" w:lastRow="0" w:noHBand="0" w:noVBand="1" w:val="04A0"/>
+      </w:tblPr>
+      <w:tblGrid>
+        <w:gridCol w:w="8221"/>
+      </w:tblGrid>
+      <w:tr>
+        <w:tc>
+          <w:tcPr>
+            <w:tcW w:type="dxa" w:w="8221"/>
+            <w:shd w:val="clear" w:color="auto" w:fill="F2F4F7"/>
+          </w:tcPr>
+          <w:p>
+            <w:pPr>
+              <w:spacing w:before="0" w:after="0" w:line="240" w:lineRule="auto"/>
+              <w:ind w:left="567" w:hanging="567"/>
+            </w:pPr>
+            <w:r>
+              <w:rPr>
+                <w:rFonts w:ascii="Consolas" w:hAnsi="Consolas" w:eastAsia="Consolas"/>
+                <w:b w:val="0"/>
+                <w:color w:val="5B6875"/>
+                <w:sz w:val="16"/>
+              </w:rPr>
+              <w:t xml:space="preserve">   1  </w:t>
+            </w:r>
+            <w:r>
+              <w:rPr>
+                <w:rFonts w:ascii="Consolas" w:hAnsi="Consolas" w:eastAsia="Consolas"/>
+                <w:b w:val="0"/>
+                <w:sz w:val="16"/>
+              </w:rPr>
+              <w:t>week_lifts = {"week_1": 3.1, "week_2": 0.4}</w:t>
+            </w:r>
+          </w:p>
+          <w:p>
+            <w:pPr>
+              <w:spacing w:before="0" w:after="0" w:line="240" w:lineRule="auto"/>
+              <w:ind w:left="567" w:hanging="567"/>
+            </w:pPr>
+            <w:r>
+              <w:rPr>
+                <w:rFonts w:ascii="Consolas" w:hAnsi="Consolas" w:eastAsia="Consolas"/>
+                <w:b w:val="0"/>
+                <w:color w:val="5B6875"/>
+                <w:sz w:val="16"/>
+              </w:rPr>
+              <w:t xml:space="preserve">   2  </w:t>
+            </w:r>
+            <w:r>
+              <w:rPr>
+                <w:rFonts w:ascii="Consolas" w:hAnsi="Consolas" w:eastAsia="Consolas"/>
+                <w:b w:val="0"/>
+                <w:sz w:val="16"/>
+              </w:rPr>
+              <w:t>fading = week_lifts["week_2"] &lt; week_lifts["week_1"] / 2</w:t>
+            </w:r>
+          </w:p>
+          <w:p>
+            <w:pPr>
+              <w:spacing w:before="0" w:after="0" w:line="240" w:lineRule="auto"/>
+              <w:ind w:left="567" w:hanging="567"/>
+            </w:pPr>
+            <w:r>
+              <w:rPr>
+                <w:rFonts w:ascii="Consolas" w:hAnsi="Consolas" w:eastAsia="Consolas"/>
+                <w:b w:val="0"/>
+                <w:color w:val="5B6875"/>
+                <w:sz w:val="16"/>
+              </w:rPr>
+              <w:t xml:space="preserve">   3  </w:t>
+            </w:r>
+            <w:r>
+              <w:rPr>
+                <w:rFonts w:ascii="Consolas" w:hAnsi="Consolas" w:eastAsia="Consolas"/>
+                <w:b w:val="0"/>
+                <w:sz w:val="16"/>
+              </w:rPr>
+              <w:t>print("novelty suspected" if fading else "stable")</w:t>
             </w:r>
           </w:p>
         </w:tc>
@@ -5247,6 +5668,65 @@
         <w:pStyle w:val="Heading5"/>
       </w:pPr>
       <w:r>
+        <w:t>Exercise 3. Fill the gap (level 2)</w:t>
+      </w:r>
+    </w:p>
+    <w:p>
+      <w:r>
+        <w:rPr>
+          <w:b w:val="0"/>
+          <w:i w:val="0"/>
+        </w:rPr>
+        <w:t>Allow analysis only when both the planned sample and the planned duration are reached.</w:t>
+      </w:r>
+    </w:p>
+    <w:tbl>
+      <w:tblPr>
+        <w:tblW w:type="auto" w:w="0"/>
+        <w:jc w:val="left"/>
+        <w:tblLook w:firstColumn="1" w:firstRow="1" w:lastColumn="0" w:lastRow="0" w:noHBand="0" w:noVBand="1" w:val="04A0"/>
+      </w:tblPr>
+      <w:tblGrid>
+        <w:gridCol w:w="8221"/>
+      </w:tblGrid>
+      <w:tr>
+        <w:tc>
+          <w:tcPr>
+            <w:tcW w:type="dxa" w:w="8221"/>
+            <w:shd w:val="clear" w:color="auto" w:fill="F2F4F7"/>
+          </w:tcPr>
+          <w:p>
+            <w:pPr>
+              <w:spacing w:before="0" w:after="0" w:line="240" w:lineRule="auto"/>
+              <w:ind w:left="567" w:hanging="567"/>
+            </w:pPr>
+            <w:r>
+              <w:rPr>
+                <w:rFonts w:ascii="Consolas" w:hAnsi="Consolas" w:eastAsia="Consolas"/>
+                <w:b w:val="0"/>
+                <w:color w:val="5B6875"/>
+                <w:sz w:val="16"/>
+              </w:rPr>
+              <w:t xml:space="preserve">   1  </w:t>
+            </w:r>
+            <w:r>
+              <w:rPr>
+                <w:rFonts w:ascii="Consolas" w:hAnsi="Consolas" w:eastAsia="Consolas"/>
+                <w:b w:val="0"/>
+                <w:sz w:val="16"/>
+              </w:rPr>
+              <w:t>return n_per_arm_now &gt;= plan.n_per_arm _____(1) days_run &gt;= plan._____(2)</w:t>
+            </w:r>
+          </w:p>
+        </w:tc>
+      </w:tr>
+    </w:tbl>
+    <w:p/>
+    <w:p>
+      <w:pPr>
+        <w:pStyle w:val="Heading5"/>
+      </w:pPr>
+      <w:r>
         <w:t>Exercise 4. Write the function (level 3)</w:t>
       </w:r>
     </w:p>
@@ -5363,6 +5843,286 @@
         <w:t xml:space="preserve"> passed in.</w:t>
       </w:r>
     </w:p>
+    <w:p>
+      <w:r>
+        <w:rPr>
+          <w:b w:val="0"/>
+          <w:i w:val="0"/>
+        </w:rPr>
+        <w:t>Your code must pass these checks:</w:t>
+      </w:r>
+    </w:p>
+    <w:p>
+      <w:pPr>
+        <w:pStyle w:val="ListBullet"/>
+      </w:pPr>
+      <w:r>
+        <w:rPr>
+          <w:b w:val="0"/>
+          <w:i w:val="0"/>
+        </w:rPr>
+        <w:t>With one look the false positive rate must be close to 5%.</w:t>
+      </w:r>
+    </w:p>
+    <w:p>
+      <w:pPr>
+        <w:pStyle w:val="ListBullet"/>
+      </w:pPr>
+      <w:r>
+        <w:rPr>
+          <w:b w:val="0"/>
+          <w:i w:val="0"/>
+        </w:rPr>
+        <w:t>With ten looks, count a simulation if |z| crosses the line at any look. Expect roughly 18%.</w:t>
+      </w:r>
+    </w:p>
+    <w:p>
+      <w:pPr>
+        <w:pStyle w:val="ListBullet"/>
+      </w:pPr>
+      <w:r>
+        <w:rPr>
+          <w:b w:val="0"/>
+          <w:i w:val="0"/>
+        </w:rPr>
+        <w:t>The same seed must give the same result.</w:t>
+      </w:r>
+    </w:p>
+    <w:p>
+      <w:r>
+        <w:rPr>
+          <w:b w:val="0"/>
+          <w:i w:val="0"/>
+        </w:rPr>
+        <w:t>Shape of the answer. The reference solution defines these names. Write the bodies yourself.</w:t>
+      </w:r>
+    </w:p>
+    <w:tbl>
+      <w:tblPr>
+        <w:tblW w:type="auto" w:w="0"/>
+        <w:jc w:val="left"/>
+        <w:tblLook w:firstColumn="1" w:firstRow="1" w:lastColumn="0" w:lastRow="0" w:noHBand="0" w:noVBand="1" w:val="04A0"/>
+      </w:tblPr>
+      <w:tblGrid>
+        <w:gridCol w:w="8221"/>
+      </w:tblGrid>
+      <w:tr>
+        <w:tc>
+          <w:tcPr>
+            <w:tcW w:type="dxa" w:w="8221"/>
+            <w:shd w:val="clear" w:color="auto" w:fill="F2F4F7"/>
+          </w:tcPr>
+          <w:p>
+            <w:pPr>
+              <w:spacing w:before="0" w:after="0" w:line="240" w:lineRule="auto"/>
+              <w:ind w:left="567" w:hanging="567"/>
+            </w:pPr>
+            <w:r>
+              <w:rPr>
+                <w:rFonts w:ascii="Consolas" w:hAnsi="Consolas" w:eastAsia="Consolas"/>
+                <w:b w:val="0"/>
+                <w:color w:val="5B6875"/>
+                <w:sz w:val="16"/>
+              </w:rPr>
+              <w:t xml:space="preserve">   1  </w:t>
+            </w:r>
+            <w:r>
+              <w:rPr>
+                <w:rFonts w:ascii="Consolas" w:hAnsi="Consolas" w:eastAsia="Consolas"/>
+                <w:b w:val="0"/>
+                <w:sz w:val="16"/>
+              </w:rPr>
+              <w:t># Share of A/A simulations declared significant at any of the looks.</w:t>
+            </w:r>
+          </w:p>
+          <w:p>
+            <w:pPr>
+              <w:spacing w:before="0" w:after="0" w:line="240" w:lineRule="auto"/>
+              <w:ind w:left="567" w:hanging="567"/>
+            </w:pPr>
+            <w:r>
+              <w:rPr>
+                <w:rFonts w:ascii="Consolas" w:hAnsi="Consolas" w:eastAsia="Consolas"/>
+                <w:b w:val="0"/>
+                <w:color w:val="5B6875"/>
+                <w:sz w:val="16"/>
+              </w:rPr>
+              <w:t xml:space="preserve">   2  </w:t>
+            </w:r>
+            <w:r>
+              <w:rPr>
+                <w:rFonts w:ascii="Consolas" w:hAnsi="Consolas" w:eastAsia="Consolas"/>
+                <w:b w:val="0"/>
+                <w:sz w:val="16"/>
+              </w:rPr>
+              <w:t>def peeking_false_positive_rate(</w:t>
+            </w:r>
+          </w:p>
+          <w:p>
+            <w:pPr>
+              <w:spacing w:before="0" w:after="0" w:line="240" w:lineRule="auto"/>
+              <w:ind w:left="567" w:hanging="567"/>
+            </w:pPr>
+            <w:r>
+              <w:rPr>
+                <w:rFonts w:ascii="Consolas" w:hAnsi="Consolas" w:eastAsia="Consolas"/>
+                <w:b w:val="0"/>
+                <w:color w:val="5B6875"/>
+                <w:sz w:val="16"/>
+              </w:rPr>
+              <w:t xml:space="preserve">   3  </w:t>
+            </w:r>
+            <w:r>
+              <w:rPr>
+                <w:rFonts w:ascii="Consolas" w:hAnsi="Consolas" w:eastAsia="Consolas"/>
+                <w:b w:val="0"/>
+                <w:sz w:val="16"/>
+              </w:rPr>
+              <w:t xml:space="preserve">    rng: np.random.Generator,</w:t>
+            </w:r>
+          </w:p>
+          <w:p>
+            <w:pPr>
+              <w:spacing w:before="0" w:after="0" w:line="240" w:lineRule="auto"/>
+              <w:ind w:left="567" w:hanging="567"/>
+            </w:pPr>
+            <w:r>
+              <w:rPr>
+                <w:rFonts w:ascii="Consolas" w:hAnsi="Consolas" w:eastAsia="Consolas"/>
+                <w:b w:val="0"/>
+                <w:color w:val="5B6875"/>
+                <w:sz w:val="16"/>
+              </w:rPr>
+              <w:t xml:space="preserve">   4  </w:t>
+            </w:r>
+            <w:r>
+              <w:rPr>
+                <w:rFonts w:ascii="Consolas" w:hAnsi="Consolas" w:eastAsia="Consolas"/>
+                <w:b w:val="0"/>
+                <w:sz w:val="16"/>
+              </w:rPr>
+              <w:t xml:space="preserve">    n_sims: int,</w:t>
+            </w:r>
+          </w:p>
+          <w:p>
+            <w:pPr>
+              <w:spacing w:before="0" w:after="0" w:line="240" w:lineRule="auto"/>
+              <w:ind w:left="567" w:hanging="567"/>
+            </w:pPr>
+            <w:r>
+              <w:rPr>
+                <w:rFonts w:ascii="Consolas" w:hAnsi="Consolas" w:eastAsia="Consolas"/>
+                <w:b w:val="0"/>
+                <w:color w:val="5B6875"/>
+                <w:sz w:val="16"/>
+              </w:rPr>
+              <w:t xml:space="preserve">   5  </w:t>
+            </w:r>
+            <w:r>
+              <w:rPr>
+                <w:rFonts w:ascii="Consolas" w:hAnsi="Consolas" w:eastAsia="Consolas"/>
+                <w:b w:val="0"/>
+                <w:sz w:val="16"/>
+              </w:rPr>
+              <w:t xml:space="preserve">    n_per_look: int,</w:t>
+            </w:r>
+          </w:p>
+          <w:p>
+            <w:pPr>
+              <w:spacing w:before="0" w:after="0" w:line="240" w:lineRule="auto"/>
+              <w:ind w:left="567" w:hanging="567"/>
+            </w:pPr>
+            <w:r>
+              <w:rPr>
+                <w:rFonts w:ascii="Consolas" w:hAnsi="Consolas" w:eastAsia="Consolas"/>
+                <w:b w:val="0"/>
+                <w:color w:val="5B6875"/>
+                <w:sz w:val="16"/>
+              </w:rPr>
+              <w:t xml:space="preserve">   6  </w:t>
+            </w:r>
+            <w:r>
+              <w:rPr>
+                <w:rFonts w:ascii="Consolas" w:hAnsi="Consolas" w:eastAsia="Consolas"/>
+                <w:b w:val="0"/>
+                <w:sz w:val="16"/>
+              </w:rPr>
+              <w:t xml:space="preserve">    looks: int,</w:t>
+            </w:r>
+          </w:p>
+          <w:p>
+            <w:pPr>
+              <w:spacing w:before="0" w:after="0" w:line="240" w:lineRule="auto"/>
+              <w:ind w:left="567" w:hanging="567"/>
+            </w:pPr>
+            <w:r>
+              <w:rPr>
+                <w:rFonts w:ascii="Consolas" w:hAnsi="Consolas" w:eastAsia="Consolas"/>
+                <w:b w:val="0"/>
+                <w:color w:val="5B6875"/>
+                <w:sz w:val="16"/>
+              </w:rPr>
+              <w:t xml:space="preserve">   7  </w:t>
+            </w:r>
+            <w:r>
+              <w:rPr>
+                <w:rFonts w:ascii="Consolas" w:hAnsi="Consolas" w:eastAsia="Consolas"/>
+                <w:b w:val="0"/>
+                <w:sz w:val="16"/>
+              </w:rPr>
+              <w:t xml:space="preserve">    rate: float,</w:t>
+            </w:r>
+          </w:p>
+          <w:p>
+            <w:pPr>
+              <w:spacing w:before="0" w:after="0" w:line="240" w:lineRule="auto"/>
+              <w:ind w:left="567" w:hanging="567"/>
+            </w:pPr>
+            <w:r>
+              <w:rPr>
+                <w:rFonts w:ascii="Consolas" w:hAnsi="Consolas" w:eastAsia="Consolas"/>
+                <w:b w:val="0"/>
+                <w:color w:val="5B6875"/>
+                <w:sz w:val="16"/>
+              </w:rPr>
+              <w:t xml:space="preserve">   8  </w:t>
+            </w:r>
+            <w:r>
+              <w:rPr>
+                <w:rFonts w:ascii="Consolas" w:hAnsi="Consolas" w:eastAsia="Consolas"/>
+                <w:b w:val="0"/>
+                <w:sz w:val="16"/>
+              </w:rPr>
+              <w:t xml:space="preserve">    z_crit: float = 1.959964,</w:t>
+            </w:r>
+          </w:p>
+          <w:p>
+            <w:pPr>
+              <w:spacing w:before="0" w:after="0" w:line="240" w:lineRule="auto"/>
+              <w:ind w:left="567" w:hanging="567"/>
+            </w:pPr>
+            <w:r>
+              <w:rPr>
+                <w:rFonts w:ascii="Consolas" w:hAnsi="Consolas" w:eastAsia="Consolas"/>
+                <w:b w:val="0"/>
+                <w:color w:val="5B6875"/>
+                <w:sz w:val="16"/>
+              </w:rPr>
+              <w:t xml:space="preserve">   9  </w:t>
+            </w:r>
+            <w:r>
+              <w:rPr>
+                <w:rFonts w:ascii="Consolas" w:hAnsi="Consolas" w:eastAsia="Consolas"/>
+                <w:b w:val="0"/>
+                <w:sz w:val="16"/>
+              </w:rPr>
+              <w:t>) -&gt; float: ...</w:t>
+            </w:r>
+          </w:p>
+        </w:tc>
+      </w:tr>
+    </w:tbl>
+    <w:p/>
     <w:p>
       <w:r>
         <w:rPr>

--- a/site/downloads/handbook-B9.docx
+++ b/site/downloads/handbook-B9.docx
@@ -4281,442 +4281,45 @@
         <w:t>The analysis reports a larger lift than the product team expected. Tap the line that breaks the randomisation, and fix the function.</w:t>
       </w:r>
     </w:p>
-    <w:tbl>
-      <w:tblPr>
-        <w:tblW w:type="auto" w:w="0"/>
-        <w:jc w:val="left"/>
-        <w:tblLook w:firstColumn="1" w:firstRow="1" w:lastColumn="0" w:lastRow="0" w:noHBand="0" w:noVBand="1" w:val="04A0"/>
-      </w:tblPr>
-      <w:tblGrid>
-        <w:gridCol w:w="8221"/>
-      </w:tblGrid>
-      <w:tr>
-        <w:tc>
-          <w:tcPr>
-            <w:tcW w:type="dxa" w:w="8221"/>
-            <w:shd w:val="clear" w:color="auto" w:fill="F2F4F7"/>
-          </w:tcPr>
-          <w:p>
-            <w:pPr>
-              <w:spacing w:before="0" w:after="0" w:line="240" w:lineRule="auto"/>
-              <w:ind w:left="567" w:hanging="567"/>
-            </w:pPr>
-            <w:r>
-              <w:rPr>
-                <w:rFonts w:ascii="Consolas" w:hAnsi="Consolas" w:eastAsia="Consolas"/>
-                <w:b w:val="0"/>
-                <w:color w:val="5B6875"/>
-                <w:sz w:val="16"/>
-              </w:rPr>
-              <w:t xml:space="preserve">   1  </w:t>
-            </w:r>
-            <w:r>
-              <w:rPr>
-                <w:rFonts w:ascii="Consolas" w:hAnsi="Consolas" w:eastAsia="Consolas"/>
-                <w:b w:val="0"/>
-                <w:sz w:val="16"/>
-              </w:rPr>
-              <w:t>import pandas as pd</w:t>
-            </w:r>
-          </w:p>
-          <w:p>
-            <w:pPr>
-              <w:spacing w:before="0" w:after="0" w:line="240" w:lineRule="auto"/>
-              <w:ind w:left="567" w:hanging="567"/>
-            </w:pPr>
-            <w:r>
-              <w:rPr>
-                <w:rFonts w:ascii="Consolas" w:hAnsi="Consolas" w:eastAsia="Consolas"/>
-                <w:b w:val="0"/>
-                <w:color w:val="5B6875"/>
-                <w:sz w:val="16"/>
-              </w:rPr>
-              <w:t xml:space="preserve">   2  </w:t>
-            </w:r>
-            <w:r>
-              <w:rPr>
-                <w:rFonts w:ascii="Consolas" w:hAnsi="Consolas" w:eastAsia="Consolas"/>
-                <w:b w:val="0"/>
-                <w:sz w:val="16"/>
-              </w:rPr>
-              <w:t xml:space="preserve"> </w:t>
-            </w:r>
-          </w:p>
-          <w:p>
-            <w:pPr>
-              <w:spacing w:before="0" w:after="0" w:line="240" w:lineRule="auto"/>
-              <w:ind w:left="567" w:hanging="567"/>
-            </w:pPr>
-            <w:r>
-              <w:rPr>
-                <w:rFonts w:ascii="Consolas" w:hAnsi="Consolas" w:eastAsia="Consolas"/>
-                <w:b w:val="0"/>
-                <w:color w:val="5B6875"/>
-                <w:sz w:val="16"/>
-              </w:rPr>
-              <w:t xml:space="preserve">   3  </w:t>
-            </w:r>
-            <w:r>
-              <w:rPr>
-                <w:rFonts w:ascii="Consolas" w:hAnsi="Consolas" w:eastAsia="Consolas"/>
-                <w:b w:val="0"/>
-                <w:sz w:val="16"/>
-              </w:rPr>
-              <w:t xml:space="preserve"> </w:t>
-            </w:r>
-          </w:p>
-          <w:p>
-            <w:pPr>
-              <w:spacing w:before="0" w:after="0" w:line="240" w:lineRule="auto"/>
-              <w:ind w:left="567" w:hanging="567"/>
-            </w:pPr>
-            <w:r>
-              <w:rPr>
-                <w:rFonts w:ascii="Consolas" w:hAnsi="Consolas" w:eastAsia="Consolas"/>
-                <w:b w:val="0"/>
-                <w:color w:val="5B6875"/>
-                <w:sz w:val="16"/>
-              </w:rPr>
-              <w:t xml:space="preserve">   4  </w:t>
-            </w:r>
-            <w:r>
-              <w:rPr>
-                <w:rFonts w:ascii="Consolas" w:hAnsi="Consolas" w:eastAsia="Consolas"/>
-                <w:b w:val="0"/>
-                <w:sz w:val="16"/>
-              </w:rPr>
-              <w:t>def conversion_by_arm(users: pd.DataFrame) -&gt; dict[str, float]:</w:t>
-            </w:r>
-          </w:p>
-          <w:p>
-            <w:pPr>
-              <w:spacing w:before="0" w:after="0" w:line="240" w:lineRule="auto"/>
-              <w:ind w:left="567" w:hanging="567"/>
-            </w:pPr>
-            <w:r>
-              <w:rPr>
-                <w:rFonts w:ascii="Consolas" w:hAnsi="Consolas" w:eastAsia="Consolas"/>
-                <w:b w:val="0"/>
-                <w:color w:val="5B6875"/>
-                <w:sz w:val="16"/>
-              </w:rPr>
-              <w:t xml:space="preserve">   5  </w:t>
-            </w:r>
-            <w:r>
-              <w:rPr>
-                <w:rFonts w:ascii="Consolas" w:hAnsi="Consolas" w:eastAsia="Consolas"/>
-                <w:b w:val="0"/>
-                <w:sz w:val="16"/>
-              </w:rPr>
-              <w:t xml:space="preserve">    """Conversion rate per assigned arm. One row per randomised user."""</w:t>
-            </w:r>
-          </w:p>
-          <w:p>
-            <w:pPr>
-              <w:spacing w:before="0" w:after="0" w:line="240" w:lineRule="auto"/>
-              <w:ind w:left="567" w:hanging="567"/>
-            </w:pPr>
-            <w:r>
-              <w:rPr>
-                <w:rFonts w:ascii="Consolas" w:hAnsi="Consolas" w:eastAsia="Consolas"/>
-                <w:b w:val="0"/>
-                <w:color w:val="5B6875"/>
-                <w:sz w:val="16"/>
-              </w:rPr>
-              <w:t xml:space="preserve">   6  </w:t>
-            </w:r>
-            <w:r>
-              <w:rPr>
-                <w:rFonts w:ascii="Consolas" w:hAnsi="Consolas" w:eastAsia="Consolas"/>
-                <w:b w:val="0"/>
-                <w:sz w:val="16"/>
-              </w:rPr>
-              <w:t xml:space="preserve">    analysed = users[(users["arm"] == "A") | users["saw_new_page"]]</w:t>
-            </w:r>
-          </w:p>
-          <w:p>
-            <w:pPr>
-              <w:spacing w:before="0" w:after="0" w:line="240" w:lineRule="auto"/>
-              <w:ind w:left="567" w:hanging="567"/>
-            </w:pPr>
-            <w:r>
-              <w:rPr>
-                <w:rFonts w:ascii="Consolas" w:hAnsi="Consolas" w:eastAsia="Consolas"/>
-                <w:b w:val="0"/>
-                <w:color w:val="5B6875"/>
-                <w:sz w:val="16"/>
-              </w:rPr>
-              <w:t xml:space="preserve">   7  </w:t>
-            </w:r>
-            <w:r>
-              <w:rPr>
-                <w:rFonts w:ascii="Consolas" w:hAnsi="Consolas" w:eastAsia="Consolas"/>
-                <w:b w:val="0"/>
-                <w:sz w:val="16"/>
-              </w:rPr>
-              <w:t xml:space="preserve">    return analysed.groupby("arm")["converted"].mean().to_dict()</w:t>
-            </w:r>
-          </w:p>
-        </w:tc>
-      </w:tr>
-    </w:tbl>
-    <w:p/>
     <w:p>
       <w:r>
         <w:rPr>
-          <w:b w:val="0"/>
-          <w:i/>
-        </w:rPr>
-        <w:t>Write down the line number of the bug. Then write the fix.</w:t>
+          <w:b/>
+          <w:i w:val="0"/>
+        </w:rPr>
+        <w:t>What you need to know.</w:t>
       </w:r>
     </w:p>
     <w:p>
-      <w:pPr>
-        <w:pStyle w:val="Heading4"/>
-      </w:pPr>
-      <w:r>
-        <w:t>Sources</w:t>
-      </w:r>
-    </w:p>
-    <w:p>
-      <w:pPr>
-        <w:pStyle w:val="ListBullet"/>
-      </w:pPr>
-      <w:r>
-        <w:rPr>
+      <w:r>
+        <w:rPr>
+          <w:rFonts w:ascii="Consolas" w:hAnsi="Consolas" w:eastAsia="Consolas"/>
           <w:b w:val="0"/>
-          <w:i w:val="0"/>
-        </w:rPr>
-        <w:t>chisquare([50600, 49400]).pvalue is 0.000148; for 5060 vs 4940 it is 0.230. (verified: Run on SciPy 1.17.1 in this repository; matches math.erfc(sqrt(stat / 2)).)</w:t>
-      </w:r>
-    </w:p>
-    <w:p>
-      <w:pPr>
-        <w:pStyle w:val="ListBullet"/>
-      </w:pPr>
+          <w:sz w:val="19"/>
+        </w:rPr>
+        <w:t>series.to_dict()</w:t>
+      </w:r>
       <w:r>
         <w:rPr>
           <w:b w:val="0"/>
           <w:i w:val="0"/>
         </w:rPr>
-        <w:t>confint_proportions_2indep(1150, 10000, 1000, 10000) gives (0.0064, 0.0236). (verified: Run on statsmodels 0.15.0 in this repository.)</w:t>
-      </w:r>
-    </w:p>
-    <w:p>
-      <w:pPr>
-        <w:pStyle w:val="ListBullet"/>
-      </w:pPr>
-      <w:r>
-        <w:rPr>
+        <w:t xml:space="preserve"> turns a pandas Series into a dict: the index labels become keys. After a </w:t>
+      </w:r>
+      <w:r>
+        <w:rPr>
+          <w:rFonts w:ascii="Consolas" w:hAnsi="Consolas" w:eastAsia="Consolas"/>
           <w:b w:val="0"/>
-          <w:i w:val="0"/>
-        </w:rPr>
-        <w:t>An SRM p-value below 0.001 is a common threshold for investigation. (search-only: Fabijan et al. (2019), Diagnosing Sample Ratio Mismatch in Online Controlled Experiments, KDD.)</w:t>
-      </w:r>
-    </w:p>
-    <w:p>
-      <w:pPr>
-        <w:pStyle w:val="Heading3"/>
-      </w:pPr>
-      <w:r>
-        <w:t>B9-L3 Peeking, novelty and other ways tests mislead</w:t>
-      </w:r>
-    </w:p>
-    <w:p>
-      <w:pPr>
-        <w:pStyle w:val="Heading4"/>
-      </w:pPr>
-      <w:r>
-        <w:t>Concept</w:t>
-      </w:r>
-    </w:p>
-    <w:p>
+          <w:sz w:val="19"/>
+        </w:rPr>
+        <w:t>groupby(...).mean()</w:t>
+      </w:r>
       <w:r>
         <w:rPr>
           <w:b w:val="0"/>
           <w:i w:val="0"/>
         </w:rPr>
-        <w:t>A test's 5% false positive rate holds only if you analyse once, at the planned sample size. Common habits break it.</w:t>
-      </w:r>
-    </w:p>
-    <w:p>
-      <w:r>
-        <w:rPr>
-          <w:b/>
-          <w:i w:val="0"/>
-        </w:rPr>
-        <w:t>Peeking.</w:t>
-      </w:r>
-      <w:r>
-        <w:rPr>
-          <w:b w:val="0"/>
-          <w:i w:val="0"/>
-        </w:rPr>
-        <w:t xml:space="preserve"> Checking results every day and stopping the first time p &lt; 0.05 gives the noise ten chances to cross the line. A simulation in this course's build: two identical arms with a 10% conversion rate, 1,000 runs, 200 users per arm per look. One look: 5.2% false positives. Five looks: 12.9%. Ten looks: 18.4%.</w:t>
-      </w:r>
-    </w:p>
-    <w:p>
-      <w:r>
-        <w:rPr>
-          <w:b w:val="0"/>
-          <w:i w:val="0"/>
-        </w:rPr>
-        <w:t>Fixes, in order of simplicity:</w:t>
-      </w:r>
-    </w:p>
-    <w:p>
-      <w:pPr>
-        <w:pStyle w:val="ListBullet"/>
-      </w:pPr>
-      <w:r>
-        <w:rPr>
-          <w:b/>
-          <w:i w:val="0"/>
-        </w:rPr>
-        <w:t>Fixed horizon.</w:t>
-      </w:r>
-      <w:r>
-        <w:rPr>
-          <w:b w:val="0"/>
-          <w:i w:val="0"/>
-        </w:rPr>
-        <w:t xml:space="preserve"> Compute the sample size (lesson B9-L1), run to it, analyse once. Dashboards during the test show health metrics and the split check, not the lift.</w:t>
-      </w:r>
-    </w:p>
-    <w:p>
-      <w:pPr>
-        <w:pStyle w:val="ListBullet"/>
-      </w:pPr>
-      <w:r>
-        <w:rPr>
-          <w:b/>
-          <w:i w:val="0"/>
-        </w:rPr>
-        <w:t>Planned interim looks</w:t>
-      </w:r>
-      <w:r>
-        <w:rPr>
-          <w:b w:val="0"/>
-          <w:i w:val="0"/>
-        </w:rPr>
-        <w:t xml:space="preserve"> with a group-sequential design, where each look uses a stricter threshold so the overall rate stays at 5%. Plan the number of looks and the boundaries before launch.</w:t>
-      </w:r>
-    </w:p>
-    <w:p>
-      <w:pPr>
-        <w:pStyle w:val="ListBullet"/>
-      </w:pPr>
-      <w:r>
-        <w:rPr>
-          <w:b/>
-          <w:i w:val="0"/>
-        </w:rPr>
-        <w:t>Always-valid methods</w:t>
-      </w:r>
-      <w:r>
-        <w:rPr>
-          <w:b w:val="0"/>
-          <w:i w:val="0"/>
-        </w:rPr>
-        <w:t xml:space="preserve"> designed for continuous monitoring,, offered by some experimentation platforms. Use them as the platform documents them.</w:t>
-      </w:r>
-    </w:p>
-    <w:p>
-      <w:r>
-        <w:rPr>
-          <w:b/>
-          <w:i w:val="0"/>
-        </w:rPr>
-        <w:t>Novelty and learning effects.</w:t>
-      </w:r>
-      <w:r>
-        <w:rPr>
-          <w:b w:val="0"/>
-          <w:i w:val="0"/>
-        </w:rPr>
-        <w:t xml:space="preserve"> Users click a new button because it is new. The lift fades after a week. Run for at least one full weekly cycle, and compare the effect in week 1 and week 2.</w:t>
-      </w:r>
-    </w:p>
-    <w:p>
-      <w:r>
-        <w:rPr>
-          <w:b/>
-          <w:i w:val="0"/>
-        </w:rPr>
-        <w:t>Too many metrics.</w:t>
-      </w:r>
-      <w:r>
-        <w:rPr>
-          <w:b w:val="0"/>
-          <w:i w:val="0"/>
-        </w:rPr>
-        <w:t xml:space="preserve"> Twenty secondary metrics produce about one false positive per test (lesson B8-L3). Name one primary metric and a few guardrails before launch.</w:t>
-      </w:r>
-    </w:p>
-    <w:p>
-      <w:r>
-        <w:rPr>
-          <w:b/>
-          <w:i w:val="0"/>
-        </w:rPr>
-        <w:t>Stopping for a good result only.</w:t>
-      </w:r>
-      <w:r>
-        <w:rPr>
-          <w:b w:val="0"/>
-          <w:i w:val="0"/>
-        </w:rPr>
-        <w:t xml:space="preserve"> A team that stops early when B looks good but runs longer when B looks bad biases every conclusion towards B.</w:t>
-      </w:r>
-    </w:p>
-    <w:p>
-      <w:r>
-        <w:rPr>
-          <w:b/>
-          <w:i w:val="0"/>
-        </w:rPr>
-        <w:t>Interference.</w:t>
-      </w:r>
-      <w:r>
-        <w:rPr>
-          <w:b w:val="0"/>
-          <w:i w:val="0"/>
-        </w:rPr>
-        <w:t xml:space="preserve"> If treated users affect control users, through shared inventory, pricing or social features, the arms are not independent. Randomise at a level that contains the interaction, such as city or store.</w:t>
-      </w:r>
-    </w:p>
-    <w:p>
-      <w:r>
-        <w:rPr>
-          <w:b w:val="0"/>
-          <w:i w:val="0"/>
-        </w:rPr>
-        <w:t>Write the plan down: primary metric, MDE, sample size, duration, looks, and the decision rule. Then follow it.</w:t>
-      </w:r>
-    </w:p>
-    <w:p>
-      <w:pPr>
-        <w:pStyle w:val="Heading4"/>
-      </w:pPr>
-      <w:r>
-        <w:t>Why it matters</w:t>
-      </w:r>
-    </w:p>
-    <w:p>
-      <w:r>
-        <w:rPr>
-          <w:b w:val="0"/>
-          <w:i w:val="0"/>
-        </w:rPr>
-        <w:t>A growth team ran 30 tests a quarter, checked each daily, and shipped any variant that reached p &lt; 0.05. Their dashboard showed 11 winners, with a combined forecast lift of 9% in sign-ups. Sign-ups over the quarter were flat. With daily peeking over three-week tests, the false positive rate per test was far above 5%, and most of the winners were noise.</w:t>
-      </w:r>
-    </w:p>
-    <w:p>
-      <w:pPr>
-        <w:pStyle w:val="Heading4"/>
-      </w:pPr>
-      <w:r>
-        <w:t>Worked example: weak code</w:t>
+        <w:t>, the keys are the group names.</w:t>
       </w:r>
     </w:p>
     <w:tbl>
@@ -4742,19 +4345,61 @@
             <w:r>
               <w:rPr>
                 <w:rFonts w:ascii="Consolas" w:hAnsi="Consolas" w:eastAsia="Consolas"/>
-                <w:b/>
+                <w:b w:val="0"/>
                 <w:color w:val="5B6875"/>
                 <w:sz w:val="16"/>
               </w:rPr>
-              <w:t xml:space="preserve"> [1]  </w:t>
-            </w:r>
-            <w:r>
-              <w:rPr>
-                <w:rFonts w:ascii="Consolas" w:hAnsi="Consolas" w:eastAsia="Consolas"/>
-                <w:b w:val="0"/>
-                <w:sz w:val="16"/>
-              </w:rPr>
-              <w:t>for day in range(1, 29):</w:t>
+              <w:t xml:space="preserve">   1  </w:t>
+            </w:r>
+            <w:r>
+              <w:rPr>
+                <w:rFonts w:ascii="Consolas" w:hAnsi="Consolas" w:eastAsia="Consolas"/>
+                <w:b w:val="0"/>
+                <w:sz w:val="16"/>
+              </w:rPr>
+              <w:t>pd.Series([0.2, 0.4], index=["A", "B"]).to_dict()   # {'A': 0.2, 'B': 0.4}</w:t>
+            </w:r>
+          </w:p>
+        </w:tc>
+      </w:tr>
+    </w:tbl>
+    <w:p/>
+    <w:tbl>
+      <w:tblPr>
+        <w:tblW w:type="auto" w:w="0"/>
+        <w:jc w:val="left"/>
+        <w:tblLook w:firstColumn="1" w:firstRow="1" w:lastColumn="0" w:lastRow="0" w:noHBand="0" w:noVBand="1" w:val="04A0"/>
+      </w:tblPr>
+      <w:tblGrid>
+        <w:gridCol w:w="8221"/>
+      </w:tblGrid>
+      <w:tr>
+        <w:tc>
+          <w:tcPr>
+            <w:tcW w:type="dxa" w:w="8221"/>
+            <w:shd w:val="clear" w:color="auto" w:fill="F2F4F7"/>
+          </w:tcPr>
+          <w:p>
+            <w:pPr>
+              <w:spacing w:before="0" w:after="0" w:line="240" w:lineRule="auto"/>
+              <w:ind w:left="567" w:hanging="567"/>
+            </w:pPr>
+            <w:r>
+              <w:rPr>
+                <w:rFonts w:ascii="Consolas" w:hAnsi="Consolas" w:eastAsia="Consolas"/>
+                <w:b w:val="0"/>
+                <w:color w:val="5B6875"/>
+                <w:sz w:val="16"/>
+              </w:rPr>
+              <w:t xml:space="preserve">   1  </w:t>
+            </w:r>
+            <w:r>
+              <w:rPr>
+                <w:rFonts w:ascii="Consolas" w:hAnsi="Consolas" w:eastAsia="Consolas"/>
+                <w:b w:val="0"/>
+                <w:sz w:val="16"/>
+              </w:rPr>
+              <w:t>import pandas as pd</w:t>
             </w:r>
           </w:p>
           <w:p>
@@ -4777,7 +4422,7 @@
                 <w:b w:val="0"/>
                 <w:sz w:val="16"/>
               </w:rPr>
-              <w:t xml:space="preserve">    p = daily_p_value(day)</w:t>
+              <w:t xml:space="preserve"> </w:t>
             </w:r>
           </w:p>
           <w:p>
@@ -4788,19 +4433,19 @@
             <w:r>
               <w:rPr>
                 <w:rFonts w:ascii="Consolas" w:hAnsi="Consolas" w:eastAsia="Consolas"/>
-                <w:b/>
+                <w:b w:val="0"/>
                 <w:color w:val="5B6875"/>
                 <w:sz w:val="16"/>
               </w:rPr>
-              <w:t xml:space="preserve"> [2]  </w:t>
-            </w:r>
-            <w:r>
-              <w:rPr>
-                <w:rFonts w:ascii="Consolas" w:hAnsi="Consolas" w:eastAsia="Consolas"/>
-                <w:b w:val="0"/>
-                <w:sz w:val="16"/>
-              </w:rPr>
-              <w:t xml:space="preserve">    if p &lt; 0.05:</w:t>
+              <w:t xml:space="preserve">   3  </w:t>
+            </w:r>
+            <w:r>
+              <w:rPr>
+                <w:rFonts w:ascii="Consolas" w:hAnsi="Consolas" w:eastAsia="Consolas"/>
+                <w:b w:val="0"/>
+                <w:sz w:val="16"/>
+              </w:rPr>
+              <w:t xml:space="preserve"> </w:t>
             </w:r>
           </w:p>
           <w:p>
@@ -4823,7 +4468,7 @@
                 <w:b w:val="0"/>
                 <w:sz w:val="16"/>
               </w:rPr>
-              <w:t xml:space="preserve">        ship("B")</w:t>
+              <w:t>def conversion_by_arm(users: pd.DataFrame) -&gt; dict[str, float]:</w:t>
             </w:r>
           </w:p>
           <w:p>
@@ -4846,46 +4491,66 @@
                 <w:b w:val="0"/>
                 <w:sz w:val="16"/>
               </w:rPr>
-              <w:t xml:space="preserve">        break</w:t>
+              <w:t xml:space="preserve">    """Conversion rate per assigned arm. One row per randomised user."""</w:t>
+            </w:r>
+          </w:p>
+          <w:p>
+            <w:pPr>
+              <w:spacing w:before="0" w:after="0" w:line="240" w:lineRule="auto"/>
+              <w:ind w:left="567" w:hanging="567"/>
+            </w:pPr>
+            <w:r>
+              <w:rPr>
+                <w:rFonts w:ascii="Consolas" w:hAnsi="Consolas" w:eastAsia="Consolas"/>
+                <w:b w:val="0"/>
+                <w:color w:val="5B6875"/>
+                <w:sz w:val="16"/>
+              </w:rPr>
+              <w:t xml:space="preserve">   6  </w:t>
+            </w:r>
+            <w:r>
+              <w:rPr>
+                <w:rFonts w:ascii="Consolas" w:hAnsi="Consolas" w:eastAsia="Consolas"/>
+                <w:b w:val="0"/>
+                <w:sz w:val="16"/>
+              </w:rPr>
+              <w:t xml:space="preserve">    analysed = users[(users["arm"] == "A") | users["saw_new_page"]]</w:t>
+            </w:r>
+          </w:p>
+          <w:p>
+            <w:pPr>
+              <w:spacing w:before="0" w:after="0" w:line="240" w:lineRule="auto"/>
+              <w:ind w:left="567" w:hanging="567"/>
+            </w:pPr>
+            <w:r>
+              <w:rPr>
+                <w:rFonts w:ascii="Consolas" w:hAnsi="Consolas" w:eastAsia="Consolas"/>
+                <w:b w:val="0"/>
+                <w:color w:val="5B6875"/>
+                <w:sz w:val="16"/>
+              </w:rPr>
+              <w:t xml:space="preserve">   7  </w:t>
+            </w:r>
+            <w:r>
+              <w:rPr>
+                <w:rFonts w:ascii="Consolas" w:hAnsi="Consolas" w:eastAsia="Consolas"/>
+                <w:b w:val="0"/>
+                <w:sz w:val="16"/>
+              </w:rPr>
+              <w:t xml:space="preserve">    return analysed.groupby("arm")["converted"].mean().to_dict()</w:t>
             </w:r>
           </w:p>
         </w:tc>
       </w:tr>
     </w:tbl>
+    <w:p/>
     <w:p>
-      <w:pPr>
-        <w:pStyle w:val="ListNumber"/>
-      </w:pPr>
-      <w:r>
-        <w:rPr>
-          <w:b/>
-        </w:rPr>
-        <w:t xml:space="preserve">Line 1. </w:t>
-      </w:r>
       <w:r>
         <w:rPr>
           <w:b w:val="0"/>
-          <w:i w:val="0"/>
-        </w:rPr>
-        <w:t>Up to 28 looks at the same growing data.</w:t>
-      </w:r>
-    </w:p>
-    <w:p>
-      <w:pPr>
-        <w:pStyle w:val="ListNumber"/>
-      </w:pPr>
-      <w:r>
-        <w:rPr>
-          <w:b/>
-        </w:rPr>
-        <w:t xml:space="preserve">Line 3. </w:t>
-      </w:r>
-      <w:r>
-        <w:rPr>
-          <w:b w:val="0"/>
-          <w:i w:val="0"/>
-        </w:rPr>
-        <w:t>The same 5% threshold at every look: the overall false positive rate climbs well above 5%.</w:t>
+          <w:i/>
+        </w:rPr>
+        <w:t>Write down the line number of the bug. Then write the fix.</w:t>
       </w:r>
     </w:p>
     <w:p>
@@ -4893,7 +4558,248 @@
         <w:pStyle w:val="Heading4"/>
       </w:pPr>
       <w:r>
-        <w:t>Worked example: strong code</w:t>
+        <w:t>Sources</w:t>
+      </w:r>
+    </w:p>
+    <w:p>
+      <w:pPr>
+        <w:pStyle w:val="ListBullet"/>
+      </w:pPr>
+      <w:r>
+        <w:rPr>
+          <w:b w:val="0"/>
+          <w:i w:val="0"/>
+        </w:rPr>
+        <w:t>chisquare([50600, 49400]).pvalue is 0.000148; for 5060 vs 4940 it is 0.230. (verified: Run on SciPy 1.17.1 in this repository; matches math.erfc(sqrt(stat / 2)).)</w:t>
+      </w:r>
+    </w:p>
+    <w:p>
+      <w:pPr>
+        <w:pStyle w:val="ListBullet"/>
+      </w:pPr>
+      <w:r>
+        <w:rPr>
+          <w:b w:val="0"/>
+          <w:i w:val="0"/>
+        </w:rPr>
+        <w:t>confint_proportions_2indep(1150, 10000, 1000, 10000) gives (0.0064, 0.0236). (verified: Run on statsmodels 0.15.0 in this repository.)</w:t>
+      </w:r>
+    </w:p>
+    <w:p>
+      <w:pPr>
+        <w:pStyle w:val="ListBullet"/>
+      </w:pPr>
+      <w:r>
+        <w:rPr>
+          <w:b w:val="0"/>
+          <w:i w:val="0"/>
+        </w:rPr>
+        <w:t>An SRM p-value below 0.001 is a common threshold for investigation. (search-only: Fabijan et al. (2019), Diagnosing Sample Ratio Mismatch in Online Controlled Experiments, KDD.)</w:t>
+      </w:r>
+    </w:p>
+    <w:p>
+      <w:pPr>
+        <w:pStyle w:val="Heading3"/>
+      </w:pPr>
+      <w:r>
+        <w:t>B9-L3 Peeking, novelty and other ways tests mislead</w:t>
+      </w:r>
+    </w:p>
+    <w:p>
+      <w:pPr>
+        <w:pStyle w:val="Heading4"/>
+      </w:pPr>
+      <w:r>
+        <w:t>Concept</w:t>
+      </w:r>
+    </w:p>
+    <w:p>
+      <w:r>
+        <w:rPr>
+          <w:b w:val="0"/>
+          <w:i w:val="0"/>
+        </w:rPr>
+        <w:t>A test's 5% false positive rate holds only if you analyse once, at the planned sample size. Common habits break it.</w:t>
+      </w:r>
+    </w:p>
+    <w:p>
+      <w:r>
+        <w:rPr>
+          <w:b/>
+          <w:i w:val="0"/>
+        </w:rPr>
+        <w:t>Peeking.</w:t>
+      </w:r>
+      <w:r>
+        <w:rPr>
+          <w:b w:val="0"/>
+          <w:i w:val="0"/>
+        </w:rPr>
+        <w:t xml:space="preserve"> Checking results every day and stopping the first time p &lt; 0.05 gives the noise ten chances to cross the line. A simulation in this course's build: two identical arms with a 10% conversion rate, 1,000 runs, 200 users per arm per look. One look: 5.2% false positives. Five looks: 12.9%. Ten looks: 18.4%.</w:t>
+      </w:r>
+    </w:p>
+    <w:p>
+      <w:r>
+        <w:rPr>
+          <w:b w:val="0"/>
+          <w:i w:val="0"/>
+        </w:rPr>
+        <w:t>Fixes, in order of simplicity:</w:t>
+      </w:r>
+    </w:p>
+    <w:p>
+      <w:pPr>
+        <w:pStyle w:val="ListBullet"/>
+      </w:pPr>
+      <w:r>
+        <w:rPr>
+          <w:b/>
+          <w:i w:val="0"/>
+        </w:rPr>
+        <w:t>Fixed horizon.</w:t>
+      </w:r>
+      <w:r>
+        <w:rPr>
+          <w:b w:val="0"/>
+          <w:i w:val="0"/>
+        </w:rPr>
+        <w:t xml:space="preserve"> Compute the sample size (lesson B9-L1), run to it, analyse once. Dashboards during the test show health metrics and the split check, not the lift.</w:t>
+      </w:r>
+    </w:p>
+    <w:p>
+      <w:pPr>
+        <w:pStyle w:val="ListBullet"/>
+      </w:pPr>
+      <w:r>
+        <w:rPr>
+          <w:b/>
+          <w:i w:val="0"/>
+        </w:rPr>
+        <w:t>Planned interim looks</w:t>
+      </w:r>
+      <w:r>
+        <w:rPr>
+          <w:b w:val="0"/>
+          <w:i w:val="0"/>
+        </w:rPr>
+        <w:t xml:space="preserve"> with a group-sequential design, where each look uses a stricter threshold so the overall rate stays at 5%. Plan the number of looks and the boundaries before launch.</w:t>
+      </w:r>
+    </w:p>
+    <w:p>
+      <w:pPr>
+        <w:pStyle w:val="ListBullet"/>
+      </w:pPr>
+      <w:r>
+        <w:rPr>
+          <w:b/>
+          <w:i w:val="0"/>
+        </w:rPr>
+        <w:t>Always-valid methods</w:t>
+      </w:r>
+      <w:r>
+        <w:rPr>
+          <w:b w:val="0"/>
+          <w:i w:val="0"/>
+        </w:rPr>
+        <w:t xml:space="preserve"> designed for continuous monitoring,, offered by some experimentation platforms. Use them as the platform documents them.</w:t>
+      </w:r>
+    </w:p>
+    <w:p>
+      <w:r>
+        <w:rPr>
+          <w:b/>
+          <w:i w:val="0"/>
+        </w:rPr>
+        <w:t>Novelty and learning effects.</w:t>
+      </w:r>
+      <w:r>
+        <w:rPr>
+          <w:b w:val="0"/>
+          <w:i w:val="0"/>
+        </w:rPr>
+        <w:t xml:space="preserve"> Users click a new button because it is new. The lift fades after a week. Run for at least one full weekly cycle, and compare the effect in week 1 and week 2.</w:t>
+      </w:r>
+    </w:p>
+    <w:p>
+      <w:r>
+        <w:rPr>
+          <w:b/>
+          <w:i w:val="0"/>
+        </w:rPr>
+        <w:t>Too many metrics.</w:t>
+      </w:r>
+      <w:r>
+        <w:rPr>
+          <w:b w:val="0"/>
+          <w:i w:val="0"/>
+        </w:rPr>
+        <w:t xml:space="preserve"> Twenty secondary metrics produce about one false positive per test (lesson B8-L3). Name one primary metric and a few guardrails before launch.</w:t>
+      </w:r>
+    </w:p>
+    <w:p>
+      <w:r>
+        <w:rPr>
+          <w:b/>
+          <w:i w:val="0"/>
+        </w:rPr>
+        <w:t>Stopping for a good result only.</w:t>
+      </w:r>
+      <w:r>
+        <w:rPr>
+          <w:b w:val="0"/>
+          <w:i w:val="0"/>
+        </w:rPr>
+        <w:t xml:space="preserve"> A team that stops early when B looks good but runs longer when B looks bad biases every conclusion towards B.</w:t>
+      </w:r>
+    </w:p>
+    <w:p>
+      <w:r>
+        <w:rPr>
+          <w:b/>
+          <w:i w:val="0"/>
+        </w:rPr>
+        <w:t>Interference.</w:t>
+      </w:r>
+      <w:r>
+        <w:rPr>
+          <w:b w:val="0"/>
+          <w:i w:val="0"/>
+        </w:rPr>
+        <w:t xml:space="preserve"> If treated users affect control users, through shared inventory, pricing or social features, the arms are not independent. Randomise at a level that contains the interaction, such as city or store.</w:t>
+      </w:r>
+    </w:p>
+    <w:p>
+      <w:r>
+        <w:rPr>
+          <w:b w:val="0"/>
+          <w:i w:val="0"/>
+        </w:rPr>
+        <w:t>Write the plan down: primary metric, MDE, sample size, duration, looks, and the decision rule. Then follow it.</w:t>
+      </w:r>
+    </w:p>
+    <w:p>
+      <w:pPr>
+        <w:pStyle w:val="Heading4"/>
+      </w:pPr>
+      <w:r>
+        <w:t>Why it matters</w:t>
+      </w:r>
+    </w:p>
+    <w:p>
+      <w:r>
+        <w:rPr>
+          <w:b w:val="0"/>
+          <w:i w:val="0"/>
+        </w:rPr>
+        <w:t>A growth team ran 30 tests a quarter, checked each daily, and shipped any variant that reached p &lt; 0.05. Their dashboard showed 11 winners, with a combined forecast lift of 9% in sign-ups. Sign-ups over the quarter were flat. With daily peeking over three-week tests, the false positive rate per test was far above 5%, and most of the winners were noise.</w:t>
+      </w:r>
+    </w:p>
+    <w:p>
+      <w:pPr>
+        <w:pStyle w:val="Heading4"/>
+      </w:pPr>
+      <w:r>
+        <w:t>Worked example: weak code</w:t>
       </w:r>
     </w:p>
     <w:tbl>
@@ -4919,19 +4825,19 @@
             <w:r>
               <w:rPr>
                 <w:rFonts w:ascii="Consolas" w:hAnsi="Consolas" w:eastAsia="Consolas"/>
-                <w:b w:val="0"/>
+                <w:b/>
                 <w:color w:val="5B6875"/>
                 <w:sz w:val="16"/>
               </w:rPr>
-              <w:t xml:space="preserve">   1  </w:t>
-            </w:r>
-            <w:r>
-              <w:rPr>
-                <w:rFonts w:ascii="Consolas" w:hAnsi="Consolas" w:eastAsia="Consolas"/>
-                <w:b w:val="0"/>
-                <w:sz w:val="16"/>
-              </w:rPr>
-              <w:t>from dataclasses import dataclass</w:t>
+              <w:t xml:space="preserve"> [1]  </w:t>
+            </w:r>
+            <w:r>
+              <w:rPr>
+                <w:rFonts w:ascii="Consolas" w:hAnsi="Consolas" w:eastAsia="Consolas"/>
+                <w:b w:val="0"/>
+                <w:sz w:val="16"/>
+              </w:rPr>
+              <w:t>for day in range(1, 29):</w:t>
             </w:r>
           </w:p>
           <w:p>
@@ -4954,7 +4860,7 @@
                 <w:b w:val="0"/>
                 <w:sz w:val="16"/>
               </w:rPr>
-              <w:t xml:space="preserve"> </w:t>
+              <w:t xml:space="preserve">    p = daily_p_value(day)</w:t>
             </w:r>
           </w:p>
           <w:p>
@@ -4965,19 +4871,19 @@
             <w:r>
               <w:rPr>
                 <w:rFonts w:ascii="Consolas" w:hAnsi="Consolas" w:eastAsia="Consolas"/>
-                <w:b w:val="0"/>
+                <w:b/>
                 <w:color w:val="5B6875"/>
                 <w:sz w:val="16"/>
               </w:rPr>
-              <w:t xml:space="preserve">   3  </w:t>
-            </w:r>
-            <w:r>
-              <w:rPr>
-                <w:rFonts w:ascii="Consolas" w:hAnsi="Consolas" w:eastAsia="Consolas"/>
-                <w:b w:val="0"/>
-                <w:sz w:val="16"/>
-              </w:rPr>
-              <w:t xml:space="preserve"> </w:t>
+              <w:t xml:space="preserve"> [2]  </w:t>
+            </w:r>
+            <w:r>
+              <w:rPr>
+                <w:rFonts w:ascii="Consolas" w:hAnsi="Consolas" w:eastAsia="Consolas"/>
+                <w:b w:val="0"/>
+                <w:sz w:val="16"/>
+              </w:rPr>
+              <w:t xml:space="preserve">    if p &lt; 0.05:</w:t>
             </w:r>
           </w:p>
           <w:p>
@@ -5000,7 +4906,7 @@
                 <w:b w:val="0"/>
                 <w:sz w:val="16"/>
               </w:rPr>
-              <w:t>@dataclass(frozen=True)</w:t>
+              <w:t xml:space="preserve">        ship("B")</w:t>
             </w:r>
           </w:p>
           <w:p>
@@ -5011,295 +4917,19 @@
             <w:r>
               <w:rPr>
                 <w:rFonts w:ascii="Consolas" w:hAnsi="Consolas" w:eastAsia="Consolas"/>
-                <w:b/>
+                <w:b w:val="0"/>
                 <w:color w:val="5B6875"/>
                 <w:sz w:val="16"/>
               </w:rPr>
-              <w:t xml:space="preserve"> [1]  </w:t>
-            </w:r>
-            <w:r>
-              <w:rPr>
-                <w:rFonts w:ascii="Consolas" w:hAnsi="Consolas" w:eastAsia="Consolas"/>
-                <w:b w:val="0"/>
-                <w:sz w:val="16"/>
-              </w:rPr>
-              <w:t>class TestPlan:</w:t>
-            </w:r>
-          </w:p>
-          <w:p>
-            <w:pPr>
-              <w:spacing w:before="0" w:after="0" w:line="240" w:lineRule="auto"/>
-              <w:ind w:left="567" w:hanging="567"/>
-            </w:pPr>
-            <w:r>
-              <w:rPr>
-                <w:rFonts w:ascii="Consolas" w:hAnsi="Consolas" w:eastAsia="Consolas"/>
-                <w:b w:val="0"/>
-                <w:color w:val="5B6875"/>
-                <w:sz w:val="16"/>
-              </w:rPr>
-              <w:t xml:space="preserve">   6  </w:t>
-            </w:r>
-            <w:r>
-              <w:rPr>
-                <w:rFonts w:ascii="Consolas" w:hAnsi="Consolas" w:eastAsia="Consolas"/>
-                <w:b w:val="0"/>
-                <w:sz w:val="16"/>
-              </w:rPr>
-              <w:t xml:space="preserve">    """Written before launch and stored with the results."""</w:t>
-            </w:r>
-          </w:p>
-          <w:p>
-            <w:pPr>
-              <w:spacing w:before="0" w:after="0" w:line="240" w:lineRule="auto"/>
-              <w:ind w:left="567" w:hanging="567"/>
-            </w:pPr>
-            <w:r>
-              <w:rPr>
-                <w:rFonts w:ascii="Consolas" w:hAnsi="Consolas" w:eastAsia="Consolas"/>
-                <w:b w:val="0"/>
-                <w:color w:val="5B6875"/>
-                <w:sz w:val="16"/>
-              </w:rPr>
-              <w:t xml:space="preserve">   7  </w:t>
-            </w:r>
-            <w:r>
-              <w:rPr>
-                <w:rFonts w:ascii="Consolas" w:hAnsi="Consolas" w:eastAsia="Consolas"/>
-                <w:b w:val="0"/>
-                <w:sz w:val="16"/>
-              </w:rPr>
-              <w:t xml:space="preserve"> </w:t>
-            </w:r>
-          </w:p>
-          <w:p>
-            <w:pPr>
-              <w:spacing w:before="0" w:after="0" w:line="240" w:lineRule="auto"/>
-              <w:ind w:left="567" w:hanging="567"/>
-            </w:pPr>
-            <w:r>
-              <w:rPr>
-                <w:rFonts w:ascii="Consolas" w:hAnsi="Consolas" w:eastAsia="Consolas"/>
-                <w:b w:val="0"/>
-                <w:color w:val="5B6875"/>
-                <w:sz w:val="16"/>
-              </w:rPr>
-              <w:t xml:space="preserve">   8  </w:t>
-            </w:r>
-            <w:r>
-              <w:rPr>
-                <w:rFonts w:ascii="Consolas" w:hAnsi="Consolas" w:eastAsia="Consolas"/>
-                <w:b w:val="0"/>
-                <w:sz w:val="16"/>
-              </w:rPr>
-              <w:t xml:space="preserve">    primary_metric: str</w:t>
-            </w:r>
-          </w:p>
-          <w:p>
-            <w:pPr>
-              <w:spacing w:before="0" w:after="0" w:line="240" w:lineRule="auto"/>
-              <w:ind w:left="567" w:hanging="567"/>
-            </w:pPr>
-            <w:r>
-              <w:rPr>
-                <w:rFonts w:ascii="Consolas" w:hAnsi="Consolas" w:eastAsia="Consolas"/>
-                <w:b w:val="0"/>
-                <w:color w:val="5B6875"/>
-                <w:sz w:val="16"/>
-              </w:rPr>
-              <w:t xml:space="preserve">   9  </w:t>
-            </w:r>
-            <w:r>
-              <w:rPr>
-                <w:rFonts w:ascii="Consolas" w:hAnsi="Consolas" w:eastAsia="Consolas"/>
-                <w:b w:val="0"/>
-                <w:sz w:val="16"/>
-              </w:rPr>
-              <w:t xml:space="preserve">    mde_points: float</w:t>
-            </w:r>
-          </w:p>
-          <w:p>
-            <w:pPr>
-              <w:spacing w:before="0" w:after="0" w:line="240" w:lineRule="auto"/>
-              <w:ind w:left="567" w:hanging="567"/>
-            </w:pPr>
-            <w:r>
-              <w:rPr>
-                <w:rFonts w:ascii="Consolas" w:hAnsi="Consolas" w:eastAsia="Consolas"/>
-                <w:b w:val="0"/>
-                <w:color w:val="5B6875"/>
-                <w:sz w:val="16"/>
-              </w:rPr>
-              <w:t xml:space="preserve">  10  </w:t>
-            </w:r>
-            <w:r>
-              <w:rPr>
-                <w:rFonts w:ascii="Consolas" w:hAnsi="Consolas" w:eastAsia="Consolas"/>
-                <w:b w:val="0"/>
-                <w:sz w:val="16"/>
-              </w:rPr>
-              <w:t xml:space="preserve">    n_per_arm: int</w:t>
-            </w:r>
-          </w:p>
-          <w:p>
-            <w:pPr>
-              <w:spacing w:before="0" w:after="0" w:line="240" w:lineRule="auto"/>
-              <w:ind w:left="567" w:hanging="567"/>
-            </w:pPr>
-            <w:r>
-              <w:rPr>
-                <w:rFonts w:ascii="Consolas" w:hAnsi="Consolas" w:eastAsia="Consolas"/>
-                <w:b w:val="0"/>
-                <w:color w:val="5B6875"/>
-                <w:sz w:val="16"/>
-              </w:rPr>
-              <w:t xml:space="preserve">  11  </w:t>
-            </w:r>
-            <w:r>
-              <w:rPr>
-                <w:rFonts w:ascii="Consolas" w:hAnsi="Consolas" w:eastAsia="Consolas"/>
-                <w:b w:val="0"/>
-                <w:sz w:val="16"/>
-              </w:rPr>
-              <w:t xml:space="preserve">    min_days: int</w:t>
-            </w:r>
-          </w:p>
-          <w:p>
-            <w:pPr>
-              <w:spacing w:before="0" w:after="0" w:line="240" w:lineRule="auto"/>
-              <w:ind w:left="567" w:hanging="567"/>
-            </w:pPr>
-            <w:r>
-              <w:rPr>
-                <w:rFonts w:ascii="Consolas" w:hAnsi="Consolas" w:eastAsia="Consolas"/>
-                <w:b/>
-                <w:color w:val="5B6875"/>
-                <w:sz w:val="16"/>
-              </w:rPr>
-              <w:t xml:space="preserve"> [2]  </w:t>
-            </w:r>
-            <w:r>
-              <w:rPr>
-                <w:rFonts w:ascii="Consolas" w:hAnsi="Consolas" w:eastAsia="Consolas"/>
-                <w:b w:val="0"/>
-                <w:sz w:val="16"/>
-              </w:rPr>
-              <w:t xml:space="preserve">    looks: int = 1</w:t>
-            </w:r>
-          </w:p>
-          <w:p>
-            <w:pPr>
-              <w:spacing w:before="0" w:after="0" w:line="240" w:lineRule="auto"/>
-              <w:ind w:left="567" w:hanging="567"/>
-            </w:pPr>
-            <w:r>
-              <w:rPr>
-                <w:rFonts w:ascii="Consolas" w:hAnsi="Consolas" w:eastAsia="Consolas"/>
-                <w:b w:val="0"/>
-                <w:color w:val="5B6875"/>
-                <w:sz w:val="16"/>
-              </w:rPr>
-              <w:t xml:space="preserve">  13  </w:t>
-            </w:r>
-            <w:r>
-              <w:rPr>
-                <w:rFonts w:ascii="Consolas" w:hAnsi="Consolas" w:eastAsia="Consolas"/>
-                <w:b w:val="0"/>
-                <w:sz w:val="16"/>
-              </w:rPr>
-              <w:t xml:space="preserve"> </w:t>
-            </w:r>
-          </w:p>
-          <w:p>
-            <w:pPr>
-              <w:spacing w:before="0" w:after="0" w:line="240" w:lineRule="auto"/>
-              <w:ind w:left="567" w:hanging="567"/>
-            </w:pPr>
-            <w:r>
-              <w:rPr>
-                <w:rFonts w:ascii="Consolas" w:hAnsi="Consolas" w:eastAsia="Consolas"/>
-                <w:b w:val="0"/>
-                <w:color w:val="5B6875"/>
-                <w:sz w:val="16"/>
-              </w:rPr>
-              <w:t xml:space="preserve">  14  </w:t>
-            </w:r>
-            <w:r>
-              <w:rPr>
-                <w:rFonts w:ascii="Consolas" w:hAnsi="Consolas" w:eastAsia="Consolas"/>
-                <w:b w:val="0"/>
-                <w:sz w:val="16"/>
-              </w:rPr>
-              <w:t xml:space="preserve"> </w:t>
-            </w:r>
-          </w:p>
-          <w:p>
-            <w:pPr>
-              <w:spacing w:before="0" w:after="0" w:line="240" w:lineRule="auto"/>
-              <w:ind w:left="567" w:hanging="567"/>
-            </w:pPr>
-            <w:r>
-              <w:rPr>
-                <w:rFonts w:ascii="Consolas" w:hAnsi="Consolas" w:eastAsia="Consolas"/>
-                <w:b w:val="0"/>
-                <w:color w:val="5B6875"/>
-                <w:sz w:val="16"/>
-              </w:rPr>
-              <w:t xml:space="preserve">  15  </w:t>
-            </w:r>
-            <w:r>
-              <w:rPr>
-                <w:rFonts w:ascii="Consolas" w:hAnsi="Consolas" w:eastAsia="Consolas"/>
-                <w:b w:val="0"/>
-                <w:sz w:val="16"/>
-              </w:rPr>
-              <w:t>def ready_to_analyse(plan: TestPlan, n_per_arm_now: int, days_run: int) -&gt; bool:</w:t>
-            </w:r>
-          </w:p>
-          <w:p>
-            <w:pPr>
-              <w:spacing w:before="0" w:after="0" w:line="240" w:lineRule="auto"/>
-              <w:ind w:left="567" w:hanging="567"/>
-            </w:pPr>
-            <w:r>
-              <w:rPr>
-                <w:rFonts w:ascii="Consolas" w:hAnsi="Consolas" w:eastAsia="Consolas"/>
-                <w:b w:val="0"/>
-                <w:color w:val="5B6875"/>
-                <w:sz w:val="16"/>
-              </w:rPr>
-              <w:t xml:space="preserve">  16  </w:t>
-            </w:r>
-            <w:r>
-              <w:rPr>
-                <w:rFonts w:ascii="Consolas" w:hAnsi="Consolas" w:eastAsia="Consolas"/>
-                <w:b w:val="0"/>
-                <w:sz w:val="16"/>
-              </w:rPr>
-              <w:t xml:space="preserve">    """True only once the planned sample and duration are both reached."""</w:t>
-            </w:r>
-          </w:p>
-          <w:p>
-            <w:pPr>
-              <w:spacing w:before="0" w:after="0" w:line="240" w:lineRule="auto"/>
-              <w:ind w:left="567" w:hanging="567"/>
-            </w:pPr>
-            <w:r>
-              <w:rPr>
-                <w:rFonts w:ascii="Consolas" w:hAnsi="Consolas" w:eastAsia="Consolas"/>
-                <w:b/>
-                <w:color w:val="5B6875"/>
-                <w:sz w:val="16"/>
-              </w:rPr>
-              <w:t xml:space="preserve"> [3]  </w:t>
-            </w:r>
-            <w:r>
-              <w:rPr>
-                <w:rFonts w:ascii="Consolas" w:hAnsi="Consolas" w:eastAsia="Consolas"/>
-                <w:b w:val="0"/>
-                <w:sz w:val="16"/>
-              </w:rPr>
-              <w:t xml:space="preserve">    return n_per_arm_now &gt;= plan.n_per_arm and days_run &gt;= plan.min_days</w:t>
+              <w:t xml:space="preserve">   5  </w:t>
+            </w:r>
+            <w:r>
+              <w:rPr>
+                <w:rFonts w:ascii="Consolas" w:hAnsi="Consolas" w:eastAsia="Consolas"/>
+                <w:b w:val="0"/>
+                <w:sz w:val="16"/>
+              </w:rPr>
+              <w:t xml:space="preserve">        break</w:t>
             </w:r>
           </w:p>
         </w:tc>
@@ -5313,14 +4943,14 @@
         <w:rPr>
           <w:b/>
         </w:rPr>
-        <w:t xml:space="preserve">Line 5. </w:t>
+        <w:t xml:space="preserve">Line 1. </w:t>
       </w:r>
       <w:r>
         <w:rPr>
           <w:b w:val="0"/>
           <w:i w:val="0"/>
         </w:rPr>
-        <w:t>The plan is data, fixed before launch.</w:t>
+        <w:t>Up to 28 looks at the same growing data.</w:t>
       </w:r>
     </w:p>
     <w:p>
@@ -5331,41 +4961,14 @@
         <w:rPr>
           <w:b/>
         </w:rPr>
-        <w:t xml:space="preserve">Line 12. </w:t>
+        <w:t xml:space="preserve">Line 3. </w:t>
       </w:r>
       <w:r>
         <w:rPr>
           <w:b w:val="0"/>
           <w:i w:val="0"/>
         </w:rPr>
-        <w:t>One analysis unless a sequential design was planned.</w:t>
-      </w:r>
-    </w:p>
-    <w:p>
-      <w:pPr>
-        <w:pStyle w:val="ListNumber"/>
-      </w:pPr>
-      <w:r>
-        <w:rPr>
-          <w:b/>
-        </w:rPr>
-        <w:t xml:space="preserve">Line 17. </w:t>
-      </w:r>
-      <w:r>
-        <w:rPr>
-          <w:b w:val="0"/>
-          <w:i w:val="0"/>
-        </w:rPr>
-        <w:t>The lift is looked at once, when the plan says so.</w:t>
-      </w:r>
-    </w:p>
-    <w:p>
-      <w:r>
-        <w:rPr>
-          <w:b w:val="0"/>
-          <w:i w:val="0"/>
-        </w:rPr>
-        <w:t>Plan the sample, duration and looks, analyse once at the horizon, and treat anything else as exploration.</w:t>
+        <w:t>The same 5% threshold at every look: the overall false positive rate climbs well above 5%.</w:t>
       </w:r>
     </w:p>
     <w:p>
@@ -5373,206 +4976,7 @@
         <w:pStyle w:val="Heading4"/>
       </w:pPr>
       <w:r>
-        <w:t>Recap card</w:t>
-      </w:r>
-    </w:p>
-    <w:p>
-      <w:pPr>
-        <w:pStyle w:val="ListBullet"/>
-      </w:pPr>
-      <w:r>
-        <w:rPr>
-          <w:b/>
-          <w:i w:val="0"/>
-        </w:rPr>
-        <w:t>Why peeking breaks a test</w:t>
-      </w:r>
-      <w:r>
-        <w:rPr>
-          <w:b w:val="0"/>
-          <w:i w:val="0"/>
-        </w:rPr>
-        <w:t xml:space="preserve"> Each look is another chance for noise to cross p &lt; 0.05. Ten looks gave 18.4% false positives in simulation.</w:t>
-      </w:r>
-    </w:p>
-    <w:p>
-      <w:pPr>
-        <w:pStyle w:val="ListBullet"/>
-      </w:pPr>
-      <w:r>
-        <w:rPr>
-          <w:b/>
-          <w:i w:val="0"/>
-        </w:rPr>
-        <w:t>Safe alternatives to daily peeking</w:t>
-      </w:r>
-      <w:r>
-        <w:rPr>
-          <w:b w:val="0"/>
-          <w:i w:val="0"/>
-        </w:rPr>
-        <w:t xml:space="preserve"> Fixed horizon, or planned group-sequential looks with stricter thresholds.</w:t>
-      </w:r>
-    </w:p>
-    <w:p>
-      <w:pPr>
-        <w:pStyle w:val="ListBullet"/>
-      </w:pPr>
-      <w:r>
-        <w:rPr>
-          <w:b/>
-          <w:i w:val="0"/>
-        </w:rPr>
-        <w:t>Novelty effect</w:t>
-      </w:r>
-      <w:r>
-        <w:rPr>
-          <w:b w:val="0"/>
-          <w:i w:val="0"/>
-        </w:rPr>
-        <w:t xml:space="preserve"> Lift that fades after launch. Run full weeks and compare week 1 with later weeks.</w:t>
-      </w:r>
-    </w:p>
-    <w:p>
-      <w:pPr>
-        <w:pStyle w:val="ListBullet"/>
-      </w:pPr>
-      <w:r>
-        <w:rPr>
-          <w:b/>
-          <w:i w:val="0"/>
-        </w:rPr>
-        <w:t>Interference</w:t>
-      </w:r>
-      <w:r>
-        <w:rPr>
-          <w:b w:val="0"/>
-          <w:i w:val="0"/>
-        </w:rPr>
-        <w:t xml:space="preserve"> Treated units affect controls. Randomise at a level that contains the interaction.</w:t>
-      </w:r>
-    </w:p>
-    <w:p>
-      <w:pPr>
-        <w:pStyle w:val="Heading4"/>
-      </w:pPr>
-      <w:r>
-        <w:t>Practice</w:t>
-      </w:r>
-    </w:p>
-    <w:p>
-      <w:pPr>
-        <w:pStyle w:val="Heading5"/>
-      </w:pPr>
-      <w:r>
-        <w:t>Exercise 1. Multiple choice (level 1)</w:t>
-      </w:r>
-    </w:p>
-    <w:p>
-      <w:r>
-        <w:rPr>
-          <w:b w:val="0"/>
-          <w:i w:val="0"/>
-        </w:rPr>
-        <w:t>You check an A/A test (no real difference) after each of 10 equal batches and stop at the first p &lt; 0.05. In this lesson's simulation, how often did that declare a winner?</w:t>
-      </w:r>
-    </w:p>
-    <w:p>
-      <w:pPr>
-        <w:pStyle w:val="ListBullet"/>
-      </w:pPr>
-      <w:r>
-        <w:rPr>
-          <w:b w:val="0"/>
-          <w:i w:val="0"/>
-        </w:rPr>
-        <w:t>a) About 5%</w:t>
-      </w:r>
-    </w:p>
-    <w:p>
-      <w:pPr>
-        <w:pStyle w:val="ListBullet"/>
-      </w:pPr>
-      <w:r>
-        <w:rPr>
-          <w:b w:val="0"/>
-          <w:i w:val="0"/>
-        </w:rPr>
-        <w:t>b) About 18%</w:t>
-      </w:r>
-    </w:p>
-    <w:p>
-      <w:pPr>
-        <w:pStyle w:val="ListBullet"/>
-      </w:pPr>
-      <w:r>
-        <w:rPr>
-          <w:b w:val="0"/>
-          <w:i w:val="0"/>
-        </w:rPr>
-        <w:t>c) About 50%</w:t>
-      </w:r>
-    </w:p>
-    <w:p>
-      <w:pPr>
-        <w:pStyle w:val="ListBullet"/>
-      </w:pPr>
-      <w:r>
-        <w:rPr>
-          <w:b w:val="0"/>
-          <w:i w:val="0"/>
-        </w:rPr>
-        <w:t>d) Never, because the arms are identical</w:t>
-      </w:r>
-    </w:p>
-    <w:p>
-      <w:r>
-        <w:rPr>
-          <w:b/>
-          <w:i w:val="0"/>
-        </w:rPr>
-        <w:t>Why?</w:t>
-      </w:r>
-    </w:p>
-    <w:p>
-      <w:pPr>
-        <w:pStyle w:val="ListBullet"/>
-      </w:pPr>
-      <w:r>
-        <w:rPr>
-          <w:b w:val="0"/>
-          <w:i w:val="0"/>
-        </w:rPr>
-        <w:t>r1) Each look is another chance for noise to cross the threshold.</w:t>
-      </w:r>
-    </w:p>
-    <w:p>
-      <w:pPr>
-        <w:pStyle w:val="ListBullet"/>
-      </w:pPr>
-      <w:r>
-        <w:rPr>
-          <w:b w:val="0"/>
-          <w:i w:val="0"/>
-        </w:rPr>
-        <w:t>r2) Later batches have more users, so they are always significant.</w:t>
-      </w:r>
-    </w:p>
-    <w:p>
-      <w:pPr>
-        <w:pStyle w:val="Heading5"/>
-      </w:pPr>
-      <w:r>
-        <w:t>Exercise 2. Predict the output (level 2)</w:t>
-      </w:r>
-    </w:p>
-    <w:p>
-      <w:r>
-        <w:rPr>
-          <w:b w:val="0"/>
-          <w:i w:val="0"/>
-        </w:rPr>
-        <w:t>A test ran 14 days. The lift in conversion was 3.1 points in week 1 and 0.4 points in week 2. What does this print?</w:t>
+        <w:t>Worked example: strong code</w:t>
       </w:r>
     </w:p>
     <w:tbl>
@@ -5610,7 +5014,7 @@
                 <w:b w:val="0"/>
                 <w:sz w:val="16"/>
               </w:rPr>
-              <w:t>week_lifts = {"week_1": 3.1, "week_2": 0.4}</w:t>
+              <w:t>from dataclasses import dataclass</w:t>
             </w:r>
           </w:p>
           <w:p>
@@ -5633,7 +5037,7 @@
                 <w:b w:val="0"/>
                 <w:sz w:val="16"/>
               </w:rPr>
-              <w:t>fading = week_lifts["week_2"] &lt; week_lifts["week_1"] / 2</w:t>
+              <w:t xml:space="preserve"> </w:t>
             </w:r>
           </w:p>
           <w:p>
@@ -5656,19 +5060,495 @@
                 <w:b w:val="0"/>
                 <w:sz w:val="16"/>
               </w:rPr>
-              <w:t>print("novelty suspected" if fading else "stable")</w:t>
+              <w:t xml:space="preserve"> </w:t>
+            </w:r>
+          </w:p>
+          <w:p>
+            <w:pPr>
+              <w:spacing w:before="0" w:after="0" w:line="240" w:lineRule="auto"/>
+              <w:ind w:left="567" w:hanging="567"/>
+            </w:pPr>
+            <w:r>
+              <w:rPr>
+                <w:rFonts w:ascii="Consolas" w:hAnsi="Consolas" w:eastAsia="Consolas"/>
+                <w:b w:val="0"/>
+                <w:color w:val="5B6875"/>
+                <w:sz w:val="16"/>
+              </w:rPr>
+              <w:t xml:space="preserve">   4  </w:t>
+            </w:r>
+            <w:r>
+              <w:rPr>
+                <w:rFonts w:ascii="Consolas" w:hAnsi="Consolas" w:eastAsia="Consolas"/>
+                <w:b w:val="0"/>
+                <w:sz w:val="16"/>
+              </w:rPr>
+              <w:t>@dataclass(frozen=True)</w:t>
+            </w:r>
+          </w:p>
+          <w:p>
+            <w:pPr>
+              <w:spacing w:before="0" w:after="0" w:line="240" w:lineRule="auto"/>
+              <w:ind w:left="567" w:hanging="567"/>
+            </w:pPr>
+            <w:r>
+              <w:rPr>
+                <w:rFonts w:ascii="Consolas" w:hAnsi="Consolas" w:eastAsia="Consolas"/>
+                <w:b/>
+                <w:color w:val="5B6875"/>
+                <w:sz w:val="16"/>
+              </w:rPr>
+              <w:t xml:space="preserve"> [1]  </w:t>
+            </w:r>
+            <w:r>
+              <w:rPr>
+                <w:rFonts w:ascii="Consolas" w:hAnsi="Consolas" w:eastAsia="Consolas"/>
+                <w:b w:val="0"/>
+                <w:sz w:val="16"/>
+              </w:rPr>
+              <w:t>class TestPlan:</w:t>
+            </w:r>
+          </w:p>
+          <w:p>
+            <w:pPr>
+              <w:spacing w:before="0" w:after="0" w:line="240" w:lineRule="auto"/>
+              <w:ind w:left="567" w:hanging="567"/>
+            </w:pPr>
+            <w:r>
+              <w:rPr>
+                <w:rFonts w:ascii="Consolas" w:hAnsi="Consolas" w:eastAsia="Consolas"/>
+                <w:b w:val="0"/>
+                <w:color w:val="5B6875"/>
+                <w:sz w:val="16"/>
+              </w:rPr>
+              <w:t xml:space="preserve">   6  </w:t>
+            </w:r>
+            <w:r>
+              <w:rPr>
+                <w:rFonts w:ascii="Consolas" w:hAnsi="Consolas" w:eastAsia="Consolas"/>
+                <w:b w:val="0"/>
+                <w:sz w:val="16"/>
+              </w:rPr>
+              <w:t xml:space="preserve">    """Written before launch and stored with the results."""</w:t>
+            </w:r>
+          </w:p>
+          <w:p>
+            <w:pPr>
+              <w:spacing w:before="0" w:after="0" w:line="240" w:lineRule="auto"/>
+              <w:ind w:left="567" w:hanging="567"/>
+            </w:pPr>
+            <w:r>
+              <w:rPr>
+                <w:rFonts w:ascii="Consolas" w:hAnsi="Consolas" w:eastAsia="Consolas"/>
+                <w:b w:val="0"/>
+                <w:color w:val="5B6875"/>
+                <w:sz w:val="16"/>
+              </w:rPr>
+              <w:t xml:space="preserve">   7  </w:t>
+            </w:r>
+            <w:r>
+              <w:rPr>
+                <w:rFonts w:ascii="Consolas" w:hAnsi="Consolas" w:eastAsia="Consolas"/>
+                <w:b w:val="0"/>
+                <w:sz w:val="16"/>
+              </w:rPr>
+              <w:t xml:space="preserve"> </w:t>
+            </w:r>
+          </w:p>
+          <w:p>
+            <w:pPr>
+              <w:spacing w:before="0" w:after="0" w:line="240" w:lineRule="auto"/>
+              <w:ind w:left="567" w:hanging="567"/>
+            </w:pPr>
+            <w:r>
+              <w:rPr>
+                <w:rFonts w:ascii="Consolas" w:hAnsi="Consolas" w:eastAsia="Consolas"/>
+                <w:b w:val="0"/>
+                <w:color w:val="5B6875"/>
+                <w:sz w:val="16"/>
+              </w:rPr>
+              <w:t xml:space="preserve">   8  </w:t>
+            </w:r>
+            <w:r>
+              <w:rPr>
+                <w:rFonts w:ascii="Consolas" w:hAnsi="Consolas" w:eastAsia="Consolas"/>
+                <w:b w:val="0"/>
+                <w:sz w:val="16"/>
+              </w:rPr>
+              <w:t xml:space="preserve">    primary_metric: str</w:t>
+            </w:r>
+          </w:p>
+          <w:p>
+            <w:pPr>
+              <w:spacing w:before="0" w:after="0" w:line="240" w:lineRule="auto"/>
+              <w:ind w:left="567" w:hanging="567"/>
+            </w:pPr>
+            <w:r>
+              <w:rPr>
+                <w:rFonts w:ascii="Consolas" w:hAnsi="Consolas" w:eastAsia="Consolas"/>
+                <w:b w:val="0"/>
+                <w:color w:val="5B6875"/>
+                <w:sz w:val="16"/>
+              </w:rPr>
+              <w:t xml:space="preserve">   9  </w:t>
+            </w:r>
+            <w:r>
+              <w:rPr>
+                <w:rFonts w:ascii="Consolas" w:hAnsi="Consolas" w:eastAsia="Consolas"/>
+                <w:b w:val="0"/>
+                <w:sz w:val="16"/>
+              </w:rPr>
+              <w:t xml:space="preserve">    mde_points: float</w:t>
+            </w:r>
+          </w:p>
+          <w:p>
+            <w:pPr>
+              <w:spacing w:before="0" w:after="0" w:line="240" w:lineRule="auto"/>
+              <w:ind w:left="567" w:hanging="567"/>
+            </w:pPr>
+            <w:r>
+              <w:rPr>
+                <w:rFonts w:ascii="Consolas" w:hAnsi="Consolas" w:eastAsia="Consolas"/>
+                <w:b w:val="0"/>
+                <w:color w:val="5B6875"/>
+                <w:sz w:val="16"/>
+              </w:rPr>
+              <w:t xml:space="preserve">  10  </w:t>
+            </w:r>
+            <w:r>
+              <w:rPr>
+                <w:rFonts w:ascii="Consolas" w:hAnsi="Consolas" w:eastAsia="Consolas"/>
+                <w:b w:val="0"/>
+                <w:sz w:val="16"/>
+              </w:rPr>
+              <w:t xml:space="preserve">    n_per_arm: int</w:t>
+            </w:r>
+          </w:p>
+          <w:p>
+            <w:pPr>
+              <w:spacing w:before="0" w:after="0" w:line="240" w:lineRule="auto"/>
+              <w:ind w:left="567" w:hanging="567"/>
+            </w:pPr>
+            <w:r>
+              <w:rPr>
+                <w:rFonts w:ascii="Consolas" w:hAnsi="Consolas" w:eastAsia="Consolas"/>
+                <w:b w:val="0"/>
+                <w:color w:val="5B6875"/>
+                <w:sz w:val="16"/>
+              </w:rPr>
+              <w:t xml:space="preserve">  11  </w:t>
+            </w:r>
+            <w:r>
+              <w:rPr>
+                <w:rFonts w:ascii="Consolas" w:hAnsi="Consolas" w:eastAsia="Consolas"/>
+                <w:b w:val="0"/>
+                <w:sz w:val="16"/>
+              </w:rPr>
+              <w:t xml:space="preserve">    min_days: int</w:t>
+            </w:r>
+          </w:p>
+          <w:p>
+            <w:pPr>
+              <w:spacing w:before="0" w:after="0" w:line="240" w:lineRule="auto"/>
+              <w:ind w:left="567" w:hanging="567"/>
+            </w:pPr>
+            <w:r>
+              <w:rPr>
+                <w:rFonts w:ascii="Consolas" w:hAnsi="Consolas" w:eastAsia="Consolas"/>
+                <w:b/>
+                <w:color w:val="5B6875"/>
+                <w:sz w:val="16"/>
+              </w:rPr>
+              <w:t xml:space="preserve"> [2]  </w:t>
+            </w:r>
+            <w:r>
+              <w:rPr>
+                <w:rFonts w:ascii="Consolas" w:hAnsi="Consolas" w:eastAsia="Consolas"/>
+                <w:b w:val="0"/>
+                <w:sz w:val="16"/>
+              </w:rPr>
+              <w:t xml:space="preserve">    looks: int = 1</w:t>
+            </w:r>
+          </w:p>
+          <w:p>
+            <w:pPr>
+              <w:spacing w:before="0" w:after="0" w:line="240" w:lineRule="auto"/>
+              <w:ind w:left="567" w:hanging="567"/>
+            </w:pPr>
+            <w:r>
+              <w:rPr>
+                <w:rFonts w:ascii="Consolas" w:hAnsi="Consolas" w:eastAsia="Consolas"/>
+                <w:b w:val="0"/>
+                <w:color w:val="5B6875"/>
+                <w:sz w:val="16"/>
+              </w:rPr>
+              <w:t xml:space="preserve">  13  </w:t>
+            </w:r>
+            <w:r>
+              <w:rPr>
+                <w:rFonts w:ascii="Consolas" w:hAnsi="Consolas" w:eastAsia="Consolas"/>
+                <w:b w:val="0"/>
+                <w:sz w:val="16"/>
+              </w:rPr>
+              <w:t xml:space="preserve"> </w:t>
+            </w:r>
+          </w:p>
+          <w:p>
+            <w:pPr>
+              <w:spacing w:before="0" w:after="0" w:line="240" w:lineRule="auto"/>
+              <w:ind w:left="567" w:hanging="567"/>
+            </w:pPr>
+            <w:r>
+              <w:rPr>
+                <w:rFonts w:ascii="Consolas" w:hAnsi="Consolas" w:eastAsia="Consolas"/>
+                <w:b w:val="0"/>
+                <w:color w:val="5B6875"/>
+                <w:sz w:val="16"/>
+              </w:rPr>
+              <w:t xml:space="preserve">  14  </w:t>
+            </w:r>
+            <w:r>
+              <w:rPr>
+                <w:rFonts w:ascii="Consolas" w:hAnsi="Consolas" w:eastAsia="Consolas"/>
+                <w:b w:val="0"/>
+                <w:sz w:val="16"/>
+              </w:rPr>
+              <w:t xml:space="preserve"> </w:t>
+            </w:r>
+          </w:p>
+          <w:p>
+            <w:pPr>
+              <w:spacing w:before="0" w:after="0" w:line="240" w:lineRule="auto"/>
+              <w:ind w:left="567" w:hanging="567"/>
+            </w:pPr>
+            <w:r>
+              <w:rPr>
+                <w:rFonts w:ascii="Consolas" w:hAnsi="Consolas" w:eastAsia="Consolas"/>
+                <w:b w:val="0"/>
+                <w:color w:val="5B6875"/>
+                <w:sz w:val="16"/>
+              </w:rPr>
+              <w:t xml:space="preserve">  15  </w:t>
+            </w:r>
+            <w:r>
+              <w:rPr>
+                <w:rFonts w:ascii="Consolas" w:hAnsi="Consolas" w:eastAsia="Consolas"/>
+                <w:b w:val="0"/>
+                <w:sz w:val="16"/>
+              </w:rPr>
+              <w:t>def ready_to_analyse(plan: TestPlan, n_per_arm_now: int, days_run: int) -&gt; bool:</w:t>
+            </w:r>
+          </w:p>
+          <w:p>
+            <w:pPr>
+              <w:spacing w:before="0" w:after="0" w:line="240" w:lineRule="auto"/>
+              <w:ind w:left="567" w:hanging="567"/>
+            </w:pPr>
+            <w:r>
+              <w:rPr>
+                <w:rFonts w:ascii="Consolas" w:hAnsi="Consolas" w:eastAsia="Consolas"/>
+                <w:b w:val="0"/>
+                <w:color w:val="5B6875"/>
+                <w:sz w:val="16"/>
+              </w:rPr>
+              <w:t xml:space="preserve">  16  </w:t>
+            </w:r>
+            <w:r>
+              <w:rPr>
+                <w:rFonts w:ascii="Consolas" w:hAnsi="Consolas" w:eastAsia="Consolas"/>
+                <w:b w:val="0"/>
+                <w:sz w:val="16"/>
+              </w:rPr>
+              <w:t xml:space="preserve">    """True only once the planned sample and duration are both reached."""</w:t>
+            </w:r>
+          </w:p>
+          <w:p>
+            <w:pPr>
+              <w:spacing w:before="0" w:after="0" w:line="240" w:lineRule="auto"/>
+              <w:ind w:left="567" w:hanging="567"/>
+            </w:pPr>
+            <w:r>
+              <w:rPr>
+                <w:rFonts w:ascii="Consolas" w:hAnsi="Consolas" w:eastAsia="Consolas"/>
+                <w:b/>
+                <w:color w:val="5B6875"/>
+                <w:sz w:val="16"/>
+              </w:rPr>
+              <w:t xml:space="preserve"> [3]  </w:t>
+            </w:r>
+            <w:r>
+              <w:rPr>
+                <w:rFonts w:ascii="Consolas" w:hAnsi="Consolas" w:eastAsia="Consolas"/>
+                <w:b w:val="0"/>
+                <w:sz w:val="16"/>
+              </w:rPr>
+              <w:t xml:space="preserve">    return n_per_arm_now &gt;= plan.n_per_arm and days_run &gt;= plan.min_days</w:t>
             </w:r>
           </w:p>
         </w:tc>
       </w:tr>
     </w:tbl>
-    <w:p/>
+    <w:p>
+      <w:pPr>
+        <w:pStyle w:val="ListNumber"/>
+      </w:pPr>
+      <w:r>
+        <w:rPr>
+          <w:b/>
+        </w:rPr>
+        <w:t xml:space="preserve">Line 5. </w:t>
+      </w:r>
+      <w:r>
+        <w:rPr>
+          <w:b w:val="0"/>
+          <w:i w:val="0"/>
+        </w:rPr>
+        <w:t>The plan is data, fixed before launch.</w:t>
+      </w:r>
+    </w:p>
+    <w:p>
+      <w:pPr>
+        <w:pStyle w:val="ListNumber"/>
+      </w:pPr>
+      <w:r>
+        <w:rPr>
+          <w:b/>
+        </w:rPr>
+        <w:t xml:space="preserve">Line 12. </w:t>
+      </w:r>
+      <w:r>
+        <w:rPr>
+          <w:b w:val="0"/>
+          <w:i w:val="0"/>
+        </w:rPr>
+        <w:t>One analysis unless a sequential design was planned.</w:t>
+      </w:r>
+    </w:p>
+    <w:p>
+      <w:pPr>
+        <w:pStyle w:val="ListNumber"/>
+      </w:pPr>
+      <w:r>
+        <w:rPr>
+          <w:b/>
+        </w:rPr>
+        <w:t xml:space="preserve">Line 17. </w:t>
+      </w:r>
+      <w:r>
+        <w:rPr>
+          <w:b w:val="0"/>
+          <w:i w:val="0"/>
+        </w:rPr>
+        <w:t>The lift is looked at once, when the plan says so.</w:t>
+      </w:r>
+    </w:p>
+    <w:p>
+      <w:r>
+        <w:rPr>
+          <w:b w:val="0"/>
+          <w:i w:val="0"/>
+        </w:rPr>
+        <w:t>Plan the sample, duration and looks, analyse once at the horizon, and treat anything else as exploration.</w:t>
+      </w:r>
+    </w:p>
+    <w:p>
+      <w:pPr>
+        <w:pStyle w:val="Heading4"/>
+      </w:pPr>
+      <w:r>
+        <w:t>Recap card</w:t>
+      </w:r>
+    </w:p>
+    <w:p>
+      <w:pPr>
+        <w:pStyle w:val="ListBullet"/>
+      </w:pPr>
+      <w:r>
+        <w:rPr>
+          <w:b/>
+          <w:i w:val="0"/>
+        </w:rPr>
+        <w:t>Why peeking breaks a test</w:t>
+      </w:r>
+      <w:r>
+        <w:rPr>
+          <w:b w:val="0"/>
+          <w:i w:val="0"/>
+        </w:rPr>
+        <w:t xml:space="preserve"> Each look is another chance for noise to cross p &lt; 0.05. Ten looks gave 18.4% false positives in simulation.</w:t>
+      </w:r>
+    </w:p>
+    <w:p>
+      <w:pPr>
+        <w:pStyle w:val="ListBullet"/>
+      </w:pPr>
+      <w:r>
+        <w:rPr>
+          <w:b/>
+          <w:i w:val="0"/>
+        </w:rPr>
+        <w:t>Safe alternatives to daily peeking</w:t>
+      </w:r>
+      <w:r>
+        <w:rPr>
+          <w:b w:val="0"/>
+          <w:i w:val="0"/>
+        </w:rPr>
+        <w:t xml:space="preserve"> Fixed horizon, or planned group-sequential looks with stricter thresholds.</w:t>
+      </w:r>
+    </w:p>
+    <w:p>
+      <w:pPr>
+        <w:pStyle w:val="ListBullet"/>
+      </w:pPr>
+      <w:r>
+        <w:rPr>
+          <w:b/>
+          <w:i w:val="0"/>
+        </w:rPr>
+        <w:t>Novelty effect</w:t>
+      </w:r>
+      <w:r>
+        <w:rPr>
+          <w:b w:val="0"/>
+          <w:i w:val="0"/>
+        </w:rPr>
+        <w:t xml:space="preserve"> Lift that fades after launch. Run full weeks and compare week 1 with later weeks.</w:t>
+      </w:r>
+    </w:p>
+    <w:p>
+      <w:pPr>
+        <w:pStyle w:val="ListBullet"/>
+      </w:pPr>
+      <w:r>
+        <w:rPr>
+          <w:b/>
+          <w:i w:val="0"/>
+        </w:rPr>
+        <w:t>Interference</w:t>
+      </w:r>
+      <w:r>
+        <w:rPr>
+          <w:b w:val="0"/>
+          <w:i w:val="0"/>
+        </w:rPr>
+        <w:t xml:space="preserve"> Treated units affect controls. Randomise at a level that contains the interaction.</w:t>
+      </w:r>
+    </w:p>
+    <w:p>
+      <w:pPr>
+        <w:pStyle w:val="Heading4"/>
+      </w:pPr>
+      <w:r>
+        <w:t>Practice</w:t>
+      </w:r>
+    </w:p>
     <w:p>
       <w:pPr>
         <w:pStyle w:val="Heading5"/>
       </w:pPr>
       <w:r>
-        <w:t>Exercise 3. Fill the gap (level 2)</w:t>
+        <w:t>Exercise 1. Multiple choice (level 1)</w:t>
       </w:r>
     </w:p>
     <w:p>
@@ -5677,7 +5557,105 @@
           <w:b w:val="0"/>
           <w:i w:val="0"/>
         </w:rPr>
-        <w:t>Allow analysis only when both the planned sample and the planned duration are reached.</w:t>
+        <w:t>You check an A/A test (no real difference) after each of 10 equal batches and stop at the first p &lt; 0.05. In this lesson's simulation, how often did that declare a winner?</w:t>
+      </w:r>
+    </w:p>
+    <w:p>
+      <w:pPr>
+        <w:pStyle w:val="ListBullet"/>
+      </w:pPr>
+      <w:r>
+        <w:rPr>
+          <w:b w:val="0"/>
+          <w:i w:val="0"/>
+        </w:rPr>
+        <w:t>a) About 5%</w:t>
+      </w:r>
+    </w:p>
+    <w:p>
+      <w:pPr>
+        <w:pStyle w:val="ListBullet"/>
+      </w:pPr>
+      <w:r>
+        <w:rPr>
+          <w:b w:val="0"/>
+          <w:i w:val="0"/>
+        </w:rPr>
+        <w:t>b) About 18%</w:t>
+      </w:r>
+    </w:p>
+    <w:p>
+      <w:pPr>
+        <w:pStyle w:val="ListBullet"/>
+      </w:pPr>
+      <w:r>
+        <w:rPr>
+          <w:b w:val="0"/>
+          <w:i w:val="0"/>
+        </w:rPr>
+        <w:t>c) About 50%</w:t>
+      </w:r>
+    </w:p>
+    <w:p>
+      <w:pPr>
+        <w:pStyle w:val="ListBullet"/>
+      </w:pPr>
+      <w:r>
+        <w:rPr>
+          <w:b w:val="0"/>
+          <w:i w:val="0"/>
+        </w:rPr>
+        <w:t>d) Never, because the arms are identical</w:t>
+      </w:r>
+    </w:p>
+    <w:p>
+      <w:r>
+        <w:rPr>
+          <w:b/>
+          <w:i w:val="0"/>
+        </w:rPr>
+        <w:t>Why?</w:t>
+      </w:r>
+    </w:p>
+    <w:p>
+      <w:pPr>
+        <w:pStyle w:val="ListBullet"/>
+      </w:pPr>
+      <w:r>
+        <w:rPr>
+          <w:b w:val="0"/>
+          <w:i w:val="0"/>
+        </w:rPr>
+        <w:t>r1) Each look is another chance for noise to cross the threshold.</w:t>
+      </w:r>
+    </w:p>
+    <w:p>
+      <w:pPr>
+        <w:pStyle w:val="ListBullet"/>
+      </w:pPr>
+      <w:r>
+        <w:rPr>
+          <w:b w:val="0"/>
+          <w:i w:val="0"/>
+        </w:rPr>
+        <w:t>r2) Later batches have more users, so they are always significant.</w:t>
+      </w:r>
+    </w:p>
+    <w:p>
+      <w:pPr>
+        <w:pStyle w:val="Heading5"/>
+      </w:pPr>
+      <w:r>
+        <w:t>Exercise 2. Predict the output (level 2)</w:t>
+      </w:r>
+    </w:p>
+    <w:p>
+      <w:r>
+        <w:rPr>
+          <w:b w:val="0"/>
+          <w:i w:val="0"/>
+        </w:rPr>
+        <w:t>A test ran 14 days. The lift in conversion was 3.1 points in week 1 and 0.4 points in week 2. What does this print?</w:t>
       </w:r>
     </w:p>
     <w:tbl>
@@ -5715,7 +5693,53 @@
                 <w:b w:val="0"/>
                 <w:sz w:val="16"/>
               </w:rPr>
-              <w:t>return n_per_arm_now &gt;= plan.n_per_arm _____(1) days_run &gt;= plan._____(2)</w:t>
+              <w:t>week_lifts = {"week_1": 3.1, "week_2": 0.4}</w:t>
+            </w:r>
+          </w:p>
+          <w:p>
+            <w:pPr>
+              <w:spacing w:before="0" w:after="0" w:line="240" w:lineRule="auto"/>
+              <w:ind w:left="567" w:hanging="567"/>
+            </w:pPr>
+            <w:r>
+              <w:rPr>
+                <w:rFonts w:ascii="Consolas" w:hAnsi="Consolas" w:eastAsia="Consolas"/>
+                <w:b w:val="0"/>
+                <w:color w:val="5B6875"/>
+                <w:sz w:val="16"/>
+              </w:rPr>
+              <w:t xml:space="preserve">   2  </w:t>
+            </w:r>
+            <w:r>
+              <w:rPr>
+                <w:rFonts w:ascii="Consolas" w:hAnsi="Consolas" w:eastAsia="Consolas"/>
+                <w:b w:val="0"/>
+                <w:sz w:val="16"/>
+              </w:rPr>
+              <w:t>fading = week_lifts["week_2"] &lt; week_lifts["week_1"] / 2</w:t>
+            </w:r>
+          </w:p>
+          <w:p>
+            <w:pPr>
+              <w:spacing w:before="0" w:after="0" w:line="240" w:lineRule="auto"/>
+              <w:ind w:left="567" w:hanging="567"/>
+            </w:pPr>
+            <w:r>
+              <w:rPr>
+                <w:rFonts w:ascii="Consolas" w:hAnsi="Consolas" w:eastAsia="Consolas"/>
+                <w:b w:val="0"/>
+                <w:color w:val="5B6875"/>
+                <w:sz w:val="16"/>
+              </w:rPr>
+              <w:t xml:space="preserve">   3  </w:t>
+            </w:r>
+            <w:r>
+              <w:rPr>
+                <w:rFonts w:ascii="Consolas" w:hAnsi="Consolas" w:eastAsia="Consolas"/>
+                <w:b w:val="0"/>
+                <w:sz w:val="16"/>
+              </w:rPr>
+              <w:t>print("novelty suspected" if fading else "stable")</w:t>
             </w:r>
           </w:p>
         </w:tc>
@@ -5727,6 +5751,65 @@
         <w:pStyle w:val="Heading5"/>
       </w:pPr>
       <w:r>
+        <w:t>Exercise 3. Fill the gap (level 2)</w:t>
+      </w:r>
+    </w:p>
+    <w:p>
+      <w:r>
+        <w:rPr>
+          <w:b w:val="0"/>
+          <w:i w:val="0"/>
+        </w:rPr>
+        <w:t>Allow analysis only when both the planned sample and the planned duration are reached.</w:t>
+      </w:r>
+    </w:p>
+    <w:tbl>
+      <w:tblPr>
+        <w:tblW w:type="auto" w:w="0"/>
+        <w:jc w:val="left"/>
+        <w:tblLook w:firstColumn="1" w:firstRow="1" w:lastColumn="0" w:lastRow="0" w:noHBand="0" w:noVBand="1" w:val="04A0"/>
+      </w:tblPr>
+      <w:tblGrid>
+        <w:gridCol w:w="8221"/>
+      </w:tblGrid>
+      <w:tr>
+        <w:tc>
+          <w:tcPr>
+            <w:tcW w:type="dxa" w:w="8221"/>
+            <w:shd w:val="clear" w:color="auto" w:fill="F2F4F7"/>
+          </w:tcPr>
+          <w:p>
+            <w:pPr>
+              <w:spacing w:before="0" w:after="0" w:line="240" w:lineRule="auto"/>
+              <w:ind w:left="567" w:hanging="567"/>
+            </w:pPr>
+            <w:r>
+              <w:rPr>
+                <w:rFonts w:ascii="Consolas" w:hAnsi="Consolas" w:eastAsia="Consolas"/>
+                <w:b w:val="0"/>
+                <w:color w:val="5B6875"/>
+                <w:sz w:val="16"/>
+              </w:rPr>
+              <w:t xml:space="preserve">   1  </w:t>
+            </w:r>
+            <w:r>
+              <w:rPr>
+                <w:rFonts w:ascii="Consolas" w:hAnsi="Consolas" w:eastAsia="Consolas"/>
+                <w:b w:val="0"/>
+                <w:sz w:val="16"/>
+              </w:rPr>
+              <w:t>return n_per_arm_now &gt;= plan.n_per_arm _____(1) days_run &gt;= plan._____(2)</w:t>
+            </w:r>
+          </w:p>
+        </w:tc>
+      </w:tr>
+    </w:tbl>
+    <w:p/>
+    <w:p>
+      <w:pPr>
+        <w:pStyle w:val="Heading5"/>
+      </w:pPr>
+      <w:r>
         <w:t>Exercise 4. Write the function (level 3)</w:t>
       </w:r>
     </w:p>
@@ -5841,6 +5924,548 @@
           <w:i w:val="0"/>
         </w:rPr>
         <w:t xml:space="preserve"> passed in.</w:t>
+      </w:r>
+    </w:p>
+    <w:p>
+      <w:r>
+        <w:rPr>
+          <w:b/>
+          <w:i w:val="0"/>
+        </w:rPr>
+        <w:t>What you need to know.</w:t>
+      </w:r>
+    </w:p>
+    <w:p>
+      <w:r>
+        <w:rPr>
+          <w:b/>
+          <w:i w:val="0"/>
+        </w:rPr>
+        <w:t>The pooled z-test.</w:t>
+      </w:r>
+      <w:r>
+        <w:rPr>
+          <w:b w:val="0"/>
+          <w:i w:val="0"/>
+        </w:rPr>
+        <w:t xml:space="preserve"> For two arms with </w:t>
+      </w:r>
+      <w:r>
+        <w:rPr>
+          <w:rFonts w:ascii="Consolas" w:hAnsi="Consolas" w:eastAsia="Consolas"/>
+          <w:b w:val="0"/>
+          <w:sz w:val="19"/>
+        </w:rPr>
+        <w:t>n</w:t>
+      </w:r>
+      <w:r>
+        <w:rPr>
+          <w:b w:val="0"/>
+          <w:i w:val="0"/>
+        </w:rPr>
+        <w:t xml:space="preserve"> users each and </w:t>
+      </w:r>
+      <w:r>
+        <w:rPr>
+          <w:rFonts w:ascii="Consolas" w:hAnsi="Consolas" w:eastAsia="Consolas"/>
+          <w:b w:val="0"/>
+          <w:sz w:val="19"/>
+        </w:rPr>
+        <w:t>xa</w:t>
+      </w:r>
+      <w:r>
+        <w:rPr>
+          <w:b w:val="0"/>
+          <w:i w:val="0"/>
+        </w:rPr>
+        <w:t xml:space="preserve">, </w:t>
+      </w:r>
+      <w:r>
+        <w:rPr>
+          <w:rFonts w:ascii="Consolas" w:hAnsi="Consolas" w:eastAsia="Consolas"/>
+          <w:b w:val="0"/>
+          <w:sz w:val="19"/>
+        </w:rPr>
+        <w:t>xb</w:t>
+      </w:r>
+      <w:r>
+        <w:rPr>
+          <w:b w:val="0"/>
+          <w:i w:val="0"/>
+        </w:rPr>
+        <w:t xml:space="preserve"> conversions: pooled rate </w:t>
+      </w:r>
+      <w:r>
+        <w:rPr>
+          <w:rFonts w:ascii="Consolas" w:hAnsi="Consolas" w:eastAsia="Consolas"/>
+          <w:b w:val="0"/>
+          <w:sz w:val="19"/>
+        </w:rPr>
+        <w:t>p = (xa + xb) / (2 * n)</w:t>
+      </w:r>
+      <w:r>
+        <w:rPr>
+          <w:b w:val="0"/>
+          <w:i w:val="0"/>
+        </w:rPr>
+        <w:t xml:space="preserve">, standard error </w:t>
+      </w:r>
+      <w:r>
+        <w:rPr>
+          <w:rFonts w:ascii="Consolas" w:hAnsi="Consolas" w:eastAsia="Consolas"/>
+          <w:b w:val="0"/>
+          <w:sz w:val="19"/>
+        </w:rPr>
+        <w:t>se = sqrt(p * (1 - p) * 2 / n)</w:t>
+      </w:r>
+      <w:r>
+        <w:rPr>
+          <w:b w:val="0"/>
+          <w:i w:val="0"/>
+        </w:rPr>
+        <w:t xml:space="preserve">, and </w:t>
+      </w:r>
+      <w:r>
+        <w:rPr>
+          <w:rFonts w:ascii="Consolas" w:hAnsi="Consolas" w:eastAsia="Consolas"/>
+          <w:b w:val="0"/>
+          <w:sz w:val="19"/>
+        </w:rPr>
+        <w:t>z = (xb / n - xa / n) / se</w:t>
+      </w:r>
+      <w:r>
+        <w:rPr>
+          <w:b w:val="0"/>
+          <w:i w:val="0"/>
+        </w:rPr>
+        <w:t>.</w:t>
+      </w:r>
+    </w:p>
+    <w:p>
+      <w:r>
+        <w:rPr>
+          <w:b/>
+          <w:i w:val="0"/>
+        </w:rPr>
+        <w:t>NumPy tools.</w:t>
+      </w:r>
+      <w:r>
+        <w:rPr>
+          <w:b w:val="0"/>
+          <w:i w:val="0"/>
+        </w:rPr>
+        <w:t xml:space="preserve"> These work on whole arrays, with one simulation per row:</w:t>
+      </w:r>
+    </w:p>
+    <w:tbl>
+      <w:tblPr>
+        <w:tblW w:type="auto" w:w="0"/>
+        <w:jc w:val="left"/>
+        <w:tblLook w:firstColumn="1" w:firstRow="1" w:lastColumn="0" w:lastRow="0" w:noHBand="0" w:noVBand="1" w:val="04A0"/>
+      </w:tblPr>
+      <w:tblGrid>
+        <w:gridCol w:w="8221"/>
+      </w:tblGrid>
+      <w:tr>
+        <w:tc>
+          <w:tcPr>
+            <w:tcW w:type="dxa" w:w="8221"/>
+            <w:shd w:val="clear" w:color="auto" w:fill="F2F4F7"/>
+          </w:tcPr>
+          <w:p>
+            <w:pPr>
+              <w:spacing w:before="0" w:after="0" w:line="240" w:lineRule="auto"/>
+              <w:ind w:left="567" w:hanging="567"/>
+            </w:pPr>
+            <w:r>
+              <w:rPr>
+                <w:rFonts w:ascii="Consolas" w:hAnsi="Consolas" w:eastAsia="Consolas"/>
+                <w:b w:val="0"/>
+                <w:color w:val="5B6875"/>
+                <w:sz w:val="16"/>
+              </w:rPr>
+              <w:t xml:space="preserve">   1  </w:t>
+            </w:r>
+            <w:r>
+              <w:rPr>
+                <w:rFonts w:ascii="Consolas" w:hAnsi="Consolas" w:eastAsia="Consolas"/>
+                <w:b w:val="0"/>
+                <w:sz w:val="16"/>
+              </w:rPr>
+              <w:t># True/False draws, shape (2, 6)</w:t>
+            </w:r>
+          </w:p>
+          <w:p>
+            <w:pPr>
+              <w:spacing w:before="0" w:after="0" w:line="240" w:lineRule="auto"/>
+              <w:ind w:left="567" w:hanging="567"/>
+            </w:pPr>
+            <w:r>
+              <w:rPr>
+                <w:rFonts w:ascii="Consolas" w:hAnsi="Consolas" w:eastAsia="Consolas"/>
+                <w:b w:val="0"/>
+                <w:color w:val="5B6875"/>
+                <w:sz w:val="16"/>
+              </w:rPr>
+              <w:t xml:space="preserve">   2  </w:t>
+            </w:r>
+            <w:r>
+              <w:rPr>
+                <w:rFonts w:ascii="Consolas" w:hAnsi="Consolas" w:eastAsia="Consolas"/>
+                <w:b w:val="0"/>
+                <w:sz w:val="16"/>
+              </w:rPr>
+              <w:t>hits = rng.random((2, 6)) &lt; 0.5</w:t>
+            </w:r>
+          </w:p>
+          <w:p>
+            <w:pPr>
+              <w:spacing w:before="0" w:after="0" w:line="240" w:lineRule="auto"/>
+              <w:ind w:left="567" w:hanging="567"/>
+            </w:pPr>
+            <w:r>
+              <w:rPr>
+                <w:rFonts w:ascii="Consolas" w:hAnsi="Consolas" w:eastAsia="Consolas"/>
+                <w:b w:val="0"/>
+                <w:color w:val="5B6875"/>
+                <w:sz w:val="16"/>
+              </w:rPr>
+              <w:t xml:space="preserve">   3  </w:t>
+            </w:r>
+            <w:r>
+              <w:rPr>
+                <w:rFonts w:ascii="Consolas" w:hAnsi="Consolas" w:eastAsia="Consolas"/>
+                <w:b w:val="0"/>
+                <w:sz w:val="16"/>
+              </w:rPr>
+              <w:t># Running totals along each row</w:t>
+            </w:r>
+          </w:p>
+          <w:p>
+            <w:pPr>
+              <w:spacing w:before="0" w:after="0" w:line="240" w:lineRule="auto"/>
+              <w:ind w:left="567" w:hanging="567"/>
+            </w:pPr>
+            <w:r>
+              <w:rPr>
+                <w:rFonts w:ascii="Consolas" w:hAnsi="Consolas" w:eastAsia="Consolas"/>
+                <w:b w:val="0"/>
+                <w:color w:val="5B6875"/>
+                <w:sz w:val="16"/>
+              </w:rPr>
+              <w:t xml:space="preserve">   4  </w:t>
+            </w:r>
+            <w:r>
+              <w:rPr>
+                <w:rFonts w:ascii="Consolas" w:hAnsi="Consolas" w:eastAsia="Consolas"/>
+                <w:b w:val="0"/>
+                <w:sz w:val="16"/>
+              </w:rPr>
+              <w:t>runs = hits.cumsum(axis=1)</w:t>
+            </w:r>
+          </w:p>
+          <w:p>
+            <w:pPr>
+              <w:spacing w:before="0" w:after="0" w:line="240" w:lineRule="auto"/>
+              <w:ind w:left="567" w:hanging="567"/>
+            </w:pPr>
+            <w:r>
+              <w:rPr>
+                <w:rFonts w:ascii="Consolas" w:hAnsi="Consolas" w:eastAsia="Consolas"/>
+                <w:b w:val="0"/>
+                <w:color w:val="5B6875"/>
+                <w:sz w:val="16"/>
+              </w:rPr>
+              <w:t xml:space="preserve">   5  </w:t>
+            </w:r>
+            <w:r>
+              <w:rPr>
+                <w:rFonts w:ascii="Consolas" w:hAnsi="Consolas" w:eastAsia="Consolas"/>
+                <w:b w:val="0"/>
+                <w:sz w:val="16"/>
+              </w:rPr>
+              <w:t># [1 3 5]: positions 2, 4 and 6</w:t>
+            </w:r>
+          </w:p>
+          <w:p>
+            <w:pPr>
+              <w:spacing w:before="0" w:after="0" w:line="240" w:lineRule="auto"/>
+              <w:ind w:left="567" w:hanging="567"/>
+            </w:pPr>
+            <w:r>
+              <w:rPr>
+                <w:rFonts w:ascii="Consolas" w:hAnsi="Consolas" w:eastAsia="Consolas"/>
+                <w:b w:val="0"/>
+                <w:color w:val="5B6875"/>
+                <w:sz w:val="16"/>
+              </w:rPr>
+              <w:t xml:space="preserve">   6  </w:t>
+            </w:r>
+            <w:r>
+              <w:rPr>
+                <w:rFonts w:ascii="Consolas" w:hAnsi="Consolas" w:eastAsia="Consolas"/>
+                <w:b w:val="0"/>
+                <w:sz w:val="16"/>
+              </w:rPr>
+              <w:t>idx = np.arange(1, 4) * 2 - 1</w:t>
+            </w:r>
+          </w:p>
+          <w:p>
+            <w:pPr>
+              <w:spacing w:before="0" w:after="0" w:line="240" w:lineRule="auto"/>
+              <w:ind w:left="567" w:hanging="567"/>
+            </w:pPr>
+            <w:r>
+              <w:rPr>
+                <w:rFonts w:ascii="Consolas" w:hAnsi="Consolas" w:eastAsia="Consolas"/>
+                <w:b w:val="0"/>
+                <w:color w:val="5B6875"/>
+                <w:sz w:val="16"/>
+              </w:rPr>
+              <w:t xml:space="preserve">   7  </w:t>
+            </w:r>
+            <w:r>
+              <w:rPr>
+                <w:rFonts w:ascii="Consolas" w:hAnsi="Consolas" w:eastAsia="Consolas"/>
+                <w:b w:val="0"/>
+                <w:sz w:val="16"/>
+              </w:rPr>
+              <w:t># Those columns from every row</w:t>
+            </w:r>
+          </w:p>
+          <w:p>
+            <w:pPr>
+              <w:spacing w:before="0" w:after="0" w:line="240" w:lineRule="auto"/>
+              <w:ind w:left="567" w:hanging="567"/>
+            </w:pPr>
+            <w:r>
+              <w:rPr>
+                <w:rFonts w:ascii="Consolas" w:hAnsi="Consolas" w:eastAsia="Consolas"/>
+                <w:b w:val="0"/>
+                <w:color w:val="5B6875"/>
+                <w:sz w:val="16"/>
+              </w:rPr>
+              <w:t xml:space="preserve">   8  </w:t>
+            </w:r>
+            <w:r>
+              <w:rPr>
+                <w:rFonts w:ascii="Consolas" w:hAnsi="Consolas" w:eastAsia="Consolas"/>
+                <w:b w:val="0"/>
+                <w:sz w:val="16"/>
+              </w:rPr>
+              <w:t>runs[:, idx]</w:t>
+            </w:r>
+          </w:p>
+          <w:p>
+            <w:pPr>
+              <w:spacing w:before="0" w:after="0" w:line="240" w:lineRule="auto"/>
+              <w:ind w:left="567" w:hanging="567"/>
+            </w:pPr>
+            <w:r>
+              <w:rPr>
+                <w:rFonts w:ascii="Consolas" w:hAnsi="Consolas" w:eastAsia="Consolas"/>
+                <w:b w:val="0"/>
+                <w:color w:val="5B6875"/>
+                <w:sz w:val="16"/>
+              </w:rPr>
+              <w:t xml:space="preserve">   9  </w:t>
+            </w:r>
+            <w:r>
+              <w:rPr>
+                <w:rFonts w:ascii="Consolas" w:hAnsi="Consolas" w:eastAsia="Consolas"/>
+                <w:b w:val="0"/>
+                <w:sz w:val="16"/>
+              </w:rPr>
+              <w:t xml:space="preserve"> </w:t>
+            </w:r>
+          </w:p>
+          <w:p>
+            <w:pPr>
+              <w:spacing w:before="0" w:after="0" w:line="240" w:lineRule="auto"/>
+              <w:ind w:left="567" w:hanging="567"/>
+            </w:pPr>
+            <w:r>
+              <w:rPr>
+                <w:rFonts w:ascii="Consolas" w:hAnsi="Consolas" w:eastAsia="Consolas"/>
+                <w:b w:val="0"/>
+                <w:color w:val="5B6875"/>
+                <w:sz w:val="16"/>
+              </w:rPr>
+              <w:t xml:space="preserve">  10  </w:t>
+            </w:r>
+            <w:r>
+              <w:rPr>
+                <w:rFonts w:ascii="Consolas" w:hAnsi="Consolas" w:eastAsia="Consolas"/>
+                <w:b w:val="0"/>
+                <w:sz w:val="16"/>
+              </w:rPr>
+              <w:t># Divide only where y &gt; 0, else 0: [0.5 0. ]</w:t>
+            </w:r>
+          </w:p>
+          <w:p>
+            <w:pPr>
+              <w:spacing w:before="0" w:after="0" w:line="240" w:lineRule="auto"/>
+              <w:ind w:left="567" w:hanging="567"/>
+            </w:pPr>
+            <w:r>
+              <w:rPr>
+                <w:rFonts w:ascii="Consolas" w:hAnsi="Consolas" w:eastAsia="Consolas"/>
+                <w:b w:val="0"/>
+                <w:color w:val="5B6875"/>
+                <w:sz w:val="16"/>
+              </w:rPr>
+              <w:t xml:space="preserve">  11  </w:t>
+            </w:r>
+            <w:r>
+              <w:rPr>
+                <w:rFonts w:ascii="Consolas" w:hAnsi="Consolas" w:eastAsia="Consolas"/>
+                <w:b w:val="0"/>
+                <w:sz w:val="16"/>
+              </w:rPr>
+              <w:t>x, y = np.array([1.0, 2.0]), np.array([2.0, 0.0])</w:t>
+            </w:r>
+          </w:p>
+          <w:p>
+            <w:pPr>
+              <w:spacing w:before="0" w:after="0" w:line="240" w:lineRule="auto"/>
+              <w:ind w:left="567" w:hanging="567"/>
+            </w:pPr>
+            <w:r>
+              <w:rPr>
+                <w:rFonts w:ascii="Consolas" w:hAnsi="Consolas" w:eastAsia="Consolas"/>
+                <w:b w:val="0"/>
+                <w:color w:val="5B6875"/>
+                <w:sz w:val="16"/>
+              </w:rPr>
+              <w:t xml:space="preserve">  12  </w:t>
+            </w:r>
+            <w:r>
+              <w:rPr>
+                <w:rFonts w:ascii="Consolas" w:hAnsi="Consolas" w:eastAsia="Consolas"/>
+                <w:b w:val="0"/>
+                <w:sz w:val="16"/>
+              </w:rPr>
+              <w:t>np.divide(x, y, out=np.zeros_like(x), where=y &gt; 0)</w:t>
+            </w:r>
+          </w:p>
+          <w:p>
+            <w:pPr>
+              <w:spacing w:before="0" w:after="0" w:line="240" w:lineRule="auto"/>
+              <w:ind w:left="567" w:hanging="567"/>
+            </w:pPr>
+            <w:r>
+              <w:rPr>
+                <w:rFonts w:ascii="Consolas" w:hAnsi="Consolas" w:eastAsia="Consolas"/>
+                <w:b w:val="0"/>
+                <w:color w:val="5B6875"/>
+                <w:sz w:val="16"/>
+              </w:rPr>
+              <w:t xml:space="preserve">  13  </w:t>
+            </w:r>
+            <w:r>
+              <w:rPr>
+                <w:rFonts w:ascii="Consolas" w:hAnsi="Consolas" w:eastAsia="Consolas"/>
+                <w:b w:val="0"/>
+                <w:sz w:val="16"/>
+              </w:rPr>
+              <w:t xml:space="preserve"> </w:t>
+            </w:r>
+          </w:p>
+          <w:p>
+            <w:pPr>
+              <w:spacing w:before="0" w:after="0" w:line="240" w:lineRule="auto"/>
+              <w:ind w:left="567" w:hanging="567"/>
+            </w:pPr>
+            <w:r>
+              <w:rPr>
+                <w:rFonts w:ascii="Consolas" w:hAnsi="Consolas" w:eastAsia="Consolas"/>
+                <w:b w:val="0"/>
+                <w:color w:val="5B6875"/>
+                <w:sz w:val="16"/>
+              </w:rPr>
+              <w:t xml:space="preserve">  14  </w:t>
+            </w:r>
+            <w:r>
+              <w:rPr>
+                <w:rFonts w:ascii="Consolas" w:hAnsi="Consolas" w:eastAsia="Consolas"/>
+                <w:b w:val="0"/>
+                <w:sz w:val="16"/>
+              </w:rPr>
+              <w:t># Share of rows with any True: 0.5</w:t>
+            </w:r>
+          </w:p>
+          <w:p>
+            <w:pPr>
+              <w:spacing w:before="0" w:after="0" w:line="240" w:lineRule="auto"/>
+              <w:ind w:left="567" w:hanging="567"/>
+            </w:pPr>
+            <w:r>
+              <w:rPr>
+                <w:rFonts w:ascii="Consolas" w:hAnsi="Consolas" w:eastAsia="Consolas"/>
+                <w:b w:val="0"/>
+                <w:color w:val="5B6875"/>
+                <w:sz w:val="16"/>
+              </w:rPr>
+              <w:t xml:space="preserve">  15  </w:t>
+            </w:r>
+            <w:r>
+              <w:rPr>
+                <w:rFonts w:ascii="Consolas" w:hAnsi="Consolas" w:eastAsia="Consolas"/>
+                <w:b w:val="0"/>
+                <w:sz w:val="16"/>
+              </w:rPr>
+              <w:t>np.array([[True, False], [False, False]]).any(axis=1).mean()</w:t>
+            </w:r>
+          </w:p>
+        </w:tc>
+      </w:tr>
+    </w:tbl>
+    <w:p/>
+    <w:p>
+      <w:r>
+        <w:rPr>
+          <w:rFonts w:ascii="Consolas" w:hAnsi="Consolas" w:eastAsia="Consolas"/>
+          <w:b w:val="0"/>
+          <w:sz w:val="19"/>
+        </w:rPr>
+        <w:t>.any(axis=1)</w:t>
+      </w:r>
+      <w:r>
+        <w:rPr>
+          <w:b w:val="0"/>
+          <w:i w:val="0"/>
+        </w:rPr>
+        <w:t xml:space="preserve"> asks "true anywhere in this row?", and </w:t>
+      </w:r>
+      <w:r>
+        <w:rPr>
+          <w:rFonts w:ascii="Consolas" w:hAnsi="Consolas" w:eastAsia="Consolas"/>
+          <w:b w:val="0"/>
+          <w:sz w:val="19"/>
+        </w:rPr>
+        <w:t>.mean()</w:t>
+      </w:r>
+      <w:r>
+        <w:rPr>
+          <w:b w:val="0"/>
+          <w:i w:val="0"/>
+        </w:rPr>
+        <w:t xml:space="preserve"> of booleans is the share of </w:t>
+      </w:r>
+      <w:r>
+        <w:rPr>
+          <w:rFonts w:ascii="Consolas" w:hAnsi="Consolas" w:eastAsia="Consolas"/>
+          <w:b w:val="0"/>
+          <w:sz w:val="19"/>
+        </w:rPr>
+        <w:t>True</w:t>
+      </w:r>
+      <w:r>
+        <w:rPr>
+          <w:b w:val="0"/>
+          <w:i w:val="0"/>
+        </w:rPr>
+        <w:t>.</w:t>
       </w:r>
     </w:p>
     <w:p>

--- a/site/downloads/handbook-B9.docx
+++ b/site/downloads/handbook-B9.docx
@@ -7083,6 +7083,15 @@
           <w:i w:val="0"/>
         </w:rPr>
         <w:t>☐ Tests cover edge cases, including empty inputs and zeros.</w:t>
+      </w:r>
+    </w:p>
+    <w:p>
+      <w:r>
+        <w:rPr>
+          <w:b w:val="0"/>
+          <w:i w:val="0"/>
+        </w:rPr>
+        <w:t>☐ Tests use fixtures and parametrize, compare numbers with stated tolerances, isolate I/O, and run with coverage in CI.</w:t>
       </w:r>
     </w:p>
     <w:p>
